--- a/proyecto_guillermo/tarea3AD2024-main/tarea3AD2024/docu/documentacion.docx
+++ b/proyecto_guillermo/tarea3AD2024-main/tarea3AD2024/docu/documentacion.docx
@@ -1310,7 +1310,7 @@
           <w:lang w:eastAsia="es-VE"/>
         </w:rPr>
         <w:drawing>
-          <wp:inline distT="0" distB="0" distL="0" distR="0" wp14:anchorId="64D130A7" wp14:editId="3D61D3A1">
+          <wp:inline distT="0" distB="0" distL="0" distR="0" wp14:anchorId="64D130A7" wp14:editId="4E399E18">
             <wp:extent cx="7556500" cy="10599420"/>
             <wp:effectExtent l="0" t="0" r="6350" b="0"/>
             <wp:docPr id="2" name="Imagen 2" descr="D:\servicios forobeta posts\diseño grafico\CLIENTES\Feelmusic - 05.11.18\archivos\11\11.jpg"/>
@@ -6465,27 +6465,14 @@
       <w:r>
         <w:t xml:space="preserve">Figura </w:t>
       </w:r>
-      <w:r>
-        <w:fldChar w:fldCharType="begin"/>
-      </w:r>
-      <w:r>
-        <w:instrText xml:space="preserve"> SEQ Figura \* ARABIC </w:instrText>
-      </w:r>
-      <w:r>
-        <w:fldChar w:fldCharType="separate"/>
-      </w:r>
-      <w:r>
-        <w:rPr>
-          <w:noProof/>
-        </w:rPr>
-        <w:t>1</w:t>
-      </w:r>
-      <w:r>
-        <w:rPr>
-          <w:noProof/>
-        </w:rPr>
-        <w:fldChar w:fldCharType="end"/>
-      </w:r>
+      <w:fldSimple w:instr=" SEQ Figura \* ARABIC ">
+        <w:r>
+          <w:rPr>
+            <w:noProof/>
+          </w:rPr>
+          <w:t>1</w:t>
+        </w:r>
+      </w:fldSimple>
       <w:r>
         <w:t xml:space="preserve"> Diagrama de Casos de Uso</w:t>
       </w:r>
@@ -9478,27 +9465,14 @@
       <w:r>
         <w:t xml:space="preserve">Figura </w:t>
       </w:r>
-      <w:r>
-        <w:fldChar w:fldCharType="begin"/>
-      </w:r>
-      <w:r>
-        <w:instrText xml:space="preserve"> SEQ Figura \* ARABIC </w:instrText>
-      </w:r>
-      <w:r>
-        <w:fldChar w:fldCharType="separate"/>
-      </w:r>
-      <w:r>
-        <w:rPr>
-          <w:noProof/>
-        </w:rPr>
-        <w:t>2</w:t>
-      </w:r>
-      <w:r>
-        <w:rPr>
-          <w:noProof/>
-        </w:rPr>
-        <w:fldChar w:fldCharType="end"/>
-      </w:r>
+      <w:fldSimple w:instr=" SEQ Figura \* ARABIC ">
+        <w:r>
+          <w:rPr>
+            <w:noProof/>
+          </w:rPr>
+          <w:t>2</w:t>
+        </w:r>
+      </w:fldSimple>
       <w:r>
         <w:t xml:space="preserve"> Diagrama</w:t>
       </w:r>
@@ -9541,9 +9515,9 @@
           <w:noProof/>
         </w:rPr>
         <w:drawing>
-          <wp:inline distT="0" distB="0" distL="0" distR="0" wp14:anchorId="61E30BFD" wp14:editId="4CF6EB09">
-            <wp:extent cx="6756353" cy="5334000"/>
-            <wp:effectExtent l="0" t="0" r="6985" b="0"/>
+          <wp:inline distT="0" distB="0" distL="0" distR="0" wp14:anchorId="61E30BFD" wp14:editId="04D9AE59">
+            <wp:extent cx="6755765" cy="5212885"/>
+            <wp:effectExtent l="0" t="0" r="6985" b="6985"/>
             <wp:docPr id="1200751567" name="Imagen 15" descr="Imagen en blanco y negro&#10;&#10;El contenido generado por IA puede ser incorrecto."/>
             <wp:cNvGraphicFramePr>
               <a:graphicFrameLocks xmlns:a="http://schemas.openxmlformats.org/drawingml/2006/main" noChangeAspect="1"/>
@@ -9557,7 +9531,7 @@
                       <a:picLocks noChangeAspect="1" noChangeArrowheads="1"/>
                     </pic:cNvPicPr>
                   </pic:nvPicPr>
-                  <pic:blipFill>
+                  <pic:blipFill rotWithShape="1">
                     <a:blip r:embed="rId17">
                       <a:extLst>
                         <a:ext uri="{28A0092B-C50C-407E-A947-70E740481C1C}">
@@ -9565,7 +9539,7 @@
                         </a:ext>
                       </a:extLst>
                     </a:blip>
-                    <a:srcRect/>
+                    <a:srcRect t="2262"/>
                     <a:stretch>
                       <a:fillRect/>
                     </a:stretch>
@@ -9573,7 +9547,7 @@
                   <pic:spPr bwMode="auto">
                     <a:xfrm>
                       <a:off x="0" y="0"/>
-                      <a:ext cx="6774857" cy="5348608"/>
+                      <a:ext cx="6774857" cy="5227617"/>
                     </a:xfrm>
                     <a:prstGeom prst="rect">
                       <a:avLst/>
@@ -9582,6 +9556,11 @@
                     <a:ln>
                       <a:noFill/>
                     </a:ln>
+                    <a:extLst>
+                      <a:ext uri="{53640926-AAD7-44D8-BBD7-CCE9431645EC}">
+                        <a14:shadowObscured xmlns:a14="http://schemas.microsoft.com/office/drawing/2010/main"/>
+                      </a:ext>
+                    </a:extLst>
                   </pic:spPr>
                 </pic:pic>
               </a:graphicData>
@@ -9599,27 +9578,14 @@
       <w:r>
         <w:t xml:space="preserve">Figura </w:t>
       </w:r>
-      <w:r>
-        <w:fldChar w:fldCharType="begin"/>
-      </w:r>
-      <w:r>
-        <w:instrText xml:space="preserve"> SEQ Figura \* ARABIC </w:instrText>
-      </w:r>
-      <w:r>
-        <w:fldChar w:fldCharType="separate"/>
-      </w:r>
-      <w:r>
-        <w:rPr>
-          <w:noProof/>
-        </w:rPr>
-        <w:t>3</w:t>
-      </w:r>
-      <w:r>
-        <w:rPr>
-          <w:noProof/>
-        </w:rPr>
-        <w:fldChar w:fldCharType="end"/>
-      </w:r>
+      <w:fldSimple w:instr=" SEQ Figura \* ARABIC ">
+        <w:r>
+          <w:rPr>
+            <w:noProof/>
+          </w:rPr>
+          <w:t>3</w:t>
+        </w:r>
+      </w:fldSimple>
       <w:r>
         <w:t xml:space="preserve"> Diagrama de Clases</w:t>
       </w:r>
@@ -9629,6 +9595,13 @@
       <w:pPr>
         <w:pStyle w:val="Descripcin"/>
         <w:jc w:val="center"/>
+        <w:rPr>
+          <w:u w:val="single"/>
+        </w:rPr>
+      </w:pPr>
+    </w:p>
+    <w:p>
+      <w:pPr>
         <w:rPr>
           <w:u w:val="single"/>
         </w:rPr>
@@ -9641,7 +9614,6 @@
     <w:p/>
     <w:p/>
     <w:p/>
-    <w:p/>
     <w:p>
       <w:pPr>
         <w:pStyle w:val="Ttulo2"/>
@@ -9683,6 +9655,9 @@
     </w:p>
     <w:p>
       <w:r>
+        <w:rPr>
+          <w:noProof/>
+        </w:rPr>
         <w:drawing>
           <wp:inline distT="0" distB="0" distL="0" distR="0" wp14:anchorId="69020D3C" wp14:editId="721DC291">
             <wp:extent cx="3042563" cy="4579620"/>
@@ -9720,6 +9695,9 @@
         </w:drawing>
       </w:r>
       <w:r>
+        <w:rPr>
+          <w:noProof/>
+        </w:rPr>
         <w:drawing>
           <wp:inline distT="0" distB="0" distL="0" distR="0" wp14:anchorId="5B518B0C" wp14:editId="6D9DB1E1">
             <wp:extent cx="3047896" cy="4482465"/>
@@ -9759,6 +9737,9 @@
     </w:p>
     <w:p>
       <w:r>
+        <w:rPr>
+          <w:noProof/>
+        </w:rPr>
         <w:lastRenderedPageBreak/>
         <w:drawing>
           <wp:inline distT="0" distB="0" distL="0" distR="0" wp14:anchorId="364C0EEB" wp14:editId="698C9DB4">
@@ -9797,6 +9778,9 @@
         </w:drawing>
       </w:r>
       <w:r>
+        <w:rPr>
+          <w:noProof/>
+        </w:rPr>
         <w:drawing>
           <wp:inline distT="0" distB="0" distL="0" distR="0" wp14:anchorId="79FCD537" wp14:editId="4ECEB1D0">
             <wp:extent cx="2872740" cy="4259007"/>
@@ -9836,6 +9820,9 @@
     </w:p>
     <w:p>
       <w:r>
+        <w:rPr>
+          <w:noProof/>
+        </w:rPr>
         <w:drawing>
           <wp:inline distT="0" distB="0" distL="0" distR="0" wp14:anchorId="523FC557" wp14:editId="2A5D481C">
             <wp:extent cx="3018960" cy="4564380"/>
@@ -9900,6 +9887,7 @@
         <w:rPr>
           <w:b/>
           <w:bCs/>
+          <w:noProof/>
         </w:rPr>
         <w:drawing>
           <wp:inline distT="0" distB="0" distL="0" distR="0" wp14:anchorId="614CD722" wp14:editId="7F178F27">
@@ -9949,6 +9937,7 @@
         <w:rPr>
           <w:b/>
           <w:bCs/>
+          <w:noProof/>
         </w:rPr>
         <w:drawing>
           <wp:inline distT="0" distB="0" distL="0" distR="0" wp14:anchorId="79540367" wp14:editId="7A01A024">
@@ -9998,6 +9987,7 @@
         <w:rPr>
           <w:b/>
           <w:bCs/>
+          <w:noProof/>
         </w:rPr>
         <w:lastRenderedPageBreak/>
         <w:drawing>
@@ -10041,6 +10031,7 @@
     <w:p>
       <w:r>
         <w:rPr>
+          <w:noProof/>
           <w:u w:val="single"/>
         </w:rPr>
         <w:drawing>
@@ -10082,6 +10073,9 @@
     </w:p>
     <w:p>
       <w:r>
+        <w:rPr>
+          <w:noProof/>
+        </w:rPr>
         <w:lastRenderedPageBreak/>
         <w:drawing>
           <wp:inline distT="0" distB="0" distL="0" distR="0" wp14:anchorId="4020CC37" wp14:editId="7505A8F1">
@@ -11730,17 +11724,6 @@
       </w:r>
       <w:r>
         <w:br/>
-      </w:r>
-      <w:proofErr w:type="spellStart"/>
-      <w:r>
-        <w:t>Cards</w:t>
-      </w:r>
-      <w:proofErr w:type="spellEnd"/>
-      <w:r>
-        <w:t>: blanco o gris muy suave</w:t>
-      </w:r>
-      <w:r>
-        <w:br/>
         <w:t>Texto principal: gris oscuro #333</w:t>
       </w:r>
       <w:r>
@@ -11764,21 +11747,7 @@
           <w:b/>
           <w:bCs/>
         </w:rPr>
-        <w:t>Tipografía</w:t>
-      </w:r>
-      <w:r>
-        <w:rPr>
-          <w:b/>
-          <w:bCs/>
-        </w:rPr>
-        <w:t xml:space="preserve"> </w:t>
-      </w:r>
-      <w:r>
-        <w:rPr>
-          <w:b/>
-          <w:bCs/>
-        </w:rPr>
-        <w:t>principal:</w:t>
+        <w:t>Tipografía principal:</w:t>
       </w:r>
     </w:p>
     <w:p>
@@ -11806,21 +11775,45 @@
           <w:b/>
           <w:bCs/>
         </w:rPr>
-        <w:t> </w:t>
-      </w:r>
-      <w:r>
+        <w:t xml:space="preserve"> Tipografía auxiliar: </w:t>
+      </w:r>
+    </w:p>
+    <w:p>
+      <w:pPr>
         <w:rPr>
           <w:b/>
           <w:bCs/>
         </w:rPr>
-        <w:t>Tipografía</w:t>
+      </w:pPr>
+      <w:r>
+        <w:t>Arial</w:t>
+      </w:r>
+    </w:p>
+    <w:p>
+      <w:r>
+        <w:br/>
       </w:r>
       <w:r>
         <w:rPr>
           <w:b/>
           <w:bCs/>
         </w:rPr>
-        <w:t xml:space="preserve"> auxiliar: </w:t>
+        <w:t>Iconografía</w:t>
+      </w:r>
+      <w:r>
+        <w:t>:</w:t>
+      </w:r>
+      <w:r>
+        <w:br/>
+        <w:t>Línea simple</w:t>
+      </w:r>
+      <w:r>
+        <w:br/>
+        <w:t>Grosor fino</w:t>
+      </w:r>
+      <w:r>
+        <w:br/>
+        <w:t>Blanco sobre morado</w:t>
       </w:r>
     </w:p>
     <w:p>
@@ -11828,38 +11821,480 @@
         <w:rPr>
           <w:b/>
           <w:bCs/>
-        </w:rPr>
-      </w:pPr>
-      <w:r>
-        <w:t>Arial</w:t>
-      </w:r>
+          <w:sz w:val="32"/>
+          <w:szCs w:val="32"/>
+        </w:rPr>
+      </w:pPr>
     </w:p>
     <w:p>
-      <w:r>
-        <w:br/>
-      </w:r>
-      <w:r>
+      <w:pPr>
         <w:rPr>
           <w:b/>
           <w:bCs/>
-        </w:rPr>
-        <w:t>Iconografía</w:t>
-      </w:r>
-      <w:r>
-        <w:t>:</w:t>
-      </w:r>
-      <w:r>
-        <w:br/>
-        <w:t>Línea simple</w:t>
-      </w:r>
-      <w:r>
-        <w:br/>
-        <w:t>Grosor fino</w:t>
-      </w:r>
-      <w:r>
-        <w:br/>
-        <w:t>Blanco sobre morado</w:t>
-      </w:r>
+          <w:sz w:val="32"/>
+          <w:szCs w:val="32"/>
+        </w:rPr>
+      </w:pPr>
+      <w:r>
+        <w:rPr>
+          <w:b/>
+          <w:bCs/>
+          <w:sz w:val="32"/>
+          <w:szCs w:val="32"/>
+        </w:rPr>
+        <w:t>Sistema de Colores</w:t>
+      </w:r>
+    </w:p>
+    <w:p>
+      <w:pPr>
+        <w:rPr>
+          <w:b/>
+          <w:bCs/>
+          <w:sz w:val="32"/>
+          <w:szCs w:val="32"/>
+        </w:rPr>
+      </w:pPr>
+      <w:r>
+        <w:rPr>
+          <w:b/>
+          <w:bCs/>
+          <w:sz w:val="32"/>
+          <w:szCs w:val="32"/>
+        </w:rPr>
+        <w:drawing>
+          <wp:inline distT="0" distB="0" distL="0" distR="0" wp14:anchorId="1F832D36" wp14:editId="7071948C">
+            <wp:extent cx="2730500" cy="2305050"/>
+            <wp:effectExtent l="0" t="0" r="0" b="0"/>
+            <wp:docPr id="1614379129" name="Imagen 1"/>
+            <wp:cNvGraphicFramePr>
+              <a:graphicFrameLocks xmlns:a="http://schemas.openxmlformats.org/drawingml/2006/main" noChangeAspect="1"/>
+            </wp:cNvGraphicFramePr>
+            <a:graphic xmlns:a="http://schemas.openxmlformats.org/drawingml/2006/main">
+              <a:graphicData uri="http://schemas.openxmlformats.org/drawingml/2006/picture">
+                <pic:pic xmlns:pic="http://schemas.openxmlformats.org/drawingml/2006/picture">
+                  <pic:nvPicPr>
+                    <pic:cNvPr id="1614379129" name=""/>
+                    <pic:cNvPicPr/>
+                  </pic:nvPicPr>
+                  <pic:blipFill rotWithShape="1">
+                    <a:blip r:embed="rId30"/>
+                    <a:srcRect t="57889"/>
+                    <a:stretch>
+                      <a:fillRect/>
+                    </a:stretch>
+                  </pic:blipFill>
+                  <pic:spPr bwMode="auto">
+                    <a:xfrm>
+                      <a:off x="0" y="0"/>
+                      <a:ext cx="2730500" cy="2305050"/>
+                    </a:xfrm>
+                    <a:prstGeom prst="rect">
+                      <a:avLst/>
+                    </a:prstGeom>
+                    <a:ln>
+                      <a:noFill/>
+                    </a:ln>
+                    <a:extLst>
+                      <a:ext uri="{53640926-AAD7-44D8-BBD7-CCE9431645EC}">
+                        <a14:shadowObscured xmlns:a14="http://schemas.microsoft.com/office/drawing/2010/main"/>
+                      </a:ext>
+                    </a:extLst>
+                  </pic:spPr>
+                </pic:pic>
+              </a:graphicData>
+            </a:graphic>
+          </wp:inline>
+        </w:drawing>
+      </w:r>
+      <w:r>
+        <w:rPr>
+          <w:b/>
+          <w:bCs/>
+          <w:sz w:val="32"/>
+          <w:szCs w:val="32"/>
+        </w:rPr>
+        <w:drawing>
+          <wp:inline distT="0" distB="0" distL="0" distR="0" wp14:anchorId="7816AE08" wp14:editId="3DAE9963">
+            <wp:extent cx="2635250" cy="2305050"/>
+            <wp:effectExtent l="0" t="0" r="0" b="0"/>
+            <wp:docPr id="1995969446" name="Imagen 1"/>
+            <wp:cNvGraphicFramePr>
+              <a:graphicFrameLocks xmlns:a="http://schemas.openxmlformats.org/drawingml/2006/main" noChangeAspect="1"/>
+            </wp:cNvGraphicFramePr>
+            <a:graphic xmlns:a="http://schemas.openxmlformats.org/drawingml/2006/main">
+              <a:graphicData uri="http://schemas.openxmlformats.org/drawingml/2006/picture">
+                <pic:pic xmlns:pic="http://schemas.openxmlformats.org/drawingml/2006/picture">
+                  <pic:nvPicPr>
+                    <pic:cNvPr id="1995969446" name=""/>
+                    <pic:cNvPicPr/>
+                  </pic:nvPicPr>
+                  <pic:blipFill rotWithShape="1">
+                    <a:blip r:embed="rId31"/>
+                    <a:srcRect t="32402"/>
+                    <a:stretch>
+                      <a:fillRect/>
+                    </a:stretch>
+                  </pic:blipFill>
+                  <pic:spPr bwMode="auto">
+                    <a:xfrm>
+                      <a:off x="0" y="0"/>
+                      <a:ext cx="2635385" cy="2305168"/>
+                    </a:xfrm>
+                    <a:prstGeom prst="rect">
+                      <a:avLst/>
+                    </a:prstGeom>
+                    <a:ln>
+                      <a:noFill/>
+                    </a:ln>
+                    <a:extLst>
+                      <a:ext uri="{53640926-AAD7-44D8-BBD7-CCE9431645EC}">
+                        <a14:shadowObscured xmlns:a14="http://schemas.microsoft.com/office/drawing/2010/main"/>
+                      </a:ext>
+                    </a:extLst>
+                  </pic:spPr>
+                </pic:pic>
+              </a:graphicData>
+            </a:graphic>
+          </wp:inline>
+        </w:drawing>
+      </w:r>
+    </w:p>
+    <w:p>
+      <w:pPr>
+        <w:rPr>
+          <w:b/>
+          <w:bCs/>
+        </w:rPr>
+      </w:pPr>
+    </w:p>
+    <w:p>
+      <w:pPr>
+        <w:rPr>
+          <w:b/>
+          <w:bCs/>
+        </w:rPr>
+      </w:pPr>
+    </w:p>
+    <w:p>
+      <w:pPr>
+        <w:rPr>
+          <w:b/>
+          <w:bCs/>
+        </w:rPr>
+      </w:pPr>
+    </w:p>
+    <w:p>
+      <w:pPr>
+        <w:rPr>
+          <w:b/>
+          <w:bCs/>
+        </w:rPr>
+      </w:pPr>
+    </w:p>
+    <w:p>
+      <w:pPr>
+        <w:rPr>
+          <w:b/>
+          <w:bCs/>
+        </w:rPr>
+      </w:pPr>
+    </w:p>
+    <w:p>
+      <w:pPr>
+        <w:rPr>
+          <w:b/>
+          <w:bCs/>
+        </w:rPr>
+      </w:pPr>
+    </w:p>
+    <w:p>
+      <w:pPr>
+        <w:rPr>
+          <w:b/>
+          <w:bCs/>
+        </w:rPr>
+      </w:pPr>
+    </w:p>
+    <w:p>
+      <w:pPr>
+        <w:rPr>
+          <w:b/>
+          <w:bCs/>
+        </w:rPr>
+      </w:pPr>
+    </w:p>
+    <w:p>
+      <w:pPr>
+        <w:rPr>
+          <w:b/>
+          <w:bCs/>
+        </w:rPr>
+      </w:pPr>
+    </w:p>
+    <w:p>
+      <w:pPr>
+        <w:rPr>
+          <w:b/>
+          <w:bCs/>
+          <w:sz w:val="32"/>
+          <w:szCs w:val="32"/>
+        </w:rPr>
+      </w:pPr>
+      <w:proofErr w:type="spellStart"/>
+      <w:r>
+        <w:rPr>
+          <w:b/>
+          <w:bCs/>
+          <w:sz w:val="32"/>
+          <w:szCs w:val="32"/>
+        </w:rPr>
+        <w:t>Layouts</w:t>
+      </w:r>
+      <w:proofErr w:type="spellEnd"/>
+    </w:p>
+    <w:p>
+      <w:pPr>
+        <w:rPr>
+          <w:b/>
+          <w:bCs/>
+          <w:sz w:val="32"/>
+          <w:szCs w:val="32"/>
+        </w:rPr>
+      </w:pPr>
+    </w:p>
+    <w:p>
+      <w:pPr>
+        <w:rPr>
+          <w:b/>
+          <w:bCs/>
+        </w:rPr>
+      </w:pPr>
+      <w:r>
+        <w:rPr>
+          <w:b/>
+          <w:bCs/>
+        </w:rPr>
+        <w:t xml:space="preserve">Inicio de </w:t>
+      </w:r>
+      <w:proofErr w:type="spellStart"/>
+      <w:r>
+        <w:rPr>
+          <w:b/>
+          <w:bCs/>
+        </w:rPr>
+        <w:t>sesion</w:t>
+      </w:r>
+      <w:proofErr w:type="spellEnd"/>
+    </w:p>
+    <w:p>
+      <w:r>
+        <w:drawing>
+          <wp:inline distT="0" distB="0" distL="0" distR="0" wp14:anchorId="68250898" wp14:editId="0FF4EDF0">
+            <wp:extent cx="4546600" cy="3032749"/>
+            <wp:effectExtent l="0" t="0" r="6350" b="0"/>
+            <wp:docPr id="279130489" name="Imagen 1"/>
+            <wp:cNvGraphicFramePr>
+              <a:graphicFrameLocks xmlns:a="http://schemas.openxmlformats.org/drawingml/2006/main" noChangeAspect="1"/>
+            </wp:cNvGraphicFramePr>
+            <a:graphic xmlns:a="http://schemas.openxmlformats.org/drawingml/2006/main">
+              <a:graphicData uri="http://schemas.openxmlformats.org/drawingml/2006/picture">
+                <pic:pic xmlns:pic="http://schemas.openxmlformats.org/drawingml/2006/picture">
+                  <pic:nvPicPr>
+                    <pic:cNvPr id="279130489" name=""/>
+                    <pic:cNvPicPr/>
+                  </pic:nvPicPr>
+                  <pic:blipFill>
+                    <a:blip r:embed="rId32"/>
+                    <a:stretch>
+                      <a:fillRect/>
+                    </a:stretch>
+                  </pic:blipFill>
+                  <pic:spPr>
+                    <a:xfrm>
+                      <a:off x="0" y="0"/>
+                      <a:ext cx="4552944" cy="3036981"/>
+                    </a:xfrm>
+                    <a:prstGeom prst="rect">
+                      <a:avLst/>
+                    </a:prstGeom>
+                  </pic:spPr>
+                </pic:pic>
+              </a:graphicData>
+            </a:graphic>
+          </wp:inline>
+        </w:drawing>
+      </w:r>
+    </w:p>
+    <w:p>
+      <w:proofErr w:type="spellStart"/>
+      <w:r>
+        <w:t>Layout</w:t>
+      </w:r>
+      <w:proofErr w:type="spellEnd"/>
+      <w:r>
+        <w:t xml:space="preserve"> principal </w:t>
+      </w:r>
+      <w:proofErr w:type="spellStart"/>
+      <w:r>
+        <w:t>BorderPane</w:t>
+      </w:r>
+      <w:proofErr w:type="spellEnd"/>
+      <w:r>
+        <w:t xml:space="preserve">, uso de </w:t>
+      </w:r>
+      <w:proofErr w:type="spellStart"/>
+      <w:r>
+        <w:t>MenuBar</w:t>
+      </w:r>
+      <w:proofErr w:type="spellEnd"/>
+      <w:r>
+        <w:t xml:space="preserve"> con </w:t>
+      </w:r>
+      <w:proofErr w:type="spellStart"/>
+      <w:r>
+        <w:t>menuItem</w:t>
+      </w:r>
+      <w:proofErr w:type="spellEnd"/>
+      <w:r>
+        <w:t xml:space="preserve">, </w:t>
+      </w:r>
+      <w:proofErr w:type="spellStart"/>
+      <w:r>
+        <w:t>VBox</w:t>
+      </w:r>
+      <w:proofErr w:type="spellEnd"/>
+      <w:r>
+        <w:t xml:space="preserve"> de color fondo</w:t>
+      </w:r>
+      <w:r>
+        <w:t xml:space="preserve"> #5E4AE3</w:t>
+      </w:r>
+      <w:r>
+        <w:t xml:space="preserve"> con letras del Label en blanco, </w:t>
+      </w:r>
+      <w:proofErr w:type="spellStart"/>
+      <w:r>
+        <w:t>HBox</w:t>
+      </w:r>
+      <w:proofErr w:type="spellEnd"/>
+      <w:r>
+        <w:t xml:space="preserve"> con color por defecto y botón con color de </w:t>
+      </w:r>
+      <w:proofErr w:type="gramStart"/>
+      <w:r>
+        <w:t xml:space="preserve">fondo </w:t>
+      </w:r>
+      <w:r>
+        <w:t xml:space="preserve"> #</w:t>
+      </w:r>
+      <w:proofErr w:type="gramEnd"/>
+      <w:r>
+        <w:t>5E4AE3</w:t>
+      </w:r>
+    </w:p>
+    <w:p/>
+    <w:p>
+      <w:pPr>
+        <w:rPr>
+          <w:b/>
+          <w:bCs/>
+        </w:rPr>
+      </w:pPr>
+      <w:proofErr w:type="spellStart"/>
+      <w:r>
+        <w:rPr>
+          <w:b/>
+          <w:bCs/>
+        </w:rPr>
+        <w:t>Menu</w:t>
+      </w:r>
+      <w:proofErr w:type="spellEnd"/>
+      <w:r>
+        <w:rPr>
+          <w:b/>
+          <w:bCs/>
+        </w:rPr>
+        <w:t xml:space="preserve"> para cada perfil</w:t>
+      </w:r>
+    </w:p>
+    <w:p>
+      <w:r>
+        <w:drawing>
+          <wp:inline distT="0" distB="0" distL="0" distR="0" wp14:anchorId="1FAFE3A7" wp14:editId="4C6BFDD6">
+            <wp:extent cx="4368800" cy="3491182"/>
+            <wp:effectExtent l="0" t="0" r="0" b="0"/>
+            <wp:docPr id="260905770" name="Imagen 1"/>
+            <wp:cNvGraphicFramePr>
+              <a:graphicFrameLocks xmlns:a="http://schemas.openxmlformats.org/drawingml/2006/main" noChangeAspect="1"/>
+            </wp:cNvGraphicFramePr>
+            <a:graphic xmlns:a="http://schemas.openxmlformats.org/drawingml/2006/main">
+              <a:graphicData uri="http://schemas.openxmlformats.org/drawingml/2006/picture">
+                <pic:pic xmlns:pic="http://schemas.openxmlformats.org/drawingml/2006/picture">
+                  <pic:nvPicPr>
+                    <pic:cNvPr id="260905770" name=""/>
+                    <pic:cNvPicPr/>
+                  </pic:nvPicPr>
+                  <pic:blipFill>
+                    <a:blip r:embed="rId33"/>
+                    <a:stretch>
+                      <a:fillRect/>
+                    </a:stretch>
+                  </pic:blipFill>
+                  <pic:spPr>
+                    <a:xfrm>
+                      <a:off x="0" y="0"/>
+                      <a:ext cx="4373396" cy="3494855"/>
+                    </a:xfrm>
+                    <a:prstGeom prst="rect">
+                      <a:avLst/>
+                    </a:prstGeom>
+                  </pic:spPr>
+                </pic:pic>
+              </a:graphicData>
+            </a:graphic>
+          </wp:inline>
+        </w:drawing>
+      </w:r>
+    </w:p>
+    <w:p/>
+    <w:p/>
+    <w:p>
+      <w:pPr>
+        <w:rPr>
+          <w:b/>
+          <w:bCs/>
+          <w:sz w:val="32"/>
+          <w:szCs w:val="32"/>
+        </w:rPr>
+      </w:pPr>
+      <w:r>
+        <w:rPr>
+          <w:b/>
+          <w:bCs/>
+          <w:sz w:val="32"/>
+          <w:szCs w:val="32"/>
+        </w:rPr>
+        <w:t>Componentes</w:t>
+      </w:r>
+      <w:r>
+        <w:rPr>
+          <w:b/>
+          <w:bCs/>
+          <w:sz w:val="32"/>
+          <w:szCs w:val="32"/>
+        </w:rPr>
+        <w:t xml:space="preserve"> UI</w:t>
+      </w:r>
+    </w:p>
+    <w:p>
+      <w:pPr>
+        <w:rPr>
+          <w:b/>
+          <w:bCs/>
+          <w:sz w:val="32"/>
+          <w:szCs w:val="32"/>
+        </w:rPr>
+      </w:pPr>
     </w:p>
     <w:p/>
     <w:p/>
@@ -12083,7 +12518,6 @@
           <w:sz w:val="24"/>
           <w:szCs w:val="24"/>
         </w:rPr>
-        <w:lastRenderedPageBreak/>
         <w:t>Si las credenciales no son correctas, se mostrará un mensaje de error indicando que debe volver a intentarlo.</w:t>
       </w:r>
     </w:p>
@@ -12233,6 +12667,7 @@
           <w:sz w:val="24"/>
           <w:szCs w:val="24"/>
         </w:rPr>
+        <w:lastRenderedPageBreak/>
         <w:t>Gestionar estudiantes.</w:t>
       </w:r>
     </w:p>
@@ -12723,7 +13158,6 @@
           <w:sz w:val="24"/>
           <w:szCs w:val="24"/>
         </w:rPr>
-        <w:lastRenderedPageBreak/>
         <w:t>Para salir del sistema:</w:t>
       </w:r>
     </w:p>
@@ -12828,6 +13262,7 @@
       </w:pPr>
       <w:bookmarkStart w:id="71" w:name="_Toc210125406"/>
       <w:r>
+        <w:lastRenderedPageBreak/>
         <w:t>WEBGRAFÍA Y FUENTES DE INFORMACIÓN</w:t>
       </w:r>
       <w:bookmarkEnd w:id="71"/>
@@ -12843,7 +13278,7 @@
       </w:r>
     </w:p>
     <w:sectPr>
-      <w:footerReference w:type="default" r:id="rId30"/>
+      <w:footerReference w:type="default" r:id="rId34"/>
       <w:pgSz w:w="11906" w:h="16838"/>
       <w:pgMar w:top="1134" w:right="1134" w:bottom="1418" w:left="1134" w:header="709" w:footer="709" w:gutter="0"/>
       <w:pgNumType w:start="1"/>
@@ -23745,6 +24180,7 @@
   <w:style w:type="character" w:default="1" w:styleId="Fuentedeprrafopredeter">
     <w:name w:val="Default Paragraph Font"/>
     <w:uiPriority w:val="1"/>
+    <w:semiHidden/>
     <w:unhideWhenUsed/>
   </w:style>
   <w:style w:type="table" w:default="1" w:styleId="Tablanormal">

--- a/proyecto_guillermo/tarea3AD2024-main/tarea3AD2024/docu/documentacion.docx
+++ b/proyecto_guillermo/tarea3AD2024-main/tarea3AD2024/docu/documentacion.docx
@@ -274,7 +274,31 @@
                                 <w:szCs w:val="32"/>
                                 <w:lang w:val="en-US"/>
                               </w:rPr>
-                              <w:t>&lt;&lt;Mes y año&gt;&gt;</w:t>
+                              <w:t>Junio</w:t>
+                            </w:r>
+                            <w:r>
+                              <w:rPr>
+                                <w:rFonts w:eastAsia="Aptos" w:hAnsi="Aptos" w:cs="Aptos"/>
+                                <w:b/>
+                                <w:bCs/>
+                                <w:color w:val="215E99" w:themeColor="text2" w:themeTint="BF"/>
+                                <w:sz w:val="32"/>
+                                <w:szCs w:val="32"/>
+                                <w:lang w:val="en-US"/>
+                              </w:rPr>
+                              <w:t xml:space="preserve"> </w:t>
+                            </w:r>
+                            <w:r>
+                              <w:rPr>
+                                <w:rFonts w:eastAsia="Aptos" w:hAnsi="Aptos" w:cs="Aptos"/>
+                                <w:b/>
+                                <w:bCs/>
+                                <w:color w:val="215E99" w:themeColor="text2" w:themeTint="BF"/>
+                                <w:sz w:val="32"/>
+                                <w:szCs w:val="32"/>
+                                <w:lang w:val="en-US"/>
+                              </w:rPr>
+                              <w:t>2026</w:t>
                             </w:r>
                           </w:p>
                           <w:p>
@@ -560,7 +584,31 @@
                           <w:szCs w:val="32"/>
                           <w:lang w:val="en-US"/>
                         </w:rPr>
-                        <w:t>&lt;&lt;Mes y año&gt;&gt;</w:t>
+                        <w:t>Junio</w:t>
+                      </w:r>
+                      <w:r>
+                        <w:rPr>
+                          <w:rFonts w:eastAsia="Aptos" w:hAnsi="Aptos" w:cs="Aptos"/>
+                          <w:b/>
+                          <w:bCs/>
+                          <w:color w:val="215E99" w:themeColor="text2" w:themeTint="BF"/>
+                          <w:sz w:val="32"/>
+                          <w:szCs w:val="32"/>
+                          <w:lang w:val="en-US"/>
+                        </w:rPr>
+                        <w:t xml:space="preserve"> </w:t>
+                      </w:r>
+                      <w:r>
+                        <w:rPr>
+                          <w:rFonts w:eastAsia="Aptos" w:hAnsi="Aptos" w:cs="Aptos"/>
+                          <w:b/>
+                          <w:bCs/>
+                          <w:color w:val="215E99" w:themeColor="text2" w:themeTint="BF"/>
+                          <w:sz w:val="32"/>
+                          <w:szCs w:val="32"/>
+                          <w:lang w:val="en-US"/>
+                        </w:rPr>
+                        <w:t>2026</w:t>
                       </w:r>
                     </w:p>
                     <w:p>
@@ -1310,7 +1358,7 @@
           <w:lang w:eastAsia="es-VE"/>
         </w:rPr>
         <w:drawing>
-          <wp:inline distT="0" distB="0" distL="0" distR="0" wp14:anchorId="64D130A7" wp14:editId="72B34859">
+          <wp:inline distT="0" distB="0" distL="0" distR="0" wp14:anchorId="64D130A7" wp14:editId="200AA959">
             <wp:extent cx="7556500" cy="10599420"/>
             <wp:effectExtent l="0" t="0" r="6350" b="0"/>
             <wp:docPr id="2" name="Imagen 2" descr="D:\servicios forobeta posts\diseño grafico\CLIENTES\Feelmusic - 05.11.18\archivos\11\11.jpg"/>
@@ -6479,6 +6527,17 @@
       <w:bookmarkEnd w:id="14"/>
     </w:p>
     <w:p/>
+    <w:p/>
+    <w:p/>
+    <w:p/>
+    <w:p/>
+    <w:p/>
+    <w:p/>
+    <w:p/>
+    <w:p/>
+    <w:p/>
+    <w:p/>
+    <w:p/>
     <w:p>
       <w:pPr>
         <w:pStyle w:val="Ttulo2"/>
@@ -6489,6 +6548,7 @@
       </w:pPr>
       <w:bookmarkStart w:id="15" w:name="_Toc210125376"/>
       <w:r>
+        <w:lastRenderedPageBreak/>
         <w:t>DESCRIPCIÓN DE LOS ACTORES</w:t>
       </w:r>
       <w:bookmarkEnd w:id="15"/>
@@ -6663,7 +6723,6 @@
               <w:jc w:val="center"/>
             </w:pPr>
             <w:r>
-              <w:lastRenderedPageBreak/>
               <w:t>Profesorado</w:t>
             </w:r>
           </w:p>
@@ -6849,17 +6908,6 @@
         </w:rPr>
       </w:pPr>
     </w:p>
-    <w:p/>
-    <w:p/>
-    <w:p/>
-    <w:p/>
-    <w:p/>
-    <w:p/>
-    <w:p/>
-    <w:p/>
-    <w:p/>
-    <w:p/>
-    <w:p/>
     <w:p/>
     <w:p/>
     <w:p>
@@ -9659,10 +9707,10 @@
           <w:noProof/>
         </w:rPr>
         <w:drawing>
-          <wp:inline distT="0" distB="0" distL="0" distR="0" wp14:anchorId="69020D3C" wp14:editId="721DC291">
-            <wp:extent cx="3042563" cy="4579620"/>
-            <wp:effectExtent l="0" t="0" r="5715" b="0"/>
-            <wp:docPr id="1695615520" name="Imagen 1" descr="Interfaz de usuario gráfica, Aplicación, Teams&#10;&#10;El contenido generado por IA puede ser incorrecto."/>
+          <wp:inline distT="0" distB="0" distL="0" distR="0" wp14:anchorId="519CBF5A" wp14:editId="6F237510">
+            <wp:extent cx="2718552" cy="4318000"/>
+            <wp:effectExtent l="0" t="0" r="5715" b="6350"/>
+            <wp:docPr id="1155263766" name="Imagen 1"/>
             <wp:cNvGraphicFramePr>
               <a:graphicFrameLocks xmlns:a="http://schemas.openxmlformats.org/drawingml/2006/main" noChangeAspect="1"/>
             </wp:cNvGraphicFramePr>
@@ -9670,7 +9718,7 @@
               <a:graphicData uri="http://schemas.openxmlformats.org/drawingml/2006/picture">
                 <pic:pic xmlns:pic="http://schemas.openxmlformats.org/drawingml/2006/picture">
                   <pic:nvPicPr>
-                    <pic:cNvPr id="1695615520" name="Imagen 1" descr="Interfaz de usuario gráfica, Aplicación, Teams&#10;&#10;El contenido generado por IA puede ser incorrecto."/>
+                    <pic:cNvPr id="1155263766" name=""/>
                     <pic:cNvPicPr/>
                   </pic:nvPicPr>
                   <pic:blipFill>
@@ -9682,7 +9730,7 @@
                   <pic:spPr>
                     <a:xfrm>
                       <a:off x="0" y="0"/>
-                      <a:ext cx="3042563" cy="4579620"/>
+                      <a:ext cx="2721966" cy="4323423"/>
                     </a:xfrm>
                     <a:prstGeom prst="rect">
                       <a:avLst/>
@@ -9699,10 +9747,10 @@
           <w:noProof/>
         </w:rPr>
         <w:drawing>
-          <wp:inline distT="0" distB="0" distL="0" distR="0" wp14:anchorId="5B518B0C" wp14:editId="6D9DB1E1">
-            <wp:extent cx="3047896" cy="4482465"/>
-            <wp:effectExtent l="0" t="0" r="635" b="0"/>
-            <wp:docPr id="1828608410" name="Imagen 1" descr="Interfaz de usuario gráfica, Texto, Aplicación, Chat o mensaje de texto&#10;&#10;El contenido generado por IA puede ser incorrecto."/>
+          <wp:inline distT="0" distB="0" distL="0" distR="0" wp14:anchorId="56740F37" wp14:editId="4B43D7F1">
+            <wp:extent cx="2297785" cy="4308881"/>
+            <wp:effectExtent l="0" t="0" r="7620" b="0"/>
+            <wp:docPr id="1963981076" name="Imagen 1"/>
             <wp:cNvGraphicFramePr>
               <a:graphicFrameLocks xmlns:a="http://schemas.openxmlformats.org/drawingml/2006/main" noChangeAspect="1"/>
             </wp:cNvGraphicFramePr>
@@ -9710,7 +9758,7 @@
               <a:graphicData uri="http://schemas.openxmlformats.org/drawingml/2006/picture">
                 <pic:pic xmlns:pic="http://schemas.openxmlformats.org/drawingml/2006/picture">
                   <pic:nvPicPr>
-                    <pic:cNvPr id="1828608410" name="Imagen 1" descr="Interfaz de usuario gráfica, Texto, Aplicación, Chat o mensaje de texto&#10;&#10;El contenido generado por IA puede ser incorrecto."/>
+                    <pic:cNvPr id="1963981076" name=""/>
                     <pic:cNvPicPr/>
                   </pic:nvPicPr>
                   <pic:blipFill>
@@ -9722,7 +9770,7 @@
                   <pic:spPr>
                     <a:xfrm>
                       <a:off x="0" y="0"/>
-                      <a:ext cx="3047896" cy="4482465"/>
+                      <a:ext cx="2321506" cy="4353363"/>
                     </a:xfrm>
                     <a:prstGeom prst="rect">
                       <a:avLst/>
@@ -9742,10 +9790,10 @@
         </w:rPr>
         <w:lastRenderedPageBreak/>
         <w:drawing>
-          <wp:inline distT="0" distB="0" distL="0" distR="0" wp14:anchorId="364C0EEB" wp14:editId="698C9DB4">
-            <wp:extent cx="3002280" cy="4285270"/>
-            <wp:effectExtent l="0" t="0" r="7620" b="1270"/>
-            <wp:docPr id="861865171" name="Imagen 1" descr="Interfaz de usuario gráfica, Aplicación&#10;&#10;El contenido generado por IA puede ser incorrecto."/>
+          <wp:inline distT="0" distB="0" distL="0" distR="0" wp14:anchorId="364A32C8" wp14:editId="5D36019D">
+            <wp:extent cx="2624123" cy="4724400"/>
+            <wp:effectExtent l="0" t="0" r="5080" b="0"/>
+            <wp:docPr id="924635666" name="Imagen 1"/>
             <wp:cNvGraphicFramePr>
               <a:graphicFrameLocks xmlns:a="http://schemas.openxmlformats.org/drawingml/2006/main" noChangeAspect="1"/>
             </wp:cNvGraphicFramePr>
@@ -9753,7 +9801,7 @@
               <a:graphicData uri="http://schemas.openxmlformats.org/drawingml/2006/picture">
                 <pic:pic xmlns:pic="http://schemas.openxmlformats.org/drawingml/2006/picture">
                   <pic:nvPicPr>
-                    <pic:cNvPr id="861865171" name="Imagen 1" descr="Interfaz de usuario gráfica, Aplicación&#10;&#10;El contenido generado por IA puede ser incorrecto."/>
+                    <pic:cNvPr id="924635666" name=""/>
                     <pic:cNvPicPr/>
                   </pic:nvPicPr>
                   <pic:blipFill>
@@ -9765,7 +9813,7 @@
                   <pic:spPr>
                     <a:xfrm>
                       <a:off x="0" y="0"/>
-                      <a:ext cx="3038122" cy="4336428"/>
+                      <a:ext cx="2630779" cy="4736383"/>
                     </a:xfrm>
                     <a:prstGeom prst="rect">
                       <a:avLst/>
@@ -9782,10 +9830,10 @@
           <w:noProof/>
         </w:rPr>
         <w:drawing>
-          <wp:inline distT="0" distB="0" distL="0" distR="0" wp14:anchorId="79FCD537" wp14:editId="4ECEB1D0">
-            <wp:extent cx="2872740" cy="4259007"/>
-            <wp:effectExtent l="0" t="0" r="3810" b="8255"/>
-            <wp:docPr id="848391822" name="Imagen 1" descr="Interfaz de usuario gráfica, Aplicación, Calendario&#10;&#10;El contenido generado por IA puede ser incorrecto."/>
+          <wp:inline distT="0" distB="0" distL="0" distR="0" wp14:anchorId="3453A5A7" wp14:editId="763144FF">
+            <wp:extent cx="2359780" cy="4732866"/>
+            <wp:effectExtent l="0" t="0" r="2540" b="0"/>
+            <wp:docPr id="2126706337" name="Imagen 1"/>
             <wp:cNvGraphicFramePr>
               <a:graphicFrameLocks xmlns:a="http://schemas.openxmlformats.org/drawingml/2006/main" noChangeAspect="1"/>
             </wp:cNvGraphicFramePr>
@@ -9793,7 +9841,7 @@
               <a:graphicData uri="http://schemas.openxmlformats.org/drawingml/2006/picture">
                 <pic:pic xmlns:pic="http://schemas.openxmlformats.org/drawingml/2006/picture">
                   <pic:nvPicPr>
-                    <pic:cNvPr id="848391822" name="Imagen 1" descr="Interfaz de usuario gráfica, Aplicación, Calendario&#10;&#10;El contenido generado por IA puede ser incorrecto."/>
+                    <pic:cNvPr id="2126706337" name=""/>
                     <pic:cNvPicPr/>
                   </pic:nvPicPr>
                   <pic:blipFill>
@@ -9805,7 +9853,7 @@
                   <pic:spPr>
                     <a:xfrm>
                       <a:off x="0" y="0"/>
-                      <a:ext cx="2885852" cy="4278446"/>
+                      <a:ext cx="2371929" cy="4757232"/>
                     </a:xfrm>
                     <a:prstGeom prst="rect">
                       <a:avLst/>
@@ -9818,48 +9866,21 @@
         </w:drawing>
       </w:r>
     </w:p>
-    <w:p>
-      <w:r>
-        <w:rPr>
-          <w:noProof/>
-        </w:rPr>
-        <w:drawing>
-          <wp:inline distT="0" distB="0" distL="0" distR="0" wp14:anchorId="523FC557" wp14:editId="2A5D481C">
-            <wp:extent cx="3018960" cy="4564380"/>
-            <wp:effectExtent l="0" t="0" r="0" b="7620"/>
-            <wp:docPr id="1820028146" name="Imagen 1" descr="Interfaz de usuario gráfica, Texto, Aplicación, Chat o mensaje de texto&#10;&#10;El contenido generado por IA puede ser incorrecto."/>
-            <wp:cNvGraphicFramePr>
-              <a:graphicFrameLocks xmlns:a="http://schemas.openxmlformats.org/drawingml/2006/main" noChangeAspect="1"/>
-            </wp:cNvGraphicFramePr>
-            <a:graphic xmlns:a="http://schemas.openxmlformats.org/drawingml/2006/main">
-              <a:graphicData uri="http://schemas.openxmlformats.org/drawingml/2006/picture">
-                <pic:pic xmlns:pic="http://schemas.openxmlformats.org/drawingml/2006/picture">
-                  <pic:nvPicPr>
-                    <pic:cNvPr id="1820028146" name="Imagen 1" descr="Interfaz de usuario gráfica, Texto, Aplicación, Chat o mensaje de texto&#10;&#10;El contenido generado por IA puede ser incorrecto."/>
-                    <pic:cNvPicPr/>
-                  </pic:nvPicPr>
-                  <pic:blipFill>
-                    <a:blip r:embed="rId22"/>
-                    <a:stretch>
-                      <a:fillRect/>
-                    </a:stretch>
-                  </pic:blipFill>
-                  <pic:spPr>
-                    <a:xfrm>
-                      <a:off x="0" y="0"/>
-                      <a:ext cx="3024115" cy="4572174"/>
-                    </a:xfrm>
-                    <a:prstGeom prst="rect">
-                      <a:avLst/>
-                    </a:prstGeom>
-                  </pic:spPr>
-                </pic:pic>
-              </a:graphicData>
-            </a:graphic>
-          </wp:inline>
-        </w:drawing>
-      </w:r>
-    </w:p>
+    <w:p/>
+    <w:p/>
+    <w:p/>
+    <w:p/>
+    <w:p/>
+    <w:p/>
+    <w:p/>
+    <w:p/>
+    <w:p/>
+    <w:p/>
+    <w:p/>
+    <w:p/>
+    <w:p/>
+    <w:p/>
+    <w:p/>
     <w:p>
       <w:pPr>
         <w:rPr>
@@ -9905,7 +9926,7 @@
                     <pic:cNvPicPr/>
                   </pic:nvPicPr>
                   <pic:blipFill>
-                    <a:blip r:embed="rId23"/>
+                    <a:blip r:embed="rId22"/>
                     <a:stretch>
                       <a:fillRect/>
                     </a:stretch>
@@ -9955,7 +9976,7 @@
                     <pic:cNvPicPr/>
                   </pic:nvPicPr>
                   <pic:blipFill>
-                    <a:blip r:embed="rId24"/>
+                    <a:blip r:embed="rId23"/>
                     <a:stretch>
                       <a:fillRect/>
                     </a:stretch>
@@ -9991,10 +10012,10 @@
         </w:rPr>
         <w:lastRenderedPageBreak/>
         <w:drawing>
-          <wp:inline distT="0" distB="0" distL="0" distR="0" wp14:anchorId="2691ACDB" wp14:editId="39AED0D4">
-            <wp:extent cx="4693920" cy="3727889"/>
-            <wp:effectExtent l="0" t="0" r="0" b="6350"/>
-            <wp:docPr id="1210170505" name="Imagen 1" descr="Interfaz de usuario gráfica, Aplicación, Teams&#10;&#10;El contenido generado por IA puede ser incorrecto."/>
+          <wp:inline distT="0" distB="0" distL="0" distR="0" wp14:anchorId="30CACF2E" wp14:editId="585646B7">
+            <wp:extent cx="4819699" cy="3674533"/>
+            <wp:effectExtent l="0" t="0" r="0" b="2540"/>
+            <wp:docPr id="784725538" name="Imagen 1"/>
             <wp:cNvGraphicFramePr>
               <a:graphicFrameLocks xmlns:a="http://schemas.openxmlformats.org/drawingml/2006/main" noChangeAspect="1"/>
             </wp:cNvGraphicFramePr>
@@ -10002,7 +10023,50 @@
               <a:graphicData uri="http://schemas.openxmlformats.org/drawingml/2006/picture">
                 <pic:pic xmlns:pic="http://schemas.openxmlformats.org/drawingml/2006/picture">
                   <pic:nvPicPr>
-                    <pic:cNvPr id="1210170505" name="Imagen 1" descr="Interfaz de usuario gráfica, Aplicación, Teams&#10;&#10;El contenido generado por IA puede ser incorrecto."/>
+                    <pic:cNvPr id="784725538" name=""/>
+                    <pic:cNvPicPr/>
+                  </pic:nvPicPr>
+                  <pic:blipFill>
+                    <a:blip r:embed="rId24"/>
+                    <a:stretch>
+                      <a:fillRect/>
+                    </a:stretch>
+                  </pic:blipFill>
+                  <pic:spPr>
+                    <a:xfrm>
+                      <a:off x="0" y="0"/>
+                      <a:ext cx="4833180" cy="3684811"/>
+                    </a:xfrm>
+                    <a:prstGeom prst="rect">
+                      <a:avLst/>
+                    </a:prstGeom>
+                  </pic:spPr>
+                </pic:pic>
+              </a:graphicData>
+            </a:graphic>
+          </wp:inline>
+        </w:drawing>
+      </w:r>
+    </w:p>
+    <w:p/>
+    <w:p>
+      <w:r>
+        <w:rPr>
+          <w:noProof/>
+        </w:rPr>
+        <w:drawing>
+          <wp:inline distT="0" distB="0" distL="0" distR="0" wp14:anchorId="32513BAA" wp14:editId="2947ACF3">
+            <wp:extent cx="4817533" cy="3881818"/>
+            <wp:effectExtent l="0" t="0" r="2540" b="4445"/>
+            <wp:docPr id="1093556130" name="Imagen 1"/>
+            <wp:cNvGraphicFramePr>
+              <a:graphicFrameLocks xmlns:a="http://schemas.openxmlformats.org/drawingml/2006/main" noChangeAspect="1"/>
+            </wp:cNvGraphicFramePr>
+            <a:graphic xmlns:a="http://schemas.openxmlformats.org/drawingml/2006/main">
+              <a:graphicData uri="http://schemas.openxmlformats.org/drawingml/2006/picture">
+                <pic:pic xmlns:pic="http://schemas.openxmlformats.org/drawingml/2006/picture">
+                  <pic:nvPicPr>
+                    <pic:cNvPr id="1093556130" name=""/>
                     <pic:cNvPicPr/>
                   </pic:nvPicPr>
                   <pic:blipFill>
@@ -10014,7 +10078,7 @@
                   <pic:spPr>
                     <a:xfrm>
                       <a:off x="0" y="0"/>
-                      <a:ext cx="4698698" cy="3731683"/>
+                      <a:ext cx="4825068" cy="3887889"/>
                     </a:xfrm>
                     <a:prstGeom prst="rect">
                       <a:avLst/>
@@ -10028,92 +10092,6 @@
       </w:r>
     </w:p>
     <w:p/>
-    <w:p>
-      <w:r>
-        <w:rPr>
-          <w:noProof/>
-          <w:u w:val="single"/>
-        </w:rPr>
-        <w:drawing>
-          <wp:inline distT="0" distB="0" distL="0" distR="0" wp14:anchorId="7BAE4935" wp14:editId="1EA78353">
-            <wp:extent cx="4716780" cy="3731277"/>
-            <wp:effectExtent l="0" t="0" r="7620" b="2540"/>
-            <wp:docPr id="225804248" name="Imagen 1" descr="Interfaz de usuario gráfica, Aplicación, Teams&#10;&#10;El contenido generado por IA puede ser incorrecto."/>
-            <wp:cNvGraphicFramePr>
-              <a:graphicFrameLocks xmlns:a="http://schemas.openxmlformats.org/drawingml/2006/main" noChangeAspect="1"/>
-            </wp:cNvGraphicFramePr>
-            <a:graphic xmlns:a="http://schemas.openxmlformats.org/drawingml/2006/main">
-              <a:graphicData uri="http://schemas.openxmlformats.org/drawingml/2006/picture">
-                <pic:pic xmlns:pic="http://schemas.openxmlformats.org/drawingml/2006/picture">
-                  <pic:nvPicPr>
-                    <pic:cNvPr id="225804248" name="Imagen 1" descr="Interfaz de usuario gráfica, Aplicación, Teams&#10;&#10;El contenido generado por IA puede ser incorrecto."/>
-                    <pic:cNvPicPr/>
-                  </pic:nvPicPr>
-                  <pic:blipFill>
-                    <a:blip r:embed="rId26"/>
-                    <a:stretch>
-                      <a:fillRect/>
-                    </a:stretch>
-                  </pic:blipFill>
-                  <pic:spPr>
-                    <a:xfrm>
-                      <a:off x="0" y="0"/>
-                      <a:ext cx="4721548" cy="3735049"/>
-                    </a:xfrm>
-                    <a:prstGeom prst="rect">
-                      <a:avLst/>
-                    </a:prstGeom>
-                  </pic:spPr>
-                </pic:pic>
-              </a:graphicData>
-            </a:graphic>
-          </wp:inline>
-        </w:drawing>
-      </w:r>
-    </w:p>
-    <w:p>
-      <w:r>
-        <w:rPr>
-          <w:noProof/>
-        </w:rPr>
-        <w:lastRenderedPageBreak/>
-        <w:drawing>
-          <wp:inline distT="0" distB="0" distL="0" distR="0" wp14:anchorId="4020CC37" wp14:editId="7505A8F1">
-            <wp:extent cx="4648200" cy="3671228"/>
-            <wp:effectExtent l="0" t="0" r="0" b="5715"/>
-            <wp:docPr id="1948680361" name="Imagen 1" descr="Interfaz de usuario gráfica, Aplicación, Teams&#10;&#10;El contenido generado por IA puede ser incorrecto."/>
-            <wp:cNvGraphicFramePr>
-              <a:graphicFrameLocks xmlns:a="http://schemas.openxmlformats.org/drawingml/2006/main" noChangeAspect="1"/>
-            </wp:cNvGraphicFramePr>
-            <a:graphic xmlns:a="http://schemas.openxmlformats.org/drawingml/2006/main">
-              <a:graphicData uri="http://schemas.openxmlformats.org/drawingml/2006/picture">
-                <pic:pic xmlns:pic="http://schemas.openxmlformats.org/drawingml/2006/picture">
-                  <pic:nvPicPr>
-                    <pic:cNvPr id="1948680361" name="Imagen 1" descr="Interfaz de usuario gráfica, Aplicación, Teams&#10;&#10;El contenido generado por IA puede ser incorrecto."/>
-                    <pic:cNvPicPr/>
-                  </pic:nvPicPr>
-                  <pic:blipFill>
-                    <a:blip r:embed="rId27"/>
-                    <a:stretch>
-                      <a:fillRect/>
-                    </a:stretch>
-                  </pic:blipFill>
-                  <pic:spPr>
-                    <a:xfrm>
-                      <a:off x="0" y="0"/>
-                      <a:ext cx="4656327" cy="3677647"/>
-                    </a:xfrm>
-                    <a:prstGeom prst="rect">
-                      <a:avLst/>
-                    </a:prstGeom>
-                  </pic:spPr>
-                </pic:pic>
-              </a:graphicData>
-            </a:graphic>
-          </wp:inline>
-        </w:drawing>
-      </w:r>
-    </w:p>
     <w:p/>
     <w:p>
       <w:pPr>
@@ -10165,7 +10143,7 @@
                     </pic:cNvPicPr>
                   </pic:nvPicPr>
                   <pic:blipFill>
-                    <a:blip r:embed="rId28">
+                    <a:blip r:embed="rId26">
                       <a:extLst>
                         <a:ext uri="{28A0092B-C50C-407E-A947-70E740481C1C}">
                           <a14:useLocalDpi xmlns:a14="http://schemas.microsoft.com/office/drawing/2010/main" val="0"/>
@@ -10199,6 +10177,13 @@
     </w:p>
     <w:p>
       <w:pPr>
+        <w:rPr>
+          <w:u w:val="single"/>
+        </w:rPr>
+      </w:pPr>
+    </w:p>
+    <w:p>
+      <w:pPr>
         <w:pStyle w:val="Ttulo2"/>
         <w:numPr>
           <w:ilvl w:val="0"/>
@@ -10211,11 +10196,153 @@
       </w:r>
       <w:bookmarkEnd w:id="24"/>
     </w:p>
-    <w:p>
-      <w:r>
-        <w:t>(…)</w:t>
-      </w:r>
-    </w:p>
+    <w:p/>
+    <w:p>
+      <w:r>
+        <w:rPr>
+          <w:b/>
+          <w:bCs/>
+        </w:rPr>
+        <w:t>Ejecución y resultados de las pruebas:</w:t>
+      </w:r>
+      <w:r>
+        <w:br/>
+      </w:r>
+      <w:r>
+        <w:t xml:space="preserve">Las pruebas automatizadas se han implementado utilizando el </w:t>
+      </w:r>
+      <w:proofErr w:type="spellStart"/>
+      <w:r>
+        <w:t>framework</w:t>
+      </w:r>
+      <w:proofErr w:type="spellEnd"/>
+      <w:r>
+        <w:t xml:space="preserve"> </w:t>
+      </w:r>
+      <w:proofErr w:type="spellStart"/>
+      <w:r>
+        <w:t>JUnit</w:t>
+      </w:r>
+      <w:proofErr w:type="spellEnd"/>
+      <w:r>
+        <w:t xml:space="preserve"> 5 integrado en Spring Boot. Para el entorno </w:t>
+      </w:r>
+      <w:proofErr w:type="gramStart"/>
+      <w:r>
+        <w:t>de test</w:t>
+      </w:r>
+      <w:proofErr w:type="gramEnd"/>
+      <w:r>
+        <w:t xml:space="preserve"> se ha configurado una base de datos H2 en memoria mediante un fichero </w:t>
+      </w:r>
+      <w:proofErr w:type="spellStart"/>
+      <w:proofErr w:type="gramStart"/>
+      <w:r>
+        <w:t>application.properties</w:t>
+      </w:r>
+      <w:proofErr w:type="spellEnd"/>
+      <w:proofErr w:type="gramEnd"/>
+      <w:r>
+        <w:t xml:space="preserve"> específico en </w:t>
+      </w:r>
+      <w:proofErr w:type="spellStart"/>
+      <w:r>
+        <w:t>src</w:t>
+      </w:r>
+      <w:proofErr w:type="spellEnd"/>
+      <w:r>
+        <w:t>/test/</w:t>
+      </w:r>
+      <w:proofErr w:type="spellStart"/>
+      <w:r>
+        <w:t>resources</w:t>
+      </w:r>
+      <w:proofErr w:type="spellEnd"/>
+      <w:r>
+        <w:t xml:space="preserve">, de forma que la ejecución de los </w:t>
+      </w:r>
+      <w:proofErr w:type="spellStart"/>
+      <w:r>
+        <w:t>tests</w:t>
+      </w:r>
+      <w:proofErr w:type="spellEnd"/>
+      <w:r>
+        <w:t xml:space="preserve"> no interfiere en ningún momento con la base de datos MySQL del entorno de desarrollo.</w:t>
+      </w:r>
+    </w:p>
+    <w:p>
+      <w:r>
+        <w:t xml:space="preserve"> Se han desarrollado dos clases de prueba sobre las capas de mayor lógica de negocio del sistema: </w:t>
+      </w:r>
+      <w:proofErr w:type="spellStart"/>
+      <w:r>
+        <w:t>UsuarioServiceTest</w:t>
+      </w:r>
+      <w:proofErr w:type="spellEnd"/>
+      <w:r>
+        <w:t>:</w:t>
+      </w:r>
+      <w:r>
+        <w:br/>
+        <w:t>P</w:t>
+      </w:r>
+      <w:r>
+        <w:t>rueba el método de autenticación del servicio principal del sistema. Se han definido cuatro casos: verificación de credenciales correctas del administrador, verificación de contraseña incorrecta, autenticación correcta de un usuario con perfil Profesorado y búsqueda de un usuario inexistente. Los cuatro casos han resultado PASSED.</w:t>
+      </w:r>
+    </w:p>
+    <w:p/>
+    <w:p>
+      <w:r>
+        <w:lastRenderedPageBreak/>
+        <w:t xml:space="preserve"> </w:t>
+      </w:r>
+      <w:proofErr w:type="spellStart"/>
+      <w:r>
+        <w:t>EmpresaServiceTest</w:t>
+      </w:r>
+      <w:proofErr w:type="spellEnd"/>
+      <w:r>
+        <w:t>:</w:t>
+      </w:r>
+    </w:p>
+    <w:p>
+      <w:r>
+        <w:t>P</w:t>
+      </w:r>
+      <w:r>
+        <w:t xml:space="preserve">rueba las operaciones del servicio de empresas. Se han definido cuatro casos: persistencia de una empresa válida con generación de id, comprobación de email ya registrado, comprobación de email no registrado y recuperación de la lista completa de empresas. Los cuatro casos han resultado PASSED. </w:t>
+      </w:r>
+    </w:p>
+    <w:p>
+      <w:r>
+        <w:t xml:space="preserve">La ejecución se ha realizado desde Eclipse mediante Run As </w:t>
+      </w:r>
+      <w:proofErr w:type="spellStart"/>
+      <w:r>
+        <w:t>JUnit</w:t>
+      </w:r>
+      <w:proofErr w:type="spellEnd"/>
+      <w:r>
+        <w:t xml:space="preserve"> Test, obteniendo una barra verde con 8 casos ejecutados, 0 fallos y 0 errores. Todos los </w:t>
+      </w:r>
+      <w:proofErr w:type="spellStart"/>
+      <w:r>
+        <w:t>tests</w:t>
+      </w:r>
+      <w:proofErr w:type="spellEnd"/>
+      <w:r>
+        <w:t xml:space="preserve"> se ejecutan de forma aislada gracias al </w:t>
+      </w:r>
+      <w:proofErr w:type="spellStart"/>
+      <w:r>
+        <w:t>rollback</w:t>
+      </w:r>
+      <w:proofErr w:type="spellEnd"/>
+      <w:r>
+        <w:t xml:space="preserve"> automático de transacciones que proporciona @DataJpaTest, garantizando que cada caso parte de una base de datos limpia independientemente del orden de ejecución.</w:t>
+      </w:r>
+    </w:p>
+    <w:p/>
     <w:p>
       <w:pPr>
         <w:pStyle w:val="Ttulo2"/>
@@ -10289,11 +10416,7 @@
       </w:r>
       <w:proofErr w:type="spellEnd"/>
       <w:r>
-        <w:t xml:space="preserve"> se ha empleado Spring Boot, que proporciona un entorno simplificado para la creación de aplicaciones Java basadas en Spring. Dentro de este entorno se ha utilizado Spring </w:t>
-      </w:r>
-      <w:r>
-        <w:lastRenderedPageBreak/>
-        <w:t>Data JPA para la gestión de la persistencia, lo que permite interactuar con la base de datos mediante entidades y repositorios sin necesidad de escribir SQL manual.</w:t>
+        <w:t xml:space="preserve"> se ha empleado Spring Boot, que proporciona un entorno simplificado para la creación de aplicaciones Java basadas en Spring. Dentro de este entorno se ha utilizado Spring Data JPA para la gestión de la persistencia, lo que permite interactuar con la base de datos mediante entidades y repositorios sin necesidad de escribir SQL manual.</w:t>
       </w:r>
     </w:p>
     <w:p>
@@ -10368,14 +10491,16 @@
       </w:r>
     </w:p>
     <w:p>
+      <w:r>
+        <w:t>La aplicación utiliza MySQL como sistema gestor de base de datos relacional. La comunicación entre la aplicación y la base de datos se realiza a través de Spring Data JPA, que transforma las operaciones sobre entidades Java en consultas SQL generadas automáticamente.</w:t>
+      </w:r>
+    </w:p>
+    <w:p>
       <w:pPr>
         <w:rPr>
           <w:u w:val="single"/>
         </w:rPr>
       </w:pPr>
-      <w:r>
-        <w:t>La aplicación utiliza MySQL como sistema gestor de base de datos relacional. La comunicación entre la aplicación y la base de datos se realiza a través de Spring Data JPA, que transforma las operaciones sobre entidades Java en consultas SQL generadas automáticamente.</w:t>
-      </w:r>
     </w:p>
     <w:p>
       <w:pPr>
@@ -10389,6 +10514,7 @@
           <w:b/>
           <w:bCs/>
         </w:rPr>
+        <w:lastRenderedPageBreak/>
         <w:t>Herramientas adicionales</w:t>
       </w:r>
     </w:p>
@@ -10417,10 +10543,77 @@
       <w:bookmarkEnd w:id="26"/>
     </w:p>
     <w:p>
-      <w:r>
-        <w:t>(…)</w:t>
-      </w:r>
-    </w:p>
+      <w:pPr>
+        <w:spacing w:before="100" w:beforeAutospacing="1" w:after="100" w:afterAutospacing="1" w:line="240" w:lineRule="auto"/>
+        <w:rPr>
+          <w:rFonts w:eastAsia="Times New Roman" w:cs="Times New Roman"/>
+          <w:kern w:val="0"/>
+          <w:lang w:eastAsia="es-ES"/>
+          <w14:ligatures w14:val="none"/>
+        </w:rPr>
+      </w:pPr>
+      <w:r>
+        <w:rPr>
+          <w:rFonts w:eastAsia="Times New Roman" w:cs="Times New Roman"/>
+          <w:kern w:val="0"/>
+          <w:lang w:eastAsia="es-ES"/>
+          <w14:ligatures w14:val="none"/>
+        </w:rPr>
+        <w:t>En este apartado se recoge la planificación temporal y la estimación económica asociada al desarrollo del proyecto. La planificación permite organizar las distintas fases del trabajo, estableciendo una distribución ordenada de las tareas necesarias para alcanzar los objetivos definidos en el proyecto.</w:t>
+      </w:r>
+    </w:p>
+    <w:p>
+      <w:pPr>
+        <w:spacing w:before="100" w:beforeAutospacing="1" w:after="100" w:afterAutospacing="1" w:line="240" w:lineRule="auto"/>
+        <w:rPr>
+          <w:rFonts w:eastAsia="Times New Roman" w:cs="Times New Roman"/>
+          <w:kern w:val="0"/>
+          <w:lang w:eastAsia="es-ES"/>
+          <w14:ligatures w14:val="none"/>
+        </w:rPr>
+      </w:pPr>
+      <w:r>
+        <w:rPr>
+          <w:rFonts w:eastAsia="Times New Roman" w:cs="Times New Roman"/>
+          <w:kern w:val="0"/>
+          <w:lang w:eastAsia="es-ES"/>
+          <w14:ligatures w14:val="none"/>
+        </w:rPr>
+        <w:t>Además, se realiza una estimación aproximada de los costes que supondría el desarrollo real de una aplicación de estas características dentro de un entorno profesional. Para ello, se tienen en cuenta tanto los costes derivados del tiempo de desarrollo de un programador junior como los recursos materiales y herramientas necesarias para llevar a cabo el proyecto, incluyendo equipos informáticos y software de apoyo.</w:t>
+      </w:r>
+    </w:p>
+    <w:p>
+      <w:pPr>
+        <w:spacing w:before="100" w:beforeAutospacing="1" w:after="100" w:afterAutospacing="1" w:line="240" w:lineRule="auto"/>
+        <w:rPr>
+          <w:rFonts w:eastAsia="Times New Roman" w:cs="Times New Roman"/>
+          <w:kern w:val="0"/>
+          <w:lang w:eastAsia="es-ES"/>
+          <w14:ligatures w14:val="none"/>
+        </w:rPr>
+      </w:pPr>
+      <w:r>
+        <w:rPr>
+          <w:rFonts w:eastAsia="Times New Roman" w:cs="Times New Roman"/>
+          <w:kern w:val="0"/>
+          <w:lang w:eastAsia="es-ES"/>
+          <w14:ligatures w14:val="none"/>
+        </w:rPr>
+        <w:t>Aunque el proyecto ha sido desarrollado en un entorno académico, este análisis permite obtener una visión aproximada del valor económico y técnico que implicaría la construcción de una aplicación similar en un contexto empresarial real.</w:t>
+      </w:r>
+    </w:p>
+    <w:p>
+      <w:pPr>
+        <w:spacing w:before="100" w:beforeAutospacing="1" w:after="100" w:afterAutospacing="1" w:line="240" w:lineRule="auto"/>
+        <w:rPr>
+          <w:rFonts w:eastAsia="Times New Roman" w:cs="Times New Roman"/>
+          <w:kern w:val="0"/>
+          <w:lang w:eastAsia="es-ES"/>
+          <w14:ligatures w14:val="none"/>
+        </w:rPr>
+      </w:pPr>
+    </w:p>
+    <w:p/>
     <w:p>
       <w:pPr>
         <w:pStyle w:val="Prrafodelista"/>
@@ -10522,6 +10715,7 @@
       </w:r>
       <w:bookmarkEnd w:id="39"/>
     </w:p>
+    <w:p/>
     <w:p>
       <w:r>
         <w:t xml:space="preserve">El desarrollo del proyecto se ha planificado mediante un diagrama de Gantt que distribuye las tareas a lo largo de </w:t>
@@ -10545,14 +10739,13 @@
       <w:r>
         <w:rPr>
           <w:noProof/>
-          <w:u w:val="single"/>
         </w:rPr>
         <w:lastRenderedPageBreak/>
         <w:drawing>
-          <wp:inline distT="0" distB="0" distL="0" distR="0" wp14:anchorId="7922848D" wp14:editId="26957B9F">
-            <wp:extent cx="6120130" cy="4330700"/>
-            <wp:effectExtent l="0" t="0" r="0" b="0"/>
-            <wp:docPr id="1452991528" name="Imagen 9" descr="Gráfico&#10;&#10;El contenido generado por IA puede ser incorrecto."/>
+          <wp:inline distT="0" distB="0" distL="0" distR="0" wp14:anchorId="362BFB13" wp14:editId="76F49525">
+            <wp:extent cx="6120130" cy="3676015"/>
+            <wp:effectExtent l="0" t="0" r="0" b="635"/>
+            <wp:docPr id="2036241335" name="Imagen 6"/>
             <wp:cNvGraphicFramePr>
               <a:graphicFrameLocks xmlns:a="http://schemas.openxmlformats.org/drawingml/2006/main" noChangeAspect="1"/>
             </wp:cNvGraphicFramePr>
@@ -10560,13 +10753,13 @@
               <a:graphicData uri="http://schemas.openxmlformats.org/drawingml/2006/picture">
                 <pic:pic xmlns:pic="http://schemas.openxmlformats.org/drawingml/2006/picture">
                   <pic:nvPicPr>
-                    <pic:cNvPr id="1452991528" name="Imagen 9" descr="Gráfico&#10;&#10;El contenido generado por IA puede ser incorrecto."/>
+                    <pic:cNvPr id="0" name="Picture 1"/>
                     <pic:cNvPicPr>
                       <a:picLocks noChangeAspect="1" noChangeArrowheads="1"/>
                     </pic:cNvPicPr>
                   </pic:nvPicPr>
                   <pic:blipFill>
-                    <a:blip r:embed="rId29" cstate="print">
+                    <a:blip r:embed="rId27" cstate="print">
                       <a:extLst>
                         <a:ext uri="{28A0092B-C50C-407E-A947-70E740481C1C}">
                           <a14:useLocalDpi xmlns:a14="http://schemas.microsoft.com/office/drawing/2010/main" val="0"/>
@@ -10581,7 +10774,7 @@
                   <pic:spPr bwMode="auto">
                     <a:xfrm>
                       <a:off x="0" y="0"/>
-                      <a:ext cx="6120130" cy="4330700"/>
+                      <a:ext cx="6120130" cy="3676015"/>
                     </a:xfrm>
                     <a:prstGeom prst="rect">
                       <a:avLst/>
@@ -10620,10 +10813,738 @@
       <w:bookmarkEnd w:id="40"/>
     </w:p>
     <w:p>
-      <w:r>
-        <w:t>(…)</w:t>
-      </w:r>
-    </w:p>
+      <w:pPr>
+        <w:spacing w:before="100" w:beforeAutospacing="1" w:after="100" w:afterAutospacing="1" w:line="240" w:lineRule="auto"/>
+        <w:rPr>
+          <w:rFonts w:ascii="Aptos(cuerpo)" w:eastAsia="Times New Roman" w:hAnsi="Aptos(cuerpo)" w:cs="Times New Roman"/>
+          <w:kern w:val="0"/>
+          <w:lang w:eastAsia="es-ES"/>
+          <w14:ligatures w14:val="none"/>
+        </w:rPr>
+      </w:pPr>
+      <w:r>
+        <w:rPr>
+          <w:rFonts w:ascii="Aptos(cuerpo)" w:eastAsia="Times New Roman" w:hAnsi="Aptos(cuerpo)" w:cs="Times New Roman"/>
+          <w:kern w:val="0"/>
+          <w:lang w:eastAsia="es-ES"/>
+          <w14:ligatures w14:val="none"/>
+        </w:rPr>
+        <w:t>Para realizar una estimación aproximada del coste del proyecto, se ha considerado el tiempo necesario para el análisis, diseño, desarrollo, pruebas y documentación de la aplicación. Asimismo, se ha tomado como referencia el salario medio de un programador junior especializado en desarrollo de aplicaciones Java.</w:t>
+      </w:r>
+    </w:p>
+    <w:p>
+      <w:pPr>
+        <w:spacing w:before="100" w:beforeAutospacing="1" w:after="100" w:afterAutospacing="1" w:line="240" w:lineRule="auto"/>
+        <w:rPr>
+          <w:rFonts w:ascii="Aptos(cuerpo)" w:eastAsia="Times New Roman" w:hAnsi="Aptos(cuerpo)" w:cs="Times New Roman"/>
+          <w:kern w:val="0"/>
+          <w:lang w:eastAsia="es-ES"/>
+          <w14:ligatures w14:val="none"/>
+        </w:rPr>
+      </w:pPr>
+      <w:r>
+        <w:rPr>
+          <w:rFonts w:ascii="Aptos(cuerpo)" w:eastAsia="Times New Roman" w:hAnsi="Aptos(cuerpo)" w:cs="Times New Roman"/>
+          <w:kern w:val="0"/>
+          <w:lang w:eastAsia="es-ES"/>
+          <w14:ligatures w14:val="none"/>
+        </w:rPr>
+        <w:t>Se estima que el desarrollo completo del proyecto ha requerido aproximadamente 100 horas de trabajo distribuidas entre las distintas fases del proyecto. Considerando una tarifa media aproximada de 18 € por hora para un desarrollador junior, el coste de desarrollo sería el siguiente:</w:t>
+      </w:r>
+    </w:p>
+    <w:p>
+      <w:pPr>
+        <w:spacing w:before="100" w:beforeAutospacing="1" w:after="100" w:afterAutospacing="1" w:line="240" w:lineRule="auto"/>
+        <w:rPr>
+          <w:rFonts w:ascii="Aptos(cuerpo)" w:eastAsia="Times New Roman" w:hAnsi="Aptos(cuerpo)" w:cs="Times New Roman"/>
+          <w:kern w:val="0"/>
+          <w:lang w:eastAsia="es-ES"/>
+          <w14:ligatures w14:val="none"/>
+        </w:rPr>
+      </w:pPr>
+      <w:r>
+        <w:rPr>
+          <w:rFonts w:ascii="Aptos(cuerpo)" w:eastAsia="Times New Roman" w:hAnsi="Aptos(cuerpo)" w:cs="Times New Roman"/>
+          <w:kern w:val="0"/>
+          <w:lang w:eastAsia="es-ES"/>
+          <w14:ligatures w14:val="none"/>
+        </w:rPr>
+        <w:t>Concepto:</w:t>
+      </w:r>
+      <w:r>
+        <w:rPr>
+          <w:rFonts w:ascii="Aptos(cuerpo)" w:eastAsia="Times New Roman" w:hAnsi="Aptos(cuerpo)" w:cs="Times New Roman"/>
+          <w:kern w:val="0"/>
+          <w:lang w:eastAsia="es-ES"/>
+          <w14:ligatures w14:val="none"/>
+        </w:rPr>
+        <w:br/>
+        <w:t>Desarrollo de la aplicación</w:t>
+      </w:r>
+    </w:p>
+    <w:p>
+      <w:pPr>
+        <w:spacing w:before="100" w:beforeAutospacing="1" w:after="100" w:afterAutospacing="1" w:line="240" w:lineRule="auto"/>
+        <w:rPr>
+          <w:rFonts w:ascii="Aptos(cuerpo)" w:eastAsia="Times New Roman" w:hAnsi="Aptos(cuerpo)" w:cs="Times New Roman"/>
+          <w:kern w:val="0"/>
+          <w:lang w:eastAsia="es-ES"/>
+          <w14:ligatures w14:val="none"/>
+        </w:rPr>
+      </w:pPr>
+      <w:r>
+        <w:rPr>
+          <w:rFonts w:ascii="Aptos(cuerpo)" w:eastAsia="Times New Roman" w:hAnsi="Aptos(cuerpo)" w:cs="Times New Roman"/>
+          <w:kern w:val="0"/>
+          <w:lang w:eastAsia="es-ES"/>
+          <w14:ligatures w14:val="none"/>
+        </w:rPr>
+        <w:t>Horas estimadas:</w:t>
+      </w:r>
+      <w:r>
+        <w:rPr>
+          <w:rFonts w:ascii="Aptos(cuerpo)" w:eastAsia="Times New Roman" w:hAnsi="Aptos(cuerpo)" w:cs="Times New Roman"/>
+          <w:kern w:val="0"/>
+          <w:lang w:eastAsia="es-ES"/>
+          <w14:ligatures w14:val="none"/>
+        </w:rPr>
+        <w:br/>
+        <w:t>100 horas</w:t>
+      </w:r>
+    </w:p>
+    <w:p>
+      <w:pPr>
+        <w:spacing w:before="100" w:beforeAutospacing="1" w:after="100" w:afterAutospacing="1" w:line="240" w:lineRule="auto"/>
+        <w:rPr>
+          <w:rFonts w:ascii="Aptos(cuerpo)" w:eastAsia="Times New Roman" w:hAnsi="Aptos(cuerpo)" w:cs="Times New Roman"/>
+          <w:kern w:val="0"/>
+          <w:lang w:eastAsia="es-ES"/>
+          <w14:ligatures w14:val="none"/>
+        </w:rPr>
+      </w:pPr>
+      <w:r>
+        <w:rPr>
+          <w:rFonts w:ascii="Aptos(cuerpo)" w:eastAsia="Times New Roman" w:hAnsi="Aptos(cuerpo)" w:cs="Times New Roman"/>
+          <w:kern w:val="0"/>
+          <w:lang w:eastAsia="es-ES"/>
+          <w14:ligatures w14:val="none"/>
+        </w:rPr>
+        <w:t>Coste por hora:</w:t>
+      </w:r>
+      <w:r>
+        <w:rPr>
+          <w:rFonts w:ascii="Aptos(cuerpo)" w:eastAsia="Times New Roman" w:hAnsi="Aptos(cuerpo)" w:cs="Times New Roman"/>
+          <w:kern w:val="0"/>
+          <w:lang w:eastAsia="es-ES"/>
+          <w14:ligatures w14:val="none"/>
+        </w:rPr>
+        <w:br/>
+        <w:t>18 €/hora</w:t>
+      </w:r>
+    </w:p>
+    <w:p>
+      <w:pPr>
+        <w:spacing w:before="100" w:beforeAutospacing="1" w:after="100" w:afterAutospacing="1" w:line="240" w:lineRule="auto"/>
+        <w:rPr>
+          <w:rFonts w:ascii="Aptos(cuerpo)" w:eastAsia="Times New Roman" w:hAnsi="Aptos(cuerpo)" w:cs="Times New Roman"/>
+          <w:kern w:val="0"/>
+          <w:lang w:eastAsia="es-ES"/>
+          <w14:ligatures w14:val="none"/>
+        </w:rPr>
+      </w:pPr>
+      <w:r>
+        <w:rPr>
+          <w:rFonts w:ascii="Aptos(cuerpo)" w:eastAsia="Times New Roman" w:hAnsi="Aptos(cuerpo)" w:cs="Times New Roman"/>
+          <w:kern w:val="0"/>
+          <w:lang w:eastAsia="es-ES"/>
+          <w14:ligatures w14:val="none"/>
+        </w:rPr>
+        <w:t>Coste total:</w:t>
+      </w:r>
+      <w:r>
+        <w:rPr>
+          <w:rFonts w:ascii="Aptos(cuerpo)" w:eastAsia="Times New Roman" w:hAnsi="Aptos(cuerpo)" w:cs="Times New Roman"/>
+          <w:kern w:val="0"/>
+          <w:lang w:eastAsia="es-ES"/>
+          <w14:ligatures w14:val="none"/>
+        </w:rPr>
+        <w:br/>
+        <w:t>1800 €</w:t>
+      </w:r>
+    </w:p>
+    <w:p>
+      <w:pPr>
+        <w:spacing w:before="100" w:beforeAutospacing="1" w:after="100" w:afterAutospacing="1" w:line="240" w:lineRule="auto"/>
+        <w:rPr>
+          <w:rFonts w:ascii="Aptos(cuerpo)" w:eastAsia="Times New Roman" w:hAnsi="Aptos(cuerpo)" w:cs="Times New Roman"/>
+          <w:kern w:val="0"/>
+          <w:lang w:eastAsia="es-ES"/>
+          <w14:ligatures w14:val="none"/>
+        </w:rPr>
+      </w:pPr>
+      <w:r>
+        <w:rPr>
+          <w:rFonts w:ascii="Aptos(cuerpo)" w:eastAsia="Times New Roman" w:hAnsi="Aptos(cuerpo)" w:cs="Times New Roman"/>
+          <w:kern w:val="0"/>
+          <w:lang w:eastAsia="es-ES"/>
+          <w14:ligatures w14:val="none"/>
+        </w:rPr>
+        <w:t>Además del coste de desarrollo, deben considerarse los recursos materiales necesarios para poder llevar a cabo el proyecto.</w:t>
+      </w:r>
+    </w:p>
+    <w:p>
+      <w:pPr>
+        <w:spacing w:before="100" w:beforeAutospacing="1" w:after="100" w:afterAutospacing="1" w:line="240" w:lineRule="auto"/>
+        <w:rPr>
+          <w:rFonts w:ascii="Aptos(cuerpo)" w:eastAsia="Times New Roman" w:hAnsi="Aptos(cuerpo)" w:cs="Times New Roman"/>
+          <w:kern w:val="0"/>
+          <w:lang w:eastAsia="es-ES"/>
+          <w14:ligatures w14:val="none"/>
+        </w:rPr>
+      </w:pPr>
+      <w:r>
+        <w:rPr>
+          <w:rFonts w:ascii="Aptos(cuerpo)" w:eastAsia="Times New Roman" w:hAnsi="Aptos(cuerpo)" w:cs="Times New Roman"/>
+          <w:kern w:val="0"/>
+          <w:lang w:eastAsia="es-ES"/>
+          <w14:ligatures w14:val="none"/>
+        </w:rPr>
+        <w:t>Concepto:</w:t>
+      </w:r>
+      <w:r>
+        <w:rPr>
+          <w:rFonts w:ascii="Aptos(cuerpo)" w:eastAsia="Times New Roman" w:hAnsi="Aptos(cuerpo)" w:cs="Times New Roman"/>
+          <w:kern w:val="0"/>
+          <w:lang w:eastAsia="es-ES"/>
+          <w14:ligatures w14:val="none"/>
+        </w:rPr>
+        <w:br/>
+        <w:t>Ordenador de desarrollo</w:t>
+      </w:r>
+    </w:p>
+    <w:p>
+      <w:pPr>
+        <w:spacing w:before="100" w:beforeAutospacing="1" w:after="100" w:afterAutospacing="1" w:line="240" w:lineRule="auto"/>
+        <w:rPr>
+          <w:rFonts w:ascii="Aptos(cuerpo)" w:eastAsia="Times New Roman" w:hAnsi="Aptos(cuerpo)" w:cs="Times New Roman"/>
+          <w:kern w:val="0"/>
+          <w:lang w:eastAsia="es-ES"/>
+          <w14:ligatures w14:val="none"/>
+        </w:rPr>
+      </w:pPr>
+      <w:r>
+        <w:rPr>
+          <w:rFonts w:ascii="Aptos(cuerpo)" w:eastAsia="Times New Roman" w:hAnsi="Aptos(cuerpo)" w:cs="Times New Roman"/>
+          <w:kern w:val="0"/>
+          <w:lang w:eastAsia="es-ES"/>
+          <w14:ligatures w14:val="none"/>
+        </w:rPr>
+        <w:lastRenderedPageBreak/>
+        <w:t>Descripción:</w:t>
+      </w:r>
+      <w:r>
+        <w:rPr>
+          <w:rFonts w:ascii="Aptos(cuerpo)" w:eastAsia="Times New Roman" w:hAnsi="Aptos(cuerpo)" w:cs="Times New Roman"/>
+          <w:kern w:val="0"/>
+          <w:lang w:eastAsia="es-ES"/>
+          <w14:ligatures w14:val="none"/>
+        </w:rPr>
+        <w:br/>
+        <w:t xml:space="preserve">Equipo portátil o sobremesa con características adecuadas para desarrollo Java, ejecución de Spring Boot, </w:t>
+      </w:r>
+      <w:proofErr w:type="spellStart"/>
+      <w:r>
+        <w:rPr>
+          <w:rFonts w:ascii="Aptos(cuerpo)" w:eastAsia="Times New Roman" w:hAnsi="Aptos(cuerpo)" w:cs="Times New Roman"/>
+          <w:kern w:val="0"/>
+          <w:lang w:eastAsia="es-ES"/>
+          <w14:ligatures w14:val="none"/>
+        </w:rPr>
+        <w:t>JavaFX</w:t>
+      </w:r>
+      <w:proofErr w:type="spellEnd"/>
+      <w:r>
+        <w:rPr>
+          <w:rFonts w:ascii="Aptos(cuerpo)" w:eastAsia="Times New Roman" w:hAnsi="Aptos(cuerpo)" w:cs="Times New Roman"/>
+          <w:kern w:val="0"/>
+          <w:lang w:eastAsia="es-ES"/>
+          <w14:ligatures w14:val="none"/>
+        </w:rPr>
+        <w:t xml:space="preserve"> y herramientas de base de datos.</w:t>
+      </w:r>
+    </w:p>
+    <w:p>
+      <w:pPr>
+        <w:spacing w:before="100" w:beforeAutospacing="1" w:after="100" w:afterAutospacing="1" w:line="240" w:lineRule="auto"/>
+        <w:rPr>
+          <w:rFonts w:ascii="Aptos(cuerpo)" w:eastAsia="Times New Roman" w:hAnsi="Aptos(cuerpo)" w:cs="Times New Roman"/>
+          <w:kern w:val="0"/>
+          <w:lang w:eastAsia="es-ES"/>
+          <w14:ligatures w14:val="none"/>
+        </w:rPr>
+      </w:pPr>
+      <w:r>
+        <w:rPr>
+          <w:rFonts w:ascii="Aptos(cuerpo)" w:eastAsia="Times New Roman" w:hAnsi="Aptos(cuerpo)" w:cs="Times New Roman"/>
+          <w:kern w:val="0"/>
+          <w:lang w:eastAsia="es-ES"/>
+          <w14:ligatures w14:val="none"/>
+        </w:rPr>
+        <w:t>Coste estimado:</w:t>
+      </w:r>
+      <w:r>
+        <w:rPr>
+          <w:rFonts w:ascii="Aptos(cuerpo)" w:eastAsia="Times New Roman" w:hAnsi="Aptos(cuerpo)" w:cs="Times New Roman"/>
+          <w:kern w:val="0"/>
+          <w:lang w:eastAsia="es-ES"/>
+          <w14:ligatures w14:val="none"/>
+        </w:rPr>
+        <w:br/>
+        <w:t>1.100 €</w:t>
+      </w:r>
+    </w:p>
+    <w:p>
+      <w:pPr>
+        <w:spacing w:before="100" w:beforeAutospacing="1" w:after="100" w:afterAutospacing="1" w:line="240" w:lineRule="auto"/>
+        <w:rPr>
+          <w:rFonts w:ascii="Aptos(cuerpo)" w:eastAsia="Times New Roman" w:hAnsi="Aptos(cuerpo)" w:cs="Times New Roman"/>
+          <w:kern w:val="0"/>
+          <w:lang w:eastAsia="es-ES"/>
+          <w14:ligatures w14:val="none"/>
+        </w:rPr>
+      </w:pPr>
+      <w:r>
+        <w:rPr>
+          <w:rFonts w:ascii="Aptos(cuerpo)" w:eastAsia="Times New Roman" w:hAnsi="Aptos(cuerpo)" w:cs="Times New Roman"/>
+          <w:kern w:val="0"/>
+          <w:lang w:eastAsia="es-ES"/>
+          <w14:ligatures w14:val="none"/>
+        </w:rPr>
+        <w:t>Concepto:</w:t>
+      </w:r>
+      <w:r>
+        <w:rPr>
+          <w:rFonts w:ascii="Aptos(cuerpo)" w:eastAsia="Times New Roman" w:hAnsi="Aptos(cuerpo)" w:cs="Times New Roman"/>
+          <w:kern w:val="0"/>
+          <w:lang w:eastAsia="es-ES"/>
+          <w14:ligatures w14:val="none"/>
+        </w:rPr>
+        <w:br/>
+        <w:t>Monitor adicional</w:t>
+      </w:r>
+    </w:p>
+    <w:p>
+      <w:pPr>
+        <w:spacing w:before="100" w:beforeAutospacing="1" w:after="100" w:afterAutospacing="1" w:line="240" w:lineRule="auto"/>
+        <w:rPr>
+          <w:rFonts w:ascii="Aptos(cuerpo)" w:eastAsia="Times New Roman" w:hAnsi="Aptos(cuerpo)" w:cs="Times New Roman"/>
+          <w:kern w:val="0"/>
+          <w:lang w:eastAsia="es-ES"/>
+          <w14:ligatures w14:val="none"/>
+        </w:rPr>
+      </w:pPr>
+      <w:r>
+        <w:rPr>
+          <w:rFonts w:ascii="Aptos(cuerpo)" w:eastAsia="Times New Roman" w:hAnsi="Aptos(cuerpo)" w:cs="Times New Roman"/>
+          <w:kern w:val="0"/>
+          <w:lang w:eastAsia="es-ES"/>
+          <w14:ligatures w14:val="none"/>
+        </w:rPr>
+        <w:t>Descripción:</w:t>
+      </w:r>
+      <w:r>
+        <w:rPr>
+          <w:rFonts w:ascii="Aptos(cuerpo)" w:eastAsia="Times New Roman" w:hAnsi="Aptos(cuerpo)" w:cs="Times New Roman"/>
+          <w:kern w:val="0"/>
+          <w:lang w:eastAsia="es-ES"/>
+          <w14:ligatures w14:val="none"/>
+        </w:rPr>
+        <w:br/>
+        <w:t>Monitor secundario para mejorar la productividad durante el desarrollo y pruebas.</w:t>
+      </w:r>
+    </w:p>
+    <w:p>
+      <w:pPr>
+        <w:spacing w:before="100" w:beforeAutospacing="1" w:after="100" w:afterAutospacing="1" w:line="240" w:lineRule="auto"/>
+        <w:rPr>
+          <w:rFonts w:ascii="Aptos(cuerpo)" w:eastAsia="Times New Roman" w:hAnsi="Aptos(cuerpo)" w:cs="Times New Roman"/>
+          <w:kern w:val="0"/>
+          <w:lang w:eastAsia="es-ES"/>
+          <w14:ligatures w14:val="none"/>
+        </w:rPr>
+      </w:pPr>
+      <w:r>
+        <w:rPr>
+          <w:rFonts w:ascii="Aptos(cuerpo)" w:eastAsia="Times New Roman" w:hAnsi="Aptos(cuerpo)" w:cs="Times New Roman"/>
+          <w:kern w:val="0"/>
+          <w:lang w:eastAsia="es-ES"/>
+          <w14:ligatures w14:val="none"/>
+        </w:rPr>
+        <w:t>Coste estimado:</w:t>
+      </w:r>
+      <w:r>
+        <w:rPr>
+          <w:rFonts w:ascii="Aptos(cuerpo)" w:eastAsia="Times New Roman" w:hAnsi="Aptos(cuerpo)" w:cs="Times New Roman"/>
+          <w:kern w:val="0"/>
+          <w:lang w:eastAsia="es-ES"/>
+          <w14:ligatures w14:val="none"/>
+        </w:rPr>
+        <w:br/>
+        <w:t>180 €</w:t>
+      </w:r>
+    </w:p>
+    <w:p>
+      <w:pPr>
+        <w:spacing w:before="100" w:beforeAutospacing="1" w:after="100" w:afterAutospacing="1" w:line="240" w:lineRule="auto"/>
+        <w:rPr>
+          <w:rFonts w:ascii="Aptos(cuerpo)" w:eastAsia="Times New Roman" w:hAnsi="Aptos(cuerpo)" w:cs="Times New Roman"/>
+          <w:kern w:val="0"/>
+          <w:lang w:eastAsia="es-ES"/>
+          <w14:ligatures w14:val="none"/>
+        </w:rPr>
+      </w:pPr>
+      <w:r>
+        <w:rPr>
+          <w:rFonts w:ascii="Aptos(cuerpo)" w:eastAsia="Times New Roman" w:hAnsi="Aptos(cuerpo)" w:cs="Times New Roman"/>
+          <w:kern w:val="0"/>
+          <w:lang w:eastAsia="es-ES"/>
+          <w14:ligatures w14:val="none"/>
+        </w:rPr>
+        <w:t>Concepto:</w:t>
+      </w:r>
+      <w:r>
+        <w:rPr>
+          <w:rFonts w:ascii="Aptos(cuerpo)" w:eastAsia="Times New Roman" w:hAnsi="Aptos(cuerpo)" w:cs="Times New Roman"/>
+          <w:kern w:val="0"/>
+          <w:lang w:eastAsia="es-ES"/>
+          <w14:ligatures w14:val="none"/>
+        </w:rPr>
+        <w:br/>
+        <w:t>Periféricos y accesorios</w:t>
+      </w:r>
+    </w:p>
+    <w:p>
+      <w:pPr>
+        <w:spacing w:before="100" w:beforeAutospacing="1" w:after="100" w:afterAutospacing="1" w:line="240" w:lineRule="auto"/>
+        <w:rPr>
+          <w:rFonts w:ascii="Aptos(cuerpo)" w:eastAsia="Times New Roman" w:hAnsi="Aptos(cuerpo)" w:cs="Times New Roman"/>
+          <w:kern w:val="0"/>
+          <w:lang w:eastAsia="es-ES"/>
+          <w14:ligatures w14:val="none"/>
+        </w:rPr>
+      </w:pPr>
+      <w:r>
+        <w:rPr>
+          <w:rFonts w:ascii="Aptos(cuerpo)" w:eastAsia="Times New Roman" w:hAnsi="Aptos(cuerpo)" w:cs="Times New Roman"/>
+          <w:kern w:val="0"/>
+          <w:lang w:eastAsia="es-ES"/>
+          <w14:ligatures w14:val="none"/>
+        </w:rPr>
+        <w:t>Descripción:</w:t>
+      </w:r>
+      <w:r>
+        <w:rPr>
+          <w:rFonts w:ascii="Aptos(cuerpo)" w:eastAsia="Times New Roman" w:hAnsi="Aptos(cuerpo)" w:cs="Times New Roman"/>
+          <w:kern w:val="0"/>
+          <w:lang w:eastAsia="es-ES"/>
+          <w14:ligatures w14:val="none"/>
+        </w:rPr>
+        <w:br/>
+        <w:t>Teclado, ratón y otros accesorios básicos de trabajo.</w:t>
+      </w:r>
+    </w:p>
+    <w:p>
+      <w:pPr>
+        <w:spacing w:before="100" w:beforeAutospacing="1" w:after="100" w:afterAutospacing="1" w:line="240" w:lineRule="auto"/>
+        <w:rPr>
+          <w:rFonts w:ascii="Aptos(cuerpo)" w:eastAsia="Times New Roman" w:hAnsi="Aptos(cuerpo)" w:cs="Times New Roman"/>
+          <w:kern w:val="0"/>
+          <w:lang w:eastAsia="es-ES"/>
+          <w14:ligatures w14:val="none"/>
+        </w:rPr>
+      </w:pPr>
+      <w:r>
+        <w:rPr>
+          <w:rFonts w:ascii="Aptos(cuerpo)" w:eastAsia="Times New Roman" w:hAnsi="Aptos(cuerpo)" w:cs="Times New Roman"/>
+          <w:kern w:val="0"/>
+          <w:lang w:eastAsia="es-ES"/>
+          <w14:ligatures w14:val="none"/>
+        </w:rPr>
+        <w:t>Coste estimado:</w:t>
+      </w:r>
+      <w:r>
+        <w:rPr>
+          <w:rFonts w:ascii="Aptos(cuerpo)" w:eastAsia="Times New Roman" w:hAnsi="Aptos(cuerpo)" w:cs="Times New Roman"/>
+          <w:kern w:val="0"/>
+          <w:lang w:eastAsia="es-ES"/>
+          <w14:ligatures w14:val="none"/>
+        </w:rPr>
+        <w:br/>
+        <w:t>120 €</w:t>
+      </w:r>
+    </w:p>
+    <w:p>
+      <w:pPr>
+        <w:spacing w:before="100" w:beforeAutospacing="1" w:after="100" w:afterAutospacing="1" w:line="240" w:lineRule="auto"/>
+        <w:rPr>
+          <w:rFonts w:ascii="Aptos(cuerpo)" w:eastAsia="Times New Roman" w:hAnsi="Aptos(cuerpo)" w:cs="Times New Roman"/>
+          <w:kern w:val="0"/>
+          <w:lang w:eastAsia="es-ES"/>
+          <w14:ligatures w14:val="none"/>
+        </w:rPr>
+      </w:pPr>
+      <w:r>
+        <w:rPr>
+          <w:rFonts w:ascii="Aptos(cuerpo)" w:eastAsia="Times New Roman" w:hAnsi="Aptos(cuerpo)" w:cs="Times New Roman"/>
+          <w:kern w:val="0"/>
+          <w:lang w:eastAsia="es-ES"/>
+          <w14:ligatures w14:val="none"/>
+        </w:rPr>
+        <w:t>Concepto:</w:t>
+      </w:r>
+      <w:r>
+        <w:rPr>
+          <w:rFonts w:ascii="Aptos(cuerpo)" w:eastAsia="Times New Roman" w:hAnsi="Aptos(cuerpo)" w:cs="Times New Roman"/>
+          <w:kern w:val="0"/>
+          <w:lang w:eastAsia="es-ES"/>
+          <w14:ligatures w14:val="none"/>
+        </w:rPr>
+        <w:br/>
+        <w:t>Conexión a internet y electricidad</w:t>
+      </w:r>
+    </w:p>
+    <w:p>
+      <w:pPr>
+        <w:spacing w:before="100" w:beforeAutospacing="1" w:after="100" w:afterAutospacing="1" w:line="240" w:lineRule="auto"/>
+        <w:rPr>
+          <w:rFonts w:ascii="Aptos(cuerpo)" w:eastAsia="Times New Roman" w:hAnsi="Aptos(cuerpo)" w:cs="Times New Roman"/>
+          <w:kern w:val="0"/>
+          <w:lang w:eastAsia="es-ES"/>
+          <w14:ligatures w14:val="none"/>
+        </w:rPr>
+      </w:pPr>
+      <w:r>
+        <w:rPr>
+          <w:rFonts w:ascii="Aptos(cuerpo)" w:eastAsia="Times New Roman" w:hAnsi="Aptos(cuerpo)" w:cs="Times New Roman"/>
+          <w:kern w:val="0"/>
+          <w:lang w:eastAsia="es-ES"/>
+          <w14:ligatures w14:val="none"/>
+        </w:rPr>
+        <w:t>Descripción:</w:t>
+      </w:r>
+      <w:r>
+        <w:rPr>
+          <w:rFonts w:ascii="Aptos(cuerpo)" w:eastAsia="Times New Roman" w:hAnsi="Aptos(cuerpo)" w:cs="Times New Roman"/>
+          <w:kern w:val="0"/>
+          <w:lang w:eastAsia="es-ES"/>
+          <w14:ligatures w14:val="none"/>
+        </w:rPr>
+        <w:br/>
+        <w:t>Gastos aproximados asociados al entorno de trabajo durante el desarrollo del proyecto.</w:t>
+      </w:r>
+    </w:p>
+    <w:p>
+      <w:pPr>
+        <w:spacing w:before="100" w:beforeAutospacing="1" w:after="100" w:afterAutospacing="1" w:line="240" w:lineRule="auto"/>
+        <w:rPr>
+          <w:rFonts w:ascii="Aptos(cuerpo)" w:eastAsia="Times New Roman" w:hAnsi="Aptos(cuerpo)" w:cs="Times New Roman"/>
+          <w:kern w:val="0"/>
+          <w:lang w:eastAsia="es-ES"/>
+          <w14:ligatures w14:val="none"/>
+        </w:rPr>
+      </w:pPr>
+      <w:r>
+        <w:rPr>
+          <w:rFonts w:ascii="Aptos(cuerpo)" w:eastAsia="Times New Roman" w:hAnsi="Aptos(cuerpo)" w:cs="Times New Roman"/>
+          <w:kern w:val="0"/>
+          <w:lang w:eastAsia="es-ES"/>
+          <w14:ligatures w14:val="none"/>
+        </w:rPr>
+        <w:t>Coste estimado:</w:t>
+      </w:r>
+      <w:r>
+        <w:rPr>
+          <w:rFonts w:ascii="Aptos(cuerpo)" w:eastAsia="Times New Roman" w:hAnsi="Aptos(cuerpo)" w:cs="Times New Roman"/>
+          <w:kern w:val="0"/>
+          <w:lang w:eastAsia="es-ES"/>
+          <w14:ligatures w14:val="none"/>
+        </w:rPr>
+        <w:br/>
+        <w:t>150 €</w:t>
+      </w:r>
+    </w:p>
+    <w:p>
+      <w:pPr>
+        <w:spacing w:before="100" w:beforeAutospacing="1" w:after="100" w:afterAutospacing="1" w:line="240" w:lineRule="auto"/>
+        <w:rPr>
+          <w:rFonts w:ascii="Aptos(cuerpo)" w:eastAsia="Times New Roman" w:hAnsi="Aptos(cuerpo)" w:cs="Times New Roman"/>
+          <w:kern w:val="0"/>
+          <w:lang w:eastAsia="es-ES"/>
+          <w14:ligatures w14:val="none"/>
+        </w:rPr>
+      </w:pPr>
+      <w:r>
+        <w:rPr>
+          <w:rFonts w:ascii="Aptos(cuerpo)" w:eastAsia="Times New Roman" w:hAnsi="Aptos(cuerpo)" w:cs="Times New Roman"/>
+          <w:kern w:val="0"/>
+          <w:lang w:eastAsia="es-ES"/>
+          <w14:ligatures w14:val="none"/>
+        </w:rPr>
+        <w:t>Concepto:</w:t>
+      </w:r>
+      <w:r>
+        <w:rPr>
+          <w:rFonts w:ascii="Aptos(cuerpo)" w:eastAsia="Times New Roman" w:hAnsi="Aptos(cuerpo)" w:cs="Times New Roman"/>
+          <w:kern w:val="0"/>
+          <w:lang w:eastAsia="es-ES"/>
+          <w14:ligatures w14:val="none"/>
+        </w:rPr>
+        <w:br/>
+        <w:t>Software y herramientas</w:t>
+      </w:r>
+    </w:p>
+    <w:p>
+      <w:pPr>
+        <w:spacing w:before="100" w:beforeAutospacing="1" w:after="100" w:afterAutospacing="1" w:line="240" w:lineRule="auto"/>
+        <w:rPr>
+          <w:rFonts w:ascii="Aptos(cuerpo)" w:eastAsia="Times New Roman" w:hAnsi="Aptos(cuerpo)" w:cs="Times New Roman"/>
+          <w:kern w:val="0"/>
+          <w:lang w:eastAsia="es-ES"/>
+          <w14:ligatures w14:val="none"/>
+        </w:rPr>
+      </w:pPr>
+      <w:r>
+        <w:rPr>
+          <w:rFonts w:ascii="Aptos(cuerpo)" w:eastAsia="Times New Roman" w:hAnsi="Aptos(cuerpo)" w:cs="Times New Roman"/>
+          <w:kern w:val="0"/>
+          <w:lang w:eastAsia="es-ES"/>
+          <w14:ligatures w14:val="none"/>
+        </w:rPr>
+        <w:t>Descripción:</w:t>
+      </w:r>
+      <w:r>
+        <w:rPr>
+          <w:rFonts w:ascii="Aptos(cuerpo)" w:eastAsia="Times New Roman" w:hAnsi="Aptos(cuerpo)" w:cs="Times New Roman"/>
+          <w:kern w:val="0"/>
+          <w:lang w:eastAsia="es-ES"/>
+          <w14:ligatures w14:val="none"/>
+        </w:rPr>
+        <w:br/>
+        <w:t>La mayoría de las herramientas utilizadas (Java, Spring Boot, Eclipse, Maven, GitHub y MySQL) son gratuitas y de código abierto, por lo que no generan coste de licencia.</w:t>
+      </w:r>
+    </w:p>
+    <w:p>
+      <w:pPr>
+        <w:spacing w:before="100" w:beforeAutospacing="1" w:after="100" w:afterAutospacing="1" w:line="240" w:lineRule="auto"/>
+        <w:rPr>
+          <w:rFonts w:ascii="Aptos(cuerpo)" w:eastAsia="Times New Roman" w:hAnsi="Aptos(cuerpo)" w:cs="Times New Roman"/>
+          <w:kern w:val="0"/>
+          <w:lang w:eastAsia="es-ES"/>
+          <w14:ligatures w14:val="none"/>
+        </w:rPr>
+      </w:pPr>
+      <w:r>
+        <w:rPr>
+          <w:rFonts w:ascii="Aptos(cuerpo)" w:eastAsia="Times New Roman" w:hAnsi="Aptos(cuerpo)" w:cs="Times New Roman"/>
+          <w:kern w:val="0"/>
+          <w:lang w:eastAsia="es-ES"/>
+          <w14:ligatures w14:val="none"/>
+        </w:rPr>
+        <w:t>Coste estimado:</w:t>
+      </w:r>
+      <w:r>
+        <w:rPr>
+          <w:rFonts w:ascii="Aptos(cuerpo)" w:eastAsia="Times New Roman" w:hAnsi="Aptos(cuerpo)" w:cs="Times New Roman"/>
+          <w:kern w:val="0"/>
+          <w:lang w:eastAsia="es-ES"/>
+          <w14:ligatures w14:val="none"/>
+        </w:rPr>
+        <w:br/>
+        <w:t>0 €</w:t>
+      </w:r>
+    </w:p>
+    <w:p>
+      <w:pPr>
+        <w:spacing w:before="100" w:beforeAutospacing="1" w:after="100" w:afterAutospacing="1" w:line="240" w:lineRule="auto"/>
+        <w:rPr>
+          <w:rFonts w:ascii="Aptos(cuerpo)" w:eastAsia="Times New Roman" w:hAnsi="Aptos(cuerpo)" w:cs="Times New Roman"/>
+          <w:kern w:val="0"/>
+          <w:lang w:eastAsia="es-ES"/>
+          <w14:ligatures w14:val="none"/>
+        </w:rPr>
+      </w:pPr>
+    </w:p>
+    <w:p>
+      <w:pPr>
+        <w:spacing w:before="100" w:beforeAutospacing="1" w:after="100" w:afterAutospacing="1" w:line="240" w:lineRule="auto"/>
+        <w:rPr>
+          <w:rFonts w:ascii="Aptos(cuerpo)" w:eastAsia="Times New Roman" w:hAnsi="Aptos(cuerpo)" w:cs="Times New Roman"/>
+          <w:kern w:val="0"/>
+          <w:lang w:eastAsia="es-ES"/>
+          <w14:ligatures w14:val="none"/>
+        </w:rPr>
+      </w:pPr>
+      <w:r>
+        <w:rPr>
+          <w:rFonts w:ascii="Aptos(cuerpo)" w:eastAsia="Times New Roman" w:hAnsi="Aptos(cuerpo)" w:cs="Times New Roman"/>
+          <w:kern w:val="0"/>
+          <w:lang w:eastAsia="es-ES"/>
+          <w14:ligatures w14:val="none"/>
+        </w:rPr>
+        <w:t>El coste total aproximado del proyecto sería:</w:t>
+      </w:r>
+    </w:p>
+    <w:p>
+      <w:pPr>
+        <w:spacing w:before="100" w:beforeAutospacing="1" w:after="100" w:afterAutospacing="1" w:line="240" w:lineRule="auto"/>
+        <w:rPr>
+          <w:rFonts w:ascii="Aptos(cuerpo)" w:eastAsia="Times New Roman" w:hAnsi="Aptos(cuerpo)" w:cs="Times New Roman"/>
+          <w:kern w:val="0"/>
+          <w:lang w:eastAsia="es-ES"/>
+          <w14:ligatures w14:val="none"/>
+        </w:rPr>
+      </w:pPr>
+      <w:r>
+        <w:rPr>
+          <w:rFonts w:ascii="Aptos(cuerpo)" w:eastAsia="Times New Roman" w:hAnsi="Aptos(cuerpo)" w:cs="Times New Roman"/>
+          <w:kern w:val="0"/>
+          <w:lang w:eastAsia="es-ES"/>
+          <w14:ligatures w14:val="none"/>
+        </w:rPr>
+        <w:t>• Coste de desarrollo: 1800 €</w:t>
+      </w:r>
+      <w:r>
+        <w:rPr>
+          <w:rFonts w:ascii="Aptos(cuerpo)" w:eastAsia="Times New Roman" w:hAnsi="Aptos(cuerpo)" w:cs="Times New Roman"/>
+          <w:kern w:val="0"/>
+          <w:lang w:eastAsia="es-ES"/>
+          <w14:ligatures w14:val="none"/>
+        </w:rPr>
+        <w:br/>
+        <w:t>• Costes de hardware y entorno: 1.550 €</w:t>
+      </w:r>
+    </w:p>
+    <w:p>
+      <w:pPr>
+        <w:spacing w:before="100" w:beforeAutospacing="1" w:after="100" w:afterAutospacing="1" w:line="240" w:lineRule="auto"/>
+        <w:rPr>
+          <w:rFonts w:ascii="Aptos(cuerpo)" w:eastAsia="Times New Roman" w:hAnsi="Aptos(cuerpo)" w:cs="Times New Roman"/>
+          <w:kern w:val="0"/>
+          <w:lang w:eastAsia="es-ES"/>
+          <w14:ligatures w14:val="none"/>
+        </w:rPr>
+      </w:pPr>
+      <w:r>
+        <w:rPr>
+          <w:rFonts w:ascii="Aptos(cuerpo)" w:eastAsia="Times New Roman" w:hAnsi="Aptos(cuerpo)" w:cs="Times New Roman"/>
+          <w:kern w:val="0"/>
+          <w:lang w:eastAsia="es-ES"/>
+          <w14:ligatures w14:val="none"/>
+        </w:rPr>
+        <w:t>Coste total estimado del proyecto: 3350 €</w:t>
+      </w:r>
+    </w:p>
+    <w:p/>
     <w:p>
       <w:pPr>
         <w:pStyle w:val="Ttulo2"/>
@@ -10760,7 +11681,6 @@
     </w:p>
     <w:p>
       <w:r>
-        <w:lastRenderedPageBreak/>
         <w:t>Como mejora, se propone la incorporación de un sistema de estados visuales que permita identificar de forma rápida y clara la situación de cada formación en empresa realizada por el alumnado.</w:t>
       </w:r>
     </w:p>
@@ -10807,17 +11727,6 @@
       <w:r>
         <w:t>El objetivo principal es garantizar que la información requerida esté siempre completa, evitando errores administrativos o inconsistencias en la base de datos.</w:t>
       </w:r>
-    </w:p>
-    <w:p>
-      <w:pPr>
-        <w:rPr>
-          <w:b/>
-          <w:bCs/>
-          <w:sz w:val="24"/>
-          <w:szCs w:val="24"/>
-          <w:u w:val="single"/>
-        </w:rPr>
-      </w:pPr>
     </w:p>
     <w:p/>
     <w:p>
@@ -10834,6 +11743,7 @@
       </w:r>
       <w:bookmarkEnd w:id="47"/>
     </w:p>
+    <w:p/>
     <w:p>
       <w:pPr>
         <w:rPr>
@@ -10899,6 +11809,7 @@
           <w:b/>
           <w:bCs/>
         </w:rPr>
+        <w:lastRenderedPageBreak/>
         <w:t>Protección de datos:</w:t>
       </w:r>
       <w:r>
@@ -10988,7 +11899,6 @@
     </w:p>
     <w:p/>
     <w:p/>
-    <w:p/>
     <w:p>
       <w:pPr>
         <w:rPr>
@@ -11020,7 +11930,6 @@
           <w:b/>
           <w:bCs/>
         </w:rPr>
-        <w:lastRenderedPageBreak/>
         <w:t>Impacto del cambio</w:t>
       </w:r>
     </w:p>
@@ -11090,6 +11999,8 @@
         <w:t>El uso de colores y etiquetas visuales contribuye a una interfaz más clara e intuitiva, mejorando la experiencia de uso del sistema.</w:t>
       </w:r>
     </w:p>
+    <w:p/>
+    <w:p/>
     <w:p>
       <w:pPr>
         <w:rPr>
@@ -11208,6 +12119,7 @@
           <w:sz w:val="24"/>
           <w:szCs w:val="24"/>
         </w:rPr>
+        <w:lastRenderedPageBreak/>
         <w:t>Impacto y riesgo de la propuesta 3:</w:t>
       </w:r>
     </w:p>
@@ -11377,7 +12289,6 @@
           <w:b/>
           <w:bCs/>
         </w:rPr>
-        <w:lastRenderedPageBreak/>
         <w:t>Interpretación de los avisos:</w:t>
       </w:r>
       <w:r>
@@ -11387,6 +12298,86 @@
       <w:r>
         <w:t>.</w:t>
       </w:r>
+    </w:p>
+    <w:p>
+      <w:pPr>
+        <w:rPr>
+          <w:b/>
+          <w:bCs/>
+        </w:rPr>
+      </w:pPr>
+    </w:p>
+    <w:p>
+      <w:pPr>
+        <w:rPr>
+          <w:b/>
+          <w:bCs/>
+        </w:rPr>
+      </w:pPr>
+    </w:p>
+    <w:p>
+      <w:pPr>
+        <w:rPr>
+          <w:b/>
+          <w:bCs/>
+        </w:rPr>
+      </w:pPr>
+    </w:p>
+    <w:p>
+      <w:pPr>
+        <w:rPr>
+          <w:b/>
+          <w:bCs/>
+        </w:rPr>
+      </w:pPr>
+    </w:p>
+    <w:p>
+      <w:pPr>
+        <w:rPr>
+          <w:b/>
+          <w:bCs/>
+        </w:rPr>
+      </w:pPr>
+    </w:p>
+    <w:p>
+      <w:pPr>
+        <w:rPr>
+          <w:b/>
+          <w:bCs/>
+        </w:rPr>
+      </w:pPr>
+    </w:p>
+    <w:p>
+      <w:pPr>
+        <w:rPr>
+          <w:b/>
+          <w:bCs/>
+        </w:rPr>
+      </w:pPr>
+    </w:p>
+    <w:p>
+      <w:pPr>
+        <w:rPr>
+          <w:b/>
+          <w:bCs/>
+        </w:rPr>
+      </w:pPr>
+    </w:p>
+    <w:p>
+      <w:pPr>
+        <w:rPr>
+          <w:b/>
+          <w:bCs/>
+        </w:rPr>
+      </w:pPr>
+    </w:p>
+    <w:p>
+      <w:pPr>
+        <w:rPr>
+          <w:b/>
+          <w:bCs/>
+        </w:rPr>
+      </w:pPr>
     </w:p>
     <w:p>
       <w:pPr>
@@ -11407,45 +12398,477 @@
       </w:pPr>
       <w:bookmarkStart w:id="48" w:name="_Toc210125395"/>
       <w:r>
+        <w:lastRenderedPageBreak/>
         <w:t>RELACIÓN CON LOS MÓDULOS DEL CICLO</w:t>
       </w:r>
       <w:bookmarkEnd w:id="48"/>
     </w:p>
     <w:p/>
     <w:p>
-      <w:r>
-        <w:t>El proyecto desarrollado mantiene una relación con varios módulos, aplicando de forma práctica los contenidos trabajados en ellos.</w:t>
-      </w:r>
-    </w:p>
-    <w:p>
-      <w:r>
-        <w:t>El módulo de Acceso a Datos se relaciona con el diseño y la gestión de la base de datos del sistema, así como con la persistencia de la información generada por la aplicación. En el proyecto se han aplicado conceptos como entidades, relaciones entre datos y operaciones de acceso, garantizando la integridad y coherencia de la información almacenada.</w:t>
-      </w:r>
-    </w:p>
-    <w:p>
-      <w:r>
-        <w:t>En cuanto al módulo de Desarrollo de Interfaces, este se refleja en la creación de interfaces gráficas claras e intuitivas, adaptadas a los distintos perfiles de usuario del sistema. Se han aplicado criterios de usabilidad</w:t>
-      </w:r>
-      <w:r>
+      <w:pPr>
+        <w:spacing w:before="80" w:after="80" w:line="360" w:lineRule="auto"/>
+        <w:jc w:val="both"/>
+        <w:rPr>
+          <w:rFonts w:ascii="Aptos Cuerpo" w:hAnsi="Aptos Cuerpo"/>
+        </w:rPr>
+      </w:pPr>
+      <w:r>
+        <w:rPr>
+          <w:rFonts w:ascii="Aptos Cuerpo" w:eastAsia="Arial" w:hAnsi="Aptos Cuerpo" w:cs="Arial"/>
+          <w:color w:val="2C3E50"/>
+        </w:rPr>
+        <w:t xml:space="preserve">El proyecto </w:t>
+      </w:r>
+      <w:proofErr w:type="spellStart"/>
+      <w:r>
+        <w:rPr>
+          <w:rFonts w:ascii="Aptos Cuerpo" w:eastAsia="Arial" w:hAnsi="Aptos Cuerpo" w:cs="Arial"/>
+          <w:color w:val="2C3E50"/>
+        </w:rPr>
+        <w:t>intermodular</w:t>
+      </w:r>
+      <w:proofErr w:type="spellEnd"/>
+      <w:r>
+        <w:rPr>
+          <w:rFonts w:ascii="Aptos Cuerpo" w:eastAsia="Arial" w:hAnsi="Aptos Cuerpo" w:cs="Arial"/>
+          <w:color w:val="2C3E50"/>
+        </w:rPr>
+        <w:t xml:space="preserve"> integra de forma práctica los conocimientos adquiridos a lo largo del ciclo formativo de Desarrollo de Aplicaciones Multiplataforma. Su desarrollo ha requerido aplicar de manera conjunta contenidos de prácticamente todos los módulos cursados</w:t>
+      </w:r>
+      <w:r>
+        <w:rPr>
+          <w:rFonts w:ascii="Aptos Cuerpo" w:eastAsia="Arial" w:hAnsi="Aptos Cuerpo" w:cs="Arial"/>
+          <w:color w:val="2C3E50"/>
+        </w:rPr>
+        <w:t>.</w:t>
+      </w:r>
+    </w:p>
+    <w:p>
+      <w:pPr>
+        <w:spacing w:before="80" w:after="80" w:line="360" w:lineRule="auto"/>
+        <w:jc w:val="both"/>
+        <w:rPr>
+          <w:rFonts w:ascii="Aptos Cuerpo" w:hAnsi="Aptos Cuerpo"/>
+        </w:rPr>
+      </w:pPr>
+      <w:r>
+        <w:rPr>
+          <w:rFonts w:ascii="Aptos Cuerpo" w:eastAsia="Arial" w:hAnsi="Aptos Cuerpo" w:cs="Arial"/>
+          <w:color w:val="2C3E50"/>
+        </w:rPr>
+        <w:t>El módulo de Programación</w:t>
+      </w:r>
+      <w:r>
+        <w:rPr>
+          <w:rFonts w:ascii="Aptos Cuerpo" w:eastAsia="Arial" w:hAnsi="Aptos Cuerpo" w:cs="Arial"/>
+          <w:color w:val="2C3E50"/>
+        </w:rPr>
+        <w:t xml:space="preserve"> </w:t>
+      </w:r>
+      <w:r>
+        <w:rPr>
+          <w:rFonts w:ascii="Aptos Cuerpo" w:eastAsia="Arial" w:hAnsi="Aptos Cuerpo" w:cs="Arial"/>
+          <w:color w:val="2C3E50"/>
+        </w:rPr>
+        <w:t>constituye la base técnica del proyecto. Toda la lógica de negocio está implementada en Java con orientación a objetos, herencia, polimorfismo e interfaces, aplicando el patrón MVC para separar responsabilidades entre vista, controlador y modelo.</w:t>
+      </w:r>
+    </w:p>
+    <w:p>
+      <w:pPr>
+        <w:spacing w:before="80" w:after="80" w:line="360" w:lineRule="auto"/>
+        <w:jc w:val="both"/>
+        <w:rPr>
+          <w:rFonts w:ascii="Aptos Cuerpo" w:hAnsi="Aptos Cuerpo"/>
+        </w:rPr>
+      </w:pPr>
+      <w:r>
+        <w:rPr>
+          <w:rFonts w:ascii="Aptos Cuerpo" w:eastAsia="Arial" w:hAnsi="Aptos Cuerpo" w:cs="Arial"/>
+          <w:color w:val="2C3E50"/>
+        </w:rPr>
+        <w:t xml:space="preserve">Acceso a Datos es el módulo con mayor presencia en el </w:t>
+      </w:r>
+      <w:proofErr w:type="spellStart"/>
+      <w:r>
+        <w:rPr>
+          <w:rFonts w:ascii="Aptos Cuerpo" w:eastAsia="Arial" w:hAnsi="Aptos Cuerpo" w:cs="Arial"/>
+          <w:color w:val="2C3E50"/>
+        </w:rPr>
+        <w:t>backend</w:t>
+      </w:r>
+      <w:proofErr w:type="spellEnd"/>
+      <w:r>
+        <w:rPr>
+          <w:rFonts w:ascii="Aptos Cuerpo" w:eastAsia="Arial" w:hAnsi="Aptos Cuerpo" w:cs="Arial"/>
+          <w:color w:val="2C3E50"/>
+        </w:rPr>
+        <w:t xml:space="preserve">. Se utiliza Spring Data JPA con </w:t>
+      </w:r>
+      <w:proofErr w:type="spellStart"/>
+      <w:r>
+        <w:rPr>
+          <w:rFonts w:ascii="Aptos Cuerpo" w:eastAsia="Arial" w:hAnsi="Aptos Cuerpo" w:cs="Arial"/>
+          <w:color w:val="2C3E50"/>
+        </w:rPr>
+        <w:t>Hibernate</w:t>
+      </w:r>
+      <w:proofErr w:type="spellEnd"/>
+      <w:r>
+        <w:rPr>
+          <w:rFonts w:ascii="Aptos Cuerpo" w:eastAsia="Arial" w:hAnsi="Aptos Cuerpo" w:cs="Arial"/>
+          <w:color w:val="2C3E50"/>
+        </w:rPr>
+        <w:t xml:space="preserve"> para gestionar la persistencia, incluyendo el mapeo objeto-relacional con herencia JOINED, repositorios tipados </w:t>
+      </w:r>
+      <w:r>
+        <w:rPr>
+          <w:rFonts w:ascii="Aptos Cuerpo" w:eastAsia="Arial" w:hAnsi="Aptos Cuerpo" w:cs="Arial"/>
+          <w:color w:val="2C3E50"/>
+        </w:rPr>
+        <w:t>y consultas.</w:t>
+      </w:r>
+    </w:p>
+    <w:p>
+      <w:pPr>
+        <w:spacing w:before="80" w:after="80" w:line="360" w:lineRule="auto"/>
+        <w:jc w:val="both"/>
+        <w:rPr>
+          <w:rFonts w:ascii="Aptos Cuerpo" w:hAnsi="Aptos Cuerpo"/>
+        </w:rPr>
+      </w:pPr>
+      <w:r>
+        <w:rPr>
+          <w:rFonts w:ascii="Aptos Cuerpo" w:eastAsia="Arial" w:hAnsi="Aptos Cuerpo" w:cs="Arial"/>
+          <w:color w:val="2C3E50"/>
+        </w:rPr>
+        <w:t xml:space="preserve">Desarrollo de Interfaces abarca tanto la construcción de todas las pantallas con </w:t>
+      </w:r>
+      <w:proofErr w:type="spellStart"/>
+      <w:r>
+        <w:rPr>
+          <w:rFonts w:ascii="Aptos Cuerpo" w:eastAsia="Arial" w:hAnsi="Aptos Cuerpo" w:cs="Arial"/>
+          <w:color w:val="2C3E50"/>
+        </w:rPr>
+        <w:t>JavaFX</w:t>
+      </w:r>
+      <w:proofErr w:type="spellEnd"/>
+      <w:r>
+        <w:rPr>
+          <w:rFonts w:ascii="Aptos Cuerpo" w:eastAsia="Arial" w:hAnsi="Aptos Cuerpo" w:cs="Arial"/>
+          <w:color w:val="2C3E50"/>
+        </w:rPr>
+        <w:t xml:space="preserve"> y FXML como la elaboración de la guía de estilos, el componente personalizado </w:t>
+      </w:r>
+      <w:proofErr w:type="spellStart"/>
+      <w:r>
+        <w:rPr>
+          <w:rFonts w:ascii="Aptos Cuerpo" w:eastAsia="Arial" w:hAnsi="Aptos Cuerpo" w:cs="Arial"/>
+          <w:color w:val="2C3E50"/>
+        </w:rPr>
+        <w:t>MensajeLabel</w:t>
+      </w:r>
+      <w:proofErr w:type="spellEnd"/>
+      <w:r>
+        <w:rPr>
+          <w:rFonts w:ascii="Aptos Cuerpo" w:eastAsia="Arial" w:hAnsi="Aptos Cuerpo" w:cs="Arial"/>
+          <w:color w:val="2C3E50"/>
+        </w:rPr>
+        <w:t xml:space="preserve"> y la generación del instalador con Inno Setup. El uso de </w:t>
+      </w:r>
+      <w:proofErr w:type="spellStart"/>
+      <w:r>
+        <w:rPr>
+          <w:rFonts w:ascii="Aptos Cuerpo" w:eastAsia="Arial" w:hAnsi="Aptos Cuerpo" w:cs="Arial"/>
+          <w:color w:val="2C3E50"/>
+        </w:rPr>
+        <w:t>SceneBuilder</w:t>
+      </w:r>
+      <w:proofErr w:type="spellEnd"/>
+      <w:r>
+        <w:rPr>
+          <w:rFonts w:ascii="Aptos Cuerpo" w:eastAsia="Arial" w:hAnsi="Aptos Cuerpo" w:cs="Arial"/>
+          <w:color w:val="2C3E50"/>
+        </w:rPr>
+        <w:t xml:space="preserve"> para el diseño visual y la integración del componente propio mediante </w:t>
+      </w:r>
+      <w:proofErr w:type="spellStart"/>
+      <w:r>
+        <w:rPr>
+          <w:rFonts w:ascii="Aptos Cuerpo" w:eastAsia="Arial" w:hAnsi="Aptos Cuerpo" w:cs="Arial"/>
+          <w:color w:val="2C3E50"/>
+        </w:rPr>
+        <w:t>SceneBuilder</w:t>
+      </w:r>
+      <w:proofErr w:type="spellEnd"/>
+      <w:r>
+        <w:rPr>
+          <w:rFonts w:ascii="Aptos Cuerpo" w:eastAsia="Arial" w:hAnsi="Aptos Cuerpo" w:cs="Arial"/>
+          <w:color w:val="2C3E50"/>
+        </w:rPr>
+        <w:t xml:space="preserve"> son aspectos directamente derivados de los contenidos del módulo.</w:t>
+      </w:r>
+    </w:p>
+    <w:p>
+      <w:pPr>
+        <w:spacing w:before="80" w:after="80" w:line="360" w:lineRule="auto"/>
+        <w:jc w:val="both"/>
+        <w:rPr>
+          <w:rFonts w:ascii="Aptos Cuerpo" w:hAnsi="Aptos Cuerpo"/>
+        </w:rPr>
+      </w:pPr>
+      <w:r>
+        <w:rPr>
+          <w:rFonts w:ascii="Aptos Cuerpo" w:eastAsia="Arial" w:hAnsi="Aptos Cuerpo" w:cs="Arial"/>
+          <w:color w:val="2C3E50"/>
+        </w:rPr>
+        <w:t>El dominio del proyecto está directamente vinculado a Sistemas de Gestión Empresarial</w:t>
+      </w:r>
+      <w:r>
+        <w:rPr>
+          <w:rFonts w:ascii="Aptos Cuerpo" w:eastAsia="Arial" w:hAnsi="Aptos Cuerpo" w:cs="Arial"/>
+          <w:color w:val="2C3E50"/>
+        </w:rPr>
+        <w:t xml:space="preserve">, </w:t>
+      </w:r>
+      <w:r>
+        <w:rPr>
+          <w:rFonts w:ascii="Aptos Cuerpo" w:eastAsia="Arial" w:hAnsi="Aptos Cuerpo" w:cs="Arial"/>
+          <w:color w:val="2C3E50"/>
+        </w:rPr>
+        <w:t>ya que modela un proceso real de formación en empresa con periodos de prácticas, asignaciones de estudiantes a empresas y tutores, seguimientos y documentación asociada.</w:t>
+      </w:r>
+    </w:p>
+    <w:p>
+      <w:pPr>
+        <w:spacing w:before="80" w:after="80" w:line="360" w:lineRule="auto"/>
+        <w:jc w:val="both"/>
+        <w:rPr>
+          <w:rFonts w:ascii="Aptos Cuerpo" w:hAnsi="Aptos Cuerpo"/>
+        </w:rPr>
+      </w:pPr>
+      <w:r>
+        <w:rPr>
+          <w:rFonts w:ascii="Aptos Cuerpo" w:eastAsia="Arial" w:hAnsi="Aptos Cuerpo" w:cs="Arial"/>
+          <w:color w:val="2C3E50"/>
+        </w:rPr>
+        <w:t>Programación Multimedia y Dispositivos Móviles</w:t>
+      </w:r>
+      <w:r>
+        <w:rPr>
+          <w:rFonts w:ascii="Aptos Cuerpo" w:eastAsia="Arial" w:hAnsi="Aptos Cuerpo" w:cs="Arial"/>
+          <w:color w:val="2C3E50"/>
+        </w:rPr>
+        <w:t xml:space="preserve"> </w:t>
+      </w:r>
+      <w:r>
+        <w:rPr>
+          <w:rFonts w:ascii="Aptos Cuerpo" w:eastAsia="Arial" w:hAnsi="Aptos Cuerpo" w:cs="Arial"/>
+          <w:color w:val="2C3E50"/>
+        </w:rPr>
+        <w:t xml:space="preserve">en la aplicación Android desarrollada con </w:t>
+      </w:r>
+      <w:proofErr w:type="spellStart"/>
+      <w:r>
+        <w:rPr>
+          <w:rFonts w:ascii="Aptos Cuerpo" w:eastAsia="Arial" w:hAnsi="Aptos Cuerpo" w:cs="Arial"/>
+          <w:color w:val="2C3E50"/>
+        </w:rPr>
+        <w:t>Kotlin</w:t>
+      </w:r>
+      <w:proofErr w:type="spellEnd"/>
+      <w:r>
+        <w:rPr>
+          <w:rFonts w:ascii="Aptos Cuerpo" w:eastAsia="Arial" w:hAnsi="Aptos Cuerpo" w:cs="Arial"/>
+          <w:color w:val="2C3E50"/>
+        </w:rPr>
         <w:t xml:space="preserve"> y </w:t>
       </w:r>
-      <w:r>
-        <w:t>organización visual.</w:t>
-      </w:r>
-    </w:p>
-    <w:p>
-      <w:pPr>
-        <w:rPr>
+      <w:proofErr w:type="spellStart"/>
+      <w:r>
+        <w:rPr>
+          <w:rFonts w:ascii="Aptos Cuerpo" w:eastAsia="Arial" w:hAnsi="Aptos Cuerpo" w:cs="Arial"/>
+          <w:color w:val="2C3E50"/>
+        </w:rPr>
+        <w:t>Jetpack</w:t>
+      </w:r>
+      <w:proofErr w:type="spellEnd"/>
+      <w:r>
+        <w:rPr>
+          <w:rFonts w:ascii="Aptos Cuerpo" w:eastAsia="Arial" w:hAnsi="Aptos Cuerpo" w:cs="Arial"/>
+          <w:color w:val="2C3E50"/>
+        </w:rPr>
+        <w:t xml:space="preserve"> </w:t>
+      </w:r>
+      <w:proofErr w:type="spellStart"/>
+      <w:r>
+        <w:rPr>
+          <w:rFonts w:ascii="Aptos Cuerpo" w:eastAsia="Arial" w:hAnsi="Aptos Cuerpo" w:cs="Arial"/>
+          <w:color w:val="2C3E50"/>
+        </w:rPr>
+        <w:t>Compose</w:t>
+      </w:r>
+      <w:proofErr w:type="spellEnd"/>
+      <w:r>
+        <w:rPr>
+          <w:rFonts w:ascii="Aptos Cuerpo" w:eastAsia="Arial" w:hAnsi="Aptos Cuerpo" w:cs="Arial"/>
+          <w:color w:val="2C3E50"/>
+        </w:rPr>
+        <w:t xml:space="preserve">. Se aplica la arquitectura MVVM, navegación entre pantallas con </w:t>
+      </w:r>
+      <w:proofErr w:type="spellStart"/>
+      <w:r>
+        <w:rPr>
+          <w:rFonts w:ascii="Aptos Cuerpo" w:eastAsia="Arial" w:hAnsi="Aptos Cuerpo" w:cs="Arial"/>
+          <w:color w:val="2C3E50"/>
+        </w:rPr>
+        <w:t>NavHost</w:t>
+      </w:r>
+      <w:proofErr w:type="spellEnd"/>
+      <w:r>
+        <w:rPr>
+          <w:rFonts w:ascii="Aptos Cuerpo" w:eastAsia="Arial" w:hAnsi="Aptos Cuerpo" w:cs="Arial"/>
+          <w:color w:val="2C3E50"/>
+        </w:rPr>
+        <w:t xml:space="preserve">, consumo de la API REST con </w:t>
+      </w:r>
+      <w:proofErr w:type="spellStart"/>
+      <w:r>
+        <w:rPr>
+          <w:rFonts w:ascii="Aptos Cuerpo" w:eastAsia="Arial" w:hAnsi="Aptos Cuerpo" w:cs="Arial"/>
+          <w:color w:val="2C3E50"/>
+        </w:rPr>
+        <w:t>Retrofit</w:t>
+      </w:r>
+      <w:proofErr w:type="spellEnd"/>
+      <w:r>
+        <w:rPr>
+          <w:rFonts w:ascii="Aptos Cuerpo" w:eastAsia="Arial" w:hAnsi="Aptos Cuerpo" w:cs="Arial"/>
+          <w:color w:val="2C3E50"/>
+        </w:rPr>
+        <w:t xml:space="preserve"> y </w:t>
+      </w:r>
+      <w:proofErr w:type="spellStart"/>
+      <w:r>
+        <w:rPr>
+          <w:rFonts w:ascii="Aptos Cuerpo" w:eastAsia="Arial" w:hAnsi="Aptos Cuerpo" w:cs="Arial"/>
+          <w:color w:val="2C3E50"/>
+        </w:rPr>
+        <w:t>corrutinas</w:t>
+      </w:r>
+      <w:proofErr w:type="spellEnd"/>
+      <w:r>
+        <w:rPr>
+          <w:rFonts w:ascii="Aptos Cuerpo" w:eastAsia="Arial" w:hAnsi="Aptos Cuerpo" w:cs="Arial"/>
+          <w:color w:val="2C3E50"/>
+        </w:rPr>
+        <w:t>,</w:t>
+      </w:r>
+      <w:r>
+        <w:rPr>
+          <w:rFonts w:ascii="Aptos Cuerpo" w:eastAsia="Arial" w:hAnsi="Aptos Cuerpo" w:cs="Arial"/>
+          <w:color w:val="2C3E50"/>
+        </w:rPr>
+        <w:t xml:space="preserve"> </w:t>
+      </w:r>
+      <w:r>
+        <w:rPr>
+          <w:rFonts w:ascii="Aptos Cuerpo" w:eastAsia="Arial" w:hAnsi="Aptos Cuerpo" w:cs="Arial"/>
+          <w:color w:val="2C3E50"/>
+        </w:rPr>
+        <w:t>siguiendo los patrones y herramientas trabajados en el módulo.</w:t>
+      </w:r>
+    </w:p>
+    <w:p>
+      <w:pPr>
+        <w:rPr>
+          <w:rFonts w:ascii="Aptos Cuerpo" w:eastAsia="Arial" w:hAnsi="Aptos Cuerpo" w:cs="Arial"/>
+          <w:color w:val="2C3E50"/>
+        </w:rPr>
+      </w:pPr>
+      <w:r>
+        <w:rPr>
+          <w:rFonts w:ascii="Aptos Cuerpo" w:eastAsia="Arial" w:hAnsi="Aptos Cuerpo" w:cs="Arial"/>
+          <w:color w:val="2C3E50"/>
+        </w:rPr>
+        <w:t xml:space="preserve">Entornos de Desarrollo está presente en el uso de Eclipse IDE, el control de versiones con Git y GitHub, la escritura de </w:t>
+      </w:r>
+      <w:proofErr w:type="spellStart"/>
+      <w:r>
+        <w:rPr>
+          <w:rFonts w:ascii="Aptos Cuerpo" w:eastAsia="Arial" w:hAnsi="Aptos Cuerpo" w:cs="Arial"/>
+          <w:color w:val="2C3E50"/>
+        </w:rPr>
+        <w:t>Javadoc</w:t>
+      </w:r>
+      <w:proofErr w:type="spellEnd"/>
+      <w:r>
+        <w:rPr>
+          <w:rFonts w:ascii="Aptos Cuerpo" w:eastAsia="Arial" w:hAnsi="Aptos Cuerpo" w:cs="Arial"/>
+          <w:color w:val="2C3E50"/>
+        </w:rPr>
+        <w:t xml:space="preserve"> en la capa modelo y la implementación de pruebas automatizadas con </w:t>
+      </w:r>
+      <w:proofErr w:type="spellStart"/>
+      <w:r>
+        <w:rPr>
+          <w:rFonts w:ascii="Aptos Cuerpo" w:eastAsia="Arial" w:hAnsi="Aptos Cuerpo" w:cs="Arial"/>
+          <w:color w:val="2C3E50"/>
+        </w:rPr>
+        <w:t>JUnit</w:t>
+      </w:r>
+      <w:proofErr w:type="spellEnd"/>
+      <w:r>
+        <w:rPr>
+          <w:rFonts w:ascii="Aptos Cuerpo" w:eastAsia="Arial" w:hAnsi="Aptos Cuerpo" w:cs="Arial"/>
+          <w:color w:val="2C3E50"/>
+        </w:rPr>
+        <w:t xml:space="preserve"> 5 y @DataJpaTest.</w:t>
+      </w:r>
+    </w:p>
+    <w:p>
+      <w:pPr>
+        <w:rPr>
+          <w:rFonts w:ascii="Aptos Cuerpo" w:eastAsia="Arial" w:hAnsi="Aptos Cuerpo" w:cs="Arial"/>
+          <w:color w:val="2C3E50"/>
+        </w:rPr>
+      </w:pPr>
+    </w:p>
+    <w:p>
+      <w:pPr>
+        <w:spacing w:before="80" w:after="80" w:line="360" w:lineRule="auto"/>
+        <w:jc w:val="both"/>
+        <w:rPr>
+          <w:rFonts w:ascii="Aptos Cuerpo" w:hAnsi="Aptos Cuerpo"/>
+        </w:rPr>
+      </w:pPr>
+      <w:r>
+        <w:rPr>
+          <w:rFonts w:ascii="Aptos Cuerpo" w:eastAsia="Arial" w:hAnsi="Aptos Cuerpo" w:cs="Arial"/>
+          <w:color w:val="2C3E50"/>
+        </w:rPr>
+        <w:t>En conjunto, el proyecto demuestra que los conocimientos adquiridos en los distintos módulos no son independientes sino complementarios, y que su integración coordinada es lo que permite desarrollar un producto completo, funcional y profesional.</w:t>
+      </w:r>
+    </w:p>
+    <w:p>
+      <w:pPr>
+        <w:rPr>
+          <w:rFonts w:ascii="Aptos Cuerpo" w:hAnsi="Aptos Cuerpo"/>
           <w:u w:val="single"/>
         </w:rPr>
       </w:pPr>
-      <w:r>
-        <w:t>El módulo de Programación Multimedia y Dispositivos Móviles se vincula con el desarrollo de una parte del proyecto en forma de aplicación móvil, orientada principalmente a la consulta de información por parte del alumnado, facilitando el acceso a los datos desde dispositivos móviles.</w:t>
-      </w:r>
-    </w:p>
-    <w:p>
-      <w:pPr>
-        <w:rPr>
+    </w:p>
+    <w:p>
+      <w:pPr>
+        <w:rPr>
+          <w:rFonts w:ascii="Aptos Cuerpo" w:hAnsi="Aptos Cuerpo"/>
+          <w:u w:val="single"/>
+        </w:rPr>
+      </w:pPr>
+    </w:p>
+    <w:p>
+      <w:pPr>
+        <w:rPr>
+          <w:rFonts w:ascii="Aptos Cuerpo" w:hAnsi="Aptos Cuerpo"/>
           <w:u w:val="single"/>
         </w:rPr>
       </w:pPr>
@@ -11460,14 +12883,467 @@
       </w:pPr>
       <w:bookmarkStart w:id="49" w:name="_Toc210125396"/>
       <w:r>
+        <w:lastRenderedPageBreak/>
         <w:t>CONCLUSIONES</w:t>
       </w:r>
       <w:bookmarkEnd w:id="49"/>
     </w:p>
     <w:p>
-      <w:r>
-        <w:t>(…)</w:t>
-      </w:r>
+      <w:pPr>
+        <w:spacing w:before="80" w:after="80" w:line="360" w:lineRule="auto"/>
+        <w:jc w:val="both"/>
+        <w:rPr>
+          <w:rFonts w:ascii="Aptos Cuerpo" w:hAnsi="Aptos Cuerpo"/>
+        </w:rPr>
+      </w:pPr>
+      <w:bookmarkStart w:id="50" w:name="_Toc210125397"/>
+      <w:r>
+        <w:rPr>
+          <w:rFonts w:ascii="Aptos Cuerpo" w:eastAsia="Arial" w:hAnsi="Aptos Cuerpo" w:cs="Arial"/>
+          <w:color w:val="2C3E50"/>
+        </w:rPr>
+        <w:t xml:space="preserve">El desarrollo de este proyecto </w:t>
+      </w:r>
+      <w:proofErr w:type="spellStart"/>
+      <w:r>
+        <w:rPr>
+          <w:rFonts w:ascii="Aptos Cuerpo" w:eastAsia="Arial" w:hAnsi="Aptos Cuerpo" w:cs="Arial"/>
+          <w:color w:val="2C3E50"/>
+        </w:rPr>
+        <w:t>intermodular</w:t>
+      </w:r>
+      <w:proofErr w:type="spellEnd"/>
+      <w:r>
+        <w:rPr>
+          <w:rFonts w:ascii="Aptos Cuerpo" w:eastAsia="Arial" w:hAnsi="Aptos Cuerpo" w:cs="Arial"/>
+          <w:color w:val="2C3E50"/>
+        </w:rPr>
+        <w:t xml:space="preserve"> ha supuesto un ejercicio completo de desarrollo de software, desde el análisis inicial de requisitos hasta el despliegue del instalador final, pasando por el diseño de la arquitectura, la implementación de todas las capas y la validación mediante pruebas automatizadas.</w:t>
+      </w:r>
+    </w:p>
+    <w:p>
+      <w:pPr>
+        <w:spacing w:before="80" w:after="80" w:line="360" w:lineRule="auto"/>
+        <w:jc w:val="both"/>
+        <w:rPr>
+          <w:rFonts w:ascii="Aptos Cuerpo" w:hAnsi="Aptos Cuerpo"/>
+        </w:rPr>
+      </w:pPr>
+      <w:r>
+        <w:rPr>
+          <w:rFonts w:ascii="Aptos Cuerpo" w:eastAsia="Arial" w:hAnsi="Aptos Cuerpo" w:cs="Arial"/>
+          <w:color w:val="2C3E50"/>
+        </w:rPr>
+        <w:t xml:space="preserve">Desde el punto de vista técnico, el proyecto ha permitido consolidar el dominio de una arquitectura por capas real basada en Spring Boot, JPA e </w:t>
+      </w:r>
+      <w:proofErr w:type="spellStart"/>
+      <w:r>
+        <w:rPr>
+          <w:rFonts w:ascii="Aptos Cuerpo" w:eastAsia="Arial" w:hAnsi="Aptos Cuerpo" w:cs="Arial"/>
+          <w:color w:val="2C3E50"/>
+        </w:rPr>
+        <w:t>Hibernate</w:t>
+      </w:r>
+      <w:proofErr w:type="spellEnd"/>
+      <w:r>
+        <w:rPr>
+          <w:rFonts w:ascii="Aptos Cuerpo" w:eastAsia="Arial" w:hAnsi="Aptos Cuerpo" w:cs="Arial"/>
+          <w:color w:val="2C3E50"/>
+        </w:rPr>
+        <w:t xml:space="preserve">, con una interfaz gráfica </w:t>
+      </w:r>
+      <w:proofErr w:type="spellStart"/>
+      <w:r>
+        <w:rPr>
+          <w:rFonts w:ascii="Aptos Cuerpo" w:eastAsia="Arial" w:hAnsi="Aptos Cuerpo" w:cs="Arial"/>
+          <w:color w:val="2C3E50"/>
+        </w:rPr>
+        <w:t>JavaFX</w:t>
+      </w:r>
+      <w:proofErr w:type="spellEnd"/>
+      <w:r>
+        <w:rPr>
+          <w:rFonts w:ascii="Aptos Cuerpo" w:eastAsia="Arial" w:hAnsi="Aptos Cuerpo" w:cs="Arial"/>
+          <w:color w:val="2C3E50"/>
+        </w:rPr>
+        <w:t xml:space="preserve"> completamente funcional. La implementación de la herencia JOINED en el modelo de datos ha sido uno de los retos más significativos, ya que ha requerido comprender en profundidad cómo </w:t>
+      </w:r>
+      <w:proofErr w:type="spellStart"/>
+      <w:r>
+        <w:rPr>
+          <w:rFonts w:ascii="Aptos Cuerpo" w:eastAsia="Arial" w:hAnsi="Aptos Cuerpo" w:cs="Arial"/>
+          <w:color w:val="2C3E50"/>
+        </w:rPr>
+        <w:t>Hibernate</w:t>
+      </w:r>
+      <w:proofErr w:type="spellEnd"/>
+      <w:r>
+        <w:rPr>
+          <w:rFonts w:ascii="Aptos Cuerpo" w:eastAsia="Arial" w:hAnsi="Aptos Cuerpo" w:cs="Arial"/>
+          <w:color w:val="2C3E50"/>
+        </w:rPr>
+        <w:t xml:space="preserve"> gestiona los </w:t>
+      </w:r>
+      <w:proofErr w:type="spellStart"/>
+      <w:r>
+        <w:rPr>
+          <w:rFonts w:ascii="Aptos Cuerpo" w:eastAsia="Arial" w:hAnsi="Aptos Cuerpo" w:cs="Arial"/>
+          <w:color w:val="2C3E50"/>
+        </w:rPr>
+        <w:t>proxies</w:t>
+      </w:r>
+      <w:proofErr w:type="spellEnd"/>
+      <w:r>
+        <w:rPr>
+          <w:rFonts w:ascii="Aptos Cuerpo" w:eastAsia="Arial" w:hAnsi="Aptos Cuerpo" w:cs="Arial"/>
+          <w:color w:val="2C3E50"/>
+        </w:rPr>
+        <w:t xml:space="preserve"> y las relaciones entre subclases, y adaptar los repositorios y controladores para evitar problemas de carga diferida.</w:t>
+      </w:r>
+    </w:p>
+    <w:p>
+      <w:pPr>
+        <w:spacing w:before="80" w:after="80" w:line="360" w:lineRule="auto"/>
+        <w:jc w:val="both"/>
+        <w:rPr>
+          <w:rFonts w:ascii="Aptos Cuerpo" w:hAnsi="Aptos Cuerpo"/>
+        </w:rPr>
+      </w:pPr>
+      <w:r>
+        <w:rPr>
+          <w:rFonts w:ascii="Aptos Cuerpo" w:eastAsia="Arial" w:hAnsi="Aptos Cuerpo" w:cs="Arial"/>
+          <w:color w:val="2C3E50"/>
+        </w:rPr>
+        <w:t xml:space="preserve">La creación del componente personalizado </w:t>
+      </w:r>
+      <w:proofErr w:type="spellStart"/>
+      <w:r>
+        <w:rPr>
+          <w:rFonts w:ascii="Aptos Cuerpo" w:eastAsia="Arial" w:hAnsi="Aptos Cuerpo" w:cs="Arial"/>
+          <w:color w:val="2C3E50"/>
+        </w:rPr>
+        <w:t>MensajeLabel</w:t>
+      </w:r>
+      <w:proofErr w:type="spellEnd"/>
+      <w:r>
+        <w:rPr>
+          <w:rFonts w:ascii="Aptos Cuerpo" w:eastAsia="Arial" w:hAnsi="Aptos Cuerpo" w:cs="Arial"/>
+          <w:color w:val="2C3E50"/>
+        </w:rPr>
+        <w:t xml:space="preserve"> como proyecto Maven independiente ha demostrado la capacidad de desarrollar y reutilizar componentes </w:t>
+      </w:r>
+      <w:proofErr w:type="spellStart"/>
+      <w:r>
+        <w:rPr>
+          <w:rFonts w:ascii="Aptos Cuerpo" w:eastAsia="Arial" w:hAnsi="Aptos Cuerpo" w:cs="Arial"/>
+          <w:color w:val="2C3E50"/>
+        </w:rPr>
+        <w:t>JavaFX</w:t>
+      </w:r>
+      <w:proofErr w:type="spellEnd"/>
+      <w:r>
+        <w:rPr>
+          <w:rFonts w:ascii="Aptos Cuerpo" w:eastAsia="Arial" w:hAnsi="Aptos Cuerpo" w:cs="Arial"/>
+          <w:color w:val="2C3E50"/>
+        </w:rPr>
+        <w:t xml:space="preserve"> propios, integrándolos en </w:t>
+      </w:r>
+      <w:proofErr w:type="spellStart"/>
+      <w:r>
+        <w:rPr>
+          <w:rFonts w:ascii="Aptos Cuerpo" w:eastAsia="Arial" w:hAnsi="Aptos Cuerpo" w:cs="Arial"/>
+          <w:color w:val="2C3E50"/>
+        </w:rPr>
+        <w:t>SceneBuilder</w:t>
+      </w:r>
+      <w:proofErr w:type="spellEnd"/>
+      <w:r>
+        <w:rPr>
+          <w:rFonts w:ascii="Aptos Cuerpo" w:eastAsia="Arial" w:hAnsi="Aptos Cuerpo" w:cs="Arial"/>
+          <w:color w:val="2C3E50"/>
+        </w:rPr>
+        <w:t xml:space="preserve"> y en el proyecto principal mediante dependencias de Maven. Este proceso, que incluye la gestión de versiones de compilación Java, reproduce el flujo de trabajo real de desarrollo de librerías reutilizables.</w:t>
+      </w:r>
+    </w:p>
+    <w:p>
+      <w:pPr>
+        <w:spacing w:before="80" w:after="80" w:line="360" w:lineRule="auto"/>
+        <w:jc w:val="both"/>
+        <w:rPr>
+          <w:rFonts w:ascii="Aptos Cuerpo" w:eastAsia="Arial" w:hAnsi="Aptos Cuerpo" w:cs="Arial"/>
+          <w:color w:val="2C3E50"/>
+        </w:rPr>
+      </w:pPr>
+      <w:r>
+        <w:rPr>
+          <w:rFonts w:ascii="Aptos Cuerpo" w:eastAsia="Arial" w:hAnsi="Aptos Cuerpo" w:cs="Arial"/>
+          <w:color w:val="2C3E50"/>
+        </w:rPr>
+        <w:t xml:space="preserve">El desarrollo de la aplicación móvil complementaria en </w:t>
+      </w:r>
+      <w:proofErr w:type="spellStart"/>
+      <w:r>
+        <w:rPr>
+          <w:rFonts w:ascii="Aptos Cuerpo" w:eastAsia="Arial" w:hAnsi="Aptos Cuerpo" w:cs="Arial"/>
+          <w:color w:val="2C3E50"/>
+        </w:rPr>
+        <w:t>Kotlin</w:t>
+      </w:r>
+      <w:proofErr w:type="spellEnd"/>
+      <w:r>
+        <w:rPr>
+          <w:rFonts w:ascii="Aptos Cuerpo" w:eastAsia="Arial" w:hAnsi="Aptos Cuerpo" w:cs="Arial"/>
+          <w:color w:val="2C3E50"/>
+        </w:rPr>
+        <w:t xml:space="preserve"> con </w:t>
+      </w:r>
+      <w:proofErr w:type="spellStart"/>
+      <w:r>
+        <w:rPr>
+          <w:rFonts w:ascii="Aptos Cuerpo" w:eastAsia="Arial" w:hAnsi="Aptos Cuerpo" w:cs="Arial"/>
+          <w:color w:val="2C3E50"/>
+        </w:rPr>
+        <w:t>Jetpack</w:t>
+      </w:r>
+      <w:proofErr w:type="spellEnd"/>
+      <w:r>
+        <w:rPr>
+          <w:rFonts w:ascii="Aptos Cuerpo" w:eastAsia="Arial" w:hAnsi="Aptos Cuerpo" w:cs="Arial"/>
+          <w:color w:val="2C3E50"/>
+        </w:rPr>
+        <w:t xml:space="preserve"> </w:t>
+      </w:r>
+      <w:proofErr w:type="spellStart"/>
+      <w:r>
+        <w:rPr>
+          <w:rFonts w:ascii="Aptos Cuerpo" w:eastAsia="Arial" w:hAnsi="Aptos Cuerpo" w:cs="Arial"/>
+          <w:color w:val="2C3E50"/>
+        </w:rPr>
+        <w:t>Compose</w:t>
+      </w:r>
+      <w:proofErr w:type="spellEnd"/>
+      <w:r>
+        <w:rPr>
+          <w:rFonts w:ascii="Aptos Cuerpo" w:eastAsia="Arial" w:hAnsi="Aptos Cuerpo" w:cs="Arial"/>
+          <w:color w:val="2C3E50"/>
+        </w:rPr>
+        <w:t xml:space="preserve"> ha permitido aplicar los conocimientos del módulo PMDM en un contexto de integración real, consumiendo datos de la misma base de datos MySQL a través de una API REST implementada sobre el proyecto Spring Boot existente. La arquitectura MVVM adoptada en la </w:t>
+      </w:r>
+      <w:proofErr w:type="gramStart"/>
+      <w:r>
+        <w:rPr>
+          <w:rFonts w:ascii="Aptos Cuerpo" w:eastAsia="Arial" w:hAnsi="Aptos Cuerpo" w:cs="Arial"/>
+          <w:color w:val="2C3E50"/>
+        </w:rPr>
+        <w:t>app</w:t>
+      </w:r>
+      <w:proofErr w:type="gramEnd"/>
+      <w:r>
+        <w:rPr>
+          <w:rFonts w:ascii="Aptos Cuerpo" w:eastAsia="Arial" w:hAnsi="Aptos Cuerpo" w:cs="Arial"/>
+          <w:color w:val="2C3E50"/>
+        </w:rPr>
+        <w:t xml:space="preserve"> móvil, siguiendo los patrones aprendidos en clase, ha resultado en una aplicación reactiva y bien estructurada.</w:t>
+      </w:r>
+    </w:p>
+    <w:p>
+      <w:pPr>
+        <w:spacing w:before="80" w:after="80" w:line="360" w:lineRule="auto"/>
+        <w:jc w:val="both"/>
+        <w:rPr>
+          <w:rFonts w:ascii="Aptos Cuerpo" w:eastAsia="Arial" w:hAnsi="Aptos Cuerpo" w:cs="Arial"/>
+          <w:b/>
+          <w:bCs/>
+          <w:color w:val="2C3E50"/>
+        </w:rPr>
+      </w:pPr>
+      <w:r>
+        <w:rPr>
+          <w:rFonts w:ascii="Aptos Cuerpo" w:eastAsia="Arial" w:hAnsi="Aptos Cuerpo" w:cs="Arial"/>
+          <w:b/>
+          <w:bCs/>
+          <w:color w:val="2C3E50"/>
+        </w:rPr>
+        <w:t>Dificultades encontradas:</w:t>
+      </w:r>
+    </w:p>
+    <w:p>
+      <w:pPr>
+        <w:spacing w:before="80" w:after="80" w:line="360" w:lineRule="auto"/>
+        <w:jc w:val="both"/>
+        <w:rPr>
+          <w:rFonts w:ascii="Aptos Cuerpo" w:hAnsi="Aptos Cuerpo"/>
+        </w:rPr>
+      </w:pPr>
+      <w:r>
+        <w:rPr>
+          <w:rFonts w:ascii="Aptos Cuerpo" w:eastAsia="Arial" w:hAnsi="Aptos Cuerpo" w:cs="Arial"/>
+          <w:color w:val="2C3E50"/>
+        </w:rPr>
+        <w:t xml:space="preserve">Entre los principales obstáculos encontrados durante el desarrollo destaca la </w:t>
+      </w:r>
+    </w:p>
+    <w:p>
+      <w:pPr>
+        <w:spacing w:before="80" w:after="80" w:line="360" w:lineRule="auto"/>
+        <w:jc w:val="both"/>
+        <w:rPr>
+          <w:rFonts w:ascii="Aptos Cuerpo" w:hAnsi="Aptos Cuerpo"/>
+        </w:rPr>
+      </w:pPr>
+      <w:r>
+        <w:rPr>
+          <w:rFonts w:ascii="Aptos Cuerpo" w:eastAsia="Arial" w:hAnsi="Aptos Cuerpo" w:cs="Arial"/>
+          <w:color w:val="2C3E50"/>
+        </w:rPr>
+        <w:t xml:space="preserve">La integración del componente personalizado en el proyecto principal también presentó dificultades relacionadas con la compatibilidad de versiones de Java entre el proyecto del componente y el proyecto principal, así como la necesidad de registrar el JAR tanto en el repositorio local de Maven como en </w:t>
+      </w:r>
+      <w:proofErr w:type="spellStart"/>
+      <w:r>
+        <w:rPr>
+          <w:rFonts w:ascii="Aptos Cuerpo" w:eastAsia="Arial" w:hAnsi="Aptos Cuerpo" w:cs="Arial"/>
+          <w:color w:val="2C3E50"/>
+        </w:rPr>
+        <w:t>SceneBuilder</w:t>
+      </w:r>
+      <w:proofErr w:type="spellEnd"/>
+      <w:r>
+        <w:rPr>
+          <w:rFonts w:ascii="Aptos Cuerpo" w:eastAsia="Arial" w:hAnsi="Aptos Cuerpo" w:cs="Arial"/>
+          <w:color w:val="2C3E50"/>
+        </w:rPr>
+        <w:t xml:space="preserve"> por separado para que ambas herramientas lo reconocieran correctamente.</w:t>
+      </w:r>
+    </w:p>
+    <w:p>
+      <w:pPr>
+        <w:spacing w:before="80" w:after="80" w:line="360" w:lineRule="auto"/>
+        <w:jc w:val="both"/>
+        <w:rPr>
+          <w:rFonts w:ascii="Aptos Cuerpo" w:eastAsia="Arial" w:hAnsi="Aptos Cuerpo" w:cs="Arial"/>
+          <w:color w:val="2C3E50"/>
+        </w:rPr>
+      </w:pPr>
+      <w:r>
+        <w:rPr>
+          <w:rFonts w:ascii="Aptos Cuerpo" w:eastAsia="Arial" w:hAnsi="Aptos Cuerpo" w:cs="Arial"/>
+          <w:color w:val="2C3E50"/>
+        </w:rPr>
+        <w:t>La habilitación del servidor REST en una aplicación que originalmente arrancaba como aplicación de escritorio sin servidor web planteó conflictos de puertos con XAMPP, que se resolvieron ajustando la configuración del puerto del servidor Spring Boot para evitar la colisión con el Tomcat incluido en XAMPP.</w:t>
+      </w:r>
+    </w:p>
+    <w:p>
+      <w:pPr>
+        <w:spacing w:before="80" w:after="80" w:line="360" w:lineRule="auto"/>
+        <w:jc w:val="both"/>
+        <w:rPr>
+          <w:rFonts w:ascii="Aptos Cuerpo" w:eastAsia="Arial" w:hAnsi="Aptos Cuerpo" w:cs="Arial"/>
+          <w:color w:val="2C3E50"/>
+        </w:rPr>
+      </w:pPr>
+    </w:p>
+    <w:p>
+      <w:pPr>
+        <w:spacing w:before="80" w:after="80" w:line="360" w:lineRule="auto"/>
+        <w:jc w:val="both"/>
+        <w:rPr>
+          <w:rFonts w:ascii="Aptos Cuerpo" w:eastAsia="Arial" w:hAnsi="Aptos Cuerpo" w:cs="Arial"/>
+          <w:color w:val="2C3E50"/>
+        </w:rPr>
+      </w:pPr>
+    </w:p>
+    <w:p>
+      <w:pPr>
+        <w:spacing w:before="80" w:after="80" w:line="360" w:lineRule="auto"/>
+        <w:jc w:val="both"/>
+        <w:rPr>
+          <w:rFonts w:ascii="Aptos Cuerpo" w:eastAsia="Arial" w:hAnsi="Aptos Cuerpo" w:cs="Arial"/>
+          <w:color w:val="2C3E50"/>
+        </w:rPr>
+      </w:pPr>
+    </w:p>
+    <w:p>
+      <w:pPr>
+        <w:rPr>
+          <w:rFonts w:ascii="Aptos Cuerpo" w:hAnsi="Aptos Cuerpo"/>
+        </w:rPr>
+      </w:pPr>
+    </w:p>
+    <w:p>
+      <w:pPr>
+        <w:rPr>
+          <w:rFonts w:ascii="Aptos Cuerpo" w:hAnsi="Aptos Cuerpo"/>
+        </w:rPr>
+      </w:pPr>
+    </w:p>
+    <w:p>
+      <w:pPr>
+        <w:rPr>
+          <w:rFonts w:ascii="Aptos Cuerpo" w:hAnsi="Aptos Cuerpo"/>
+          <w:b/>
+          <w:bCs/>
+        </w:rPr>
+      </w:pPr>
+      <w:r>
+        <w:rPr>
+          <w:rFonts w:ascii="Aptos Cuerpo" w:hAnsi="Aptos Cuerpo"/>
+          <w:b/>
+          <w:bCs/>
+        </w:rPr>
+        <w:lastRenderedPageBreak/>
+        <w:t>Valoración Personal:</w:t>
+      </w:r>
+    </w:p>
+    <w:p>
+      <w:pPr>
+        <w:spacing w:before="80" w:after="80" w:line="360" w:lineRule="auto"/>
+        <w:jc w:val="both"/>
+        <w:rPr>
+          <w:rFonts w:ascii="Aptos Cuerpo" w:hAnsi="Aptos Cuerpo"/>
+        </w:rPr>
+      </w:pPr>
+      <w:r>
+        <w:rPr>
+          <w:rFonts w:ascii="Aptos Cuerpo" w:eastAsia="Arial" w:hAnsi="Aptos Cuerpo" w:cs="Arial"/>
+          <w:color w:val="2C3E50"/>
+        </w:rPr>
+        <w:t>Este proyecto ha representado una experiencia de aprendizaje muy completa, no solo por los conocimientos técnicos aplicados, sino también por la visión global del ciclo de vida del software que ha proporcionado. Haber desarrollado un aplicativo funcional de principio a fin, con base de datos real, interfaces de usuario, pruebas automatizadas, componente propio, aplicación móvil e instalador, refleja de forma fiel el trabajo que se lleva a cabo en un entorno de desarrollo profesional.</w:t>
+      </w:r>
+    </w:p>
+    <w:p>
+      <w:pPr>
+        <w:spacing w:before="80" w:after="80" w:line="360" w:lineRule="auto"/>
+        <w:jc w:val="both"/>
+        <w:rPr>
+          <w:rFonts w:ascii="Aptos Cuerpo" w:hAnsi="Aptos Cuerpo"/>
+        </w:rPr>
+      </w:pPr>
+      <w:r>
+        <w:rPr>
+          <w:rFonts w:ascii="Aptos Cuerpo" w:eastAsia="Arial" w:hAnsi="Aptos Cuerpo" w:cs="Arial"/>
+          <w:color w:val="2C3E50"/>
+        </w:rPr>
+        <w:t>La complejidad del proyecto ha exigido un esfuerzo constante de planificación, resolución de problemas y toma de decisiones técnicas, competencias fundamentales para el ejercicio profesional del desarrollo de aplicaciones. El resultado final es un sistema cohesionado, funcional y documentado que cumple con los requisitos definidos en la fase de análisis y que podría adaptarse y ampliarse para su uso real</w:t>
+      </w:r>
+      <w:r>
+        <w:rPr>
+          <w:rFonts w:ascii="Aptos Cuerpo" w:eastAsia="Arial" w:hAnsi="Aptos Cuerpo" w:cs="Arial"/>
+          <w:color w:val="2C3E50"/>
+        </w:rPr>
+        <w:t>.</w:t>
+      </w:r>
+    </w:p>
+    <w:p>
+      <w:pPr>
+        <w:spacing w:before="80" w:after="80" w:line="360" w:lineRule="auto"/>
+        <w:jc w:val="both"/>
+      </w:pPr>
+    </w:p>
+    <w:p>
+      <w:pPr>
+        <w:spacing w:before="80" w:after="80" w:line="360" w:lineRule="auto"/>
+        <w:jc w:val="both"/>
+      </w:pPr>
     </w:p>
     <w:p>
       <w:pPr>
@@ -11477,17 +13353,28 @@
           <w:numId w:val="1"/>
         </w:numPr>
       </w:pPr>
-      <w:bookmarkStart w:id="50" w:name="_Toc210125397"/>
       <w:r>
         <w:t>DESPLIEGUE DE LA APLICACIÓN</w:t>
       </w:r>
       <w:bookmarkEnd w:id="50"/>
     </w:p>
     <w:p>
-      <w:r>
-        <w:t>(...)</w:t>
-      </w:r>
-    </w:p>
+      <w:pPr>
+        <w:spacing w:before="80" w:after="80" w:line="360" w:lineRule="auto"/>
+        <w:jc w:val="both"/>
+        <w:rPr>
+          <w:rFonts w:ascii="Aptos Cuerpo" w:hAnsi="Aptos Cuerpo"/>
+        </w:rPr>
+      </w:pPr>
+      <w:r>
+        <w:rPr>
+          <w:rFonts w:ascii="Aptos Cuerpo" w:eastAsia="Arial" w:hAnsi="Aptos Cuerpo" w:cs="Arial"/>
+          <w:color w:val="2C3E50"/>
+        </w:rPr>
+        <w:t>Una vez finalizado el desarrollo y superadas las pruebas de validación, el siguiente paso es preparar la aplicación para su distribución y despliegue en equipos de usuario final. El proceso de despliegue comprende dos fases diferenciadas: la generación del ejecutable JAR que contiene la aplicación empaquetada con todas sus dependencias, y la creación de un instalador para Windows que permite instalar la aplicación de forma sencilla en cualquier equipo sin necesidad de conocimientos técnicos.</w:t>
+      </w:r>
+    </w:p>
+    <w:p/>
     <w:p>
       <w:pPr>
         <w:pStyle w:val="Prrafodelista"/>
@@ -11590,10 +13477,817 @@
       <w:bookmarkEnd w:id="63"/>
     </w:p>
     <w:p>
-      <w:r>
-        <w:t>(…)</w:t>
-      </w:r>
-    </w:p>
+      <w:pPr>
+        <w:spacing w:before="60" w:after="120" w:line="360" w:lineRule="auto"/>
+        <w:jc w:val="both"/>
+        <w:rPr>
+          <w:rFonts w:ascii="Aptos Cuerpo" w:hAnsi="Aptos Cuerpo"/>
+        </w:rPr>
+      </w:pPr>
+      <w:r>
+        <w:rPr>
+          <w:rFonts w:ascii="Aptos Cuerpo" w:eastAsia="Arial" w:hAnsi="Aptos Cuerpo" w:cs="Arial"/>
+          <w:color w:val="2C3E50"/>
+        </w:rPr>
+        <w:t>El proceso de instalación de la aplicación sigue tres fases secuenciales: generación del JAR ejecutable mediante Maven, verificación del funcionamiento del JAR, y creación del instalador final con Inno Setup.</w:t>
+      </w:r>
+    </w:p>
+    <w:p>
+      <w:pPr>
+        <w:spacing w:before="120" w:after="60" w:line="360" w:lineRule="auto"/>
+        <w:jc w:val="both"/>
+        <w:rPr>
+          <w:rFonts w:ascii="Aptos Cuerpo" w:hAnsi="Aptos Cuerpo"/>
+        </w:rPr>
+      </w:pPr>
+      <w:r>
+        <w:rPr>
+          <w:rFonts w:ascii="Aptos Cuerpo" w:eastAsia="Arial" w:hAnsi="Aptos Cuerpo" w:cs="Arial"/>
+          <w:b/>
+          <w:bCs/>
+          <w:color w:val="2C3E50"/>
+        </w:rPr>
+        <w:t>Generación del JAR ejecutable con Maven</w:t>
+      </w:r>
+    </w:p>
+    <w:p>
+      <w:pPr>
+        <w:spacing w:before="80" w:after="80" w:line="360" w:lineRule="auto"/>
+        <w:jc w:val="both"/>
+        <w:rPr>
+          <w:rFonts w:ascii="Aptos Cuerpo" w:hAnsi="Aptos Cuerpo"/>
+        </w:rPr>
+      </w:pPr>
+      <w:r>
+        <w:rPr>
+          <w:rFonts w:ascii="Aptos Cuerpo" w:eastAsia="Arial" w:hAnsi="Aptos Cuerpo" w:cs="Arial"/>
+          <w:color w:val="2C3E50"/>
+        </w:rPr>
+        <w:t xml:space="preserve">El empaquetado de la aplicación se realiza mediante el plugin </w:t>
+      </w:r>
+      <w:proofErr w:type="spellStart"/>
+      <w:r>
+        <w:rPr>
+          <w:rFonts w:ascii="Aptos Cuerpo" w:eastAsia="Arial" w:hAnsi="Aptos Cuerpo" w:cs="Arial"/>
+          <w:color w:val="2C3E50"/>
+        </w:rPr>
+        <w:t>maven</w:t>
+      </w:r>
+      <w:proofErr w:type="spellEnd"/>
+      <w:r>
+        <w:rPr>
+          <w:rFonts w:ascii="Aptos Cuerpo" w:eastAsia="Arial" w:hAnsi="Aptos Cuerpo" w:cs="Arial"/>
+          <w:color w:val="2C3E50"/>
+        </w:rPr>
+        <w:t>-</w:t>
+      </w:r>
+      <w:proofErr w:type="spellStart"/>
+      <w:r>
+        <w:rPr>
+          <w:rFonts w:ascii="Aptos Cuerpo" w:eastAsia="Arial" w:hAnsi="Aptos Cuerpo" w:cs="Arial"/>
+          <w:color w:val="2C3E50"/>
+        </w:rPr>
+        <w:t>assembly</w:t>
+      </w:r>
+      <w:proofErr w:type="spellEnd"/>
+      <w:r>
+        <w:rPr>
+          <w:rFonts w:ascii="Aptos Cuerpo" w:eastAsia="Arial" w:hAnsi="Aptos Cuerpo" w:cs="Arial"/>
+          <w:color w:val="2C3E50"/>
+        </w:rPr>
+        <w:t xml:space="preserve">-plugin, que genera un único fichero JAR con todas las dependencias incluidas (Spring Boot, </w:t>
+      </w:r>
+      <w:proofErr w:type="spellStart"/>
+      <w:r>
+        <w:rPr>
+          <w:rFonts w:ascii="Aptos Cuerpo" w:eastAsia="Arial" w:hAnsi="Aptos Cuerpo" w:cs="Arial"/>
+          <w:color w:val="2C3E50"/>
+        </w:rPr>
+        <w:t>JavaFX</w:t>
+      </w:r>
+      <w:proofErr w:type="spellEnd"/>
+      <w:r>
+        <w:rPr>
+          <w:rFonts w:ascii="Aptos Cuerpo" w:eastAsia="Arial" w:hAnsi="Aptos Cuerpo" w:cs="Arial"/>
+          <w:color w:val="2C3E50"/>
+        </w:rPr>
+        <w:t xml:space="preserve">, </w:t>
+      </w:r>
+      <w:proofErr w:type="spellStart"/>
+      <w:r>
+        <w:rPr>
+          <w:rFonts w:ascii="Aptos Cuerpo" w:eastAsia="Arial" w:hAnsi="Aptos Cuerpo" w:cs="Arial"/>
+          <w:color w:val="2C3E50"/>
+        </w:rPr>
+        <w:t>Hibernate</w:t>
+      </w:r>
+      <w:proofErr w:type="spellEnd"/>
+      <w:r>
+        <w:rPr>
+          <w:rFonts w:ascii="Aptos Cuerpo" w:eastAsia="Arial" w:hAnsi="Aptos Cuerpo" w:cs="Arial"/>
+          <w:color w:val="2C3E50"/>
+        </w:rPr>
+        <w:t xml:space="preserve">, conectores MySQL y el componente </w:t>
+      </w:r>
+      <w:proofErr w:type="spellStart"/>
+      <w:r>
+        <w:rPr>
+          <w:rFonts w:ascii="Aptos Cuerpo" w:eastAsia="Arial" w:hAnsi="Aptos Cuerpo" w:cs="Arial"/>
+          <w:color w:val="2C3E50"/>
+        </w:rPr>
+        <w:t>MensajeLabel</w:t>
+      </w:r>
+      <w:proofErr w:type="spellEnd"/>
+      <w:r>
+        <w:rPr>
+          <w:rFonts w:ascii="Aptos Cuerpo" w:eastAsia="Arial" w:hAnsi="Aptos Cuerpo" w:cs="Arial"/>
+          <w:color w:val="2C3E50"/>
+        </w:rPr>
+        <w:t xml:space="preserve">). Para generarlo se ejecuta un Maven </w:t>
+      </w:r>
+      <w:proofErr w:type="spellStart"/>
+      <w:r>
+        <w:rPr>
+          <w:rFonts w:ascii="Aptos Cuerpo" w:eastAsia="Arial" w:hAnsi="Aptos Cuerpo" w:cs="Arial"/>
+          <w:color w:val="2C3E50"/>
+        </w:rPr>
+        <w:t>Build</w:t>
+      </w:r>
+      <w:proofErr w:type="spellEnd"/>
+      <w:r>
+        <w:rPr>
+          <w:rFonts w:ascii="Aptos Cuerpo" w:eastAsia="Arial" w:hAnsi="Aptos Cuerpo" w:cs="Arial"/>
+          <w:color w:val="2C3E50"/>
+        </w:rPr>
+        <w:t xml:space="preserve"> desde Eclipse con el </w:t>
+      </w:r>
+      <w:proofErr w:type="spellStart"/>
+      <w:r>
+        <w:rPr>
+          <w:rFonts w:ascii="Aptos Cuerpo" w:eastAsia="Arial" w:hAnsi="Aptos Cuerpo" w:cs="Arial"/>
+          <w:color w:val="2C3E50"/>
+        </w:rPr>
+        <w:t>goal</w:t>
+      </w:r>
+      <w:proofErr w:type="spellEnd"/>
+      <w:r>
+        <w:rPr>
+          <w:rFonts w:ascii="Aptos Cuerpo" w:eastAsia="Arial" w:hAnsi="Aptos Cuerpo" w:cs="Arial"/>
+          <w:color w:val="2C3E50"/>
+        </w:rPr>
+        <w:t xml:space="preserve"> </w:t>
+      </w:r>
+      <w:proofErr w:type="spellStart"/>
+      <w:r>
+        <w:rPr>
+          <w:rFonts w:ascii="Aptos Cuerpo" w:eastAsia="Arial" w:hAnsi="Aptos Cuerpo" w:cs="Arial"/>
+          <w:color w:val="2C3E50"/>
+        </w:rPr>
+        <w:t>clean</w:t>
+      </w:r>
+      <w:proofErr w:type="spellEnd"/>
+      <w:r>
+        <w:rPr>
+          <w:rFonts w:ascii="Aptos Cuerpo" w:eastAsia="Arial" w:hAnsi="Aptos Cuerpo" w:cs="Arial"/>
+          <w:color w:val="2C3E50"/>
+        </w:rPr>
+        <w:t xml:space="preserve"> </w:t>
+      </w:r>
+      <w:proofErr w:type="spellStart"/>
+      <w:r>
+        <w:rPr>
+          <w:rFonts w:ascii="Aptos Cuerpo" w:eastAsia="Arial" w:hAnsi="Aptos Cuerpo" w:cs="Arial"/>
+          <w:color w:val="2C3E50"/>
+        </w:rPr>
+        <w:t>package</w:t>
+      </w:r>
+      <w:proofErr w:type="spellEnd"/>
+      <w:r>
+        <w:rPr>
+          <w:rFonts w:ascii="Aptos Cuerpo" w:eastAsia="Arial" w:hAnsi="Aptos Cuerpo" w:cs="Arial"/>
+          <w:color w:val="2C3E50"/>
+        </w:rPr>
+        <w:t>.</w:t>
+      </w:r>
+    </w:p>
+    <w:p>
+      <w:pPr>
+        <w:spacing w:before="80" w:after="80" w:line="360" w:lineRule="auto"/>
+        <w:jc w:val="both"/>
+        <w:rPr>
+          <w:rFonts w:ascii="Aptos Cuerpo" w:hAnsi="Aptos Cuerpo"/>
+        </w:rPr>
+      </w:pPr>
+      <w:r>
+        <w:rPr>
+          <w:rFonts w:ascii="Aptos Cuerpo" w:eastAsia="Arial" w:hAnsi="Aptos Cuerpo" w:cs="Arial"/>
+          <w:color w:val="2C3E50"/>
+        </w:rPr>
+        <w:t xml:space="preserve">En Eclipse se hace clic derecho sobre el proyecto, se selecciona Run </w:t>
+      </w:r>
+      <w:proofErr w:type="gramStart"/>
+      <w:r>
+        <w:rPr>
+          <w:rFonts w:ascii="Aptos Cuerpo" w:eastAsia="Arial" w:hAnsi="Aptos Cuerpo" w:cs="Arial"/>
+          <w:color w:val="2C3E50"/>
+        </w:rPr>
+        <w:t>As  Maven</w:t>
+      </w:r>
+      <w:proofErr w:type="gramEnd"/>
+      <w:r>
+        <w:rPr>
+          <w:rFonts w:ascii="Aptos Cuerpo" w:eastAsia="Arial" w:hAnsi="Aptos Cuerpo" w:cs="Arial"/>
+          <w:color w:val="2C3E50"/>
+        </w:rPr>
+        <w:t xml:space="preserve"> </w:t>
+      </w:r>
+      <w:proofErr w:type="spellStart"/>
+      <w:r>
+        <w:rPr>
+          <w:rFonts w:ascii="Aptos Cuerpo" w:eastAsia="Arial" w:hAnsi="Aptos Cuerpo" w:cs="Arial"/>
+          <w:color w:val="2C3E50"/>
+        </w:rPr>
+        <w:t>build</w:t>
+      </w:r>
+      <w:proofErr w:type="spellEnd"/>
+      <w:r>
+        <w:rPr>
+          <w:rFonts w:ascii="Aptos Cuerpo" w:eastAsia="Arial" w:hAnsi="Aptos Cuerpo" w:cs="Arial"/>
+          <w:color w:val="2C3E50"/>
+        </w:rPr>
+        <w:t xml:space="preserve">, se introduce </w:t>
+      </w:r>
+      <w:proofErr w:type="spellStart"/>
+      <w:r>
+        <w:rPr>
+          <w:rFonts w:ascii="Aptos Cuerpo" w:eastAsia="Arial" w:hAnsi="Aptos Cuerpo" w:cs="Arial"/>
+          <w:color w:val="2C3E50"/>
+        </w:rPr>
+        <w:t>clean</w:t>
+      </w:r>
+      <w:proofErr w:type="spellEnd"/>
+      <w:r>
+        <w:rPr>
+          <w:rFonts w:ascii="Aptos Cuerpo" w:eastAsia="Arial" w:hAnsi="Aptos Cuerpo" w:cs="Arial"/>
+          <w:color w:val="2C3E50"/>
+        </w:rPr>
+        <w:t xml:space="preserve"> </w:t>
+      </w:r>
+      <w:proofErr w:type="spellStart"/>
+      <w:r>
+        <w:rPr>
+          <w:rFonts w:ascii="Aptos Cuerpo" w:eastAsia="Arial" w:hAnsi="Aptos Cuerpo" w:cs="Arial"/>
+          <w:color w:val="2C3E50"/>
+        </w:rPr>
+        <w:t>package</w:t>
+      </w:r>
+      <w:proofErr w:type="spellEnd"/>
+      <w:r>
+        <w:rPr>
+          <w:rFonts w:ascii="Aptos Cuerpo" w:eastAsia="Arial" w:hAnsi="Aptos Cuerpo" w:cs="Arial"/>
+          <w:color w:val="2C3E50"/>
+        </w:rPr>
+        <w:t xml:space="preserve"> en el campo Goals y se pulsa Run. Maven compila el código fuente, ejecuta los </w:t>
+      </w:r>
+      <w:proofErr w:type="spellStart"/>
+      <w:r>
+        <w:rPr>
+          <w:rFonts w:ascii="Aptos Cuerpo" w:eastAsia="Arial" w:hAnsi="Aptos Cuerpo" w:cs="Arial"/>
+          <w:color w:val="2C3E50"/>
+        </w:rPr>
+        <w:t>tests</w:t>
+      </w:r>
+      <w:proofErr w:type="spellEnd"/>
+      <w:r>
+        <w:rPr>
+          <w:rFonts w:ascii="Aptos Cuerpo" w:eastAsia="Arial" w:hAnsi="Aptos Cuerpo" w:cs="Arial"/>
+          <w:color w:val="2C3E50"/>
+        </w:rPr>
+        <w:t xml:space="preserve"> automáticamente y genera en la carpeta </w:t>
+      </w:r>
+      <w:proofErr w:type="gramStart"/>
+      <w:r>
+        <w:rPr>
+          <w:rFonts w:ascii="Aptos Cuerpo" w:eastAsia="Arial" w:hAnsi="Aptos Cuerpo" w:cs="Arial"/>
+          <w:color w:val="2C3E50"/>
+        </w:rPr>
+        <w:t>target</w:t>
+      </w:r>
+      <w:proofErr w:type="gramEnd"/>
+      <w:r>
+        <w:rPr>
+          <w:rFonts w:ascii="Aptos Cuerpo" w:eastAsia="Arial" w:hAnsi="Aptos Cuerpo" w:cs="Arial"/>
+          <w:color w:val="2C3E50"/>
+        </w:rPr>
+        <w:t xml:space="preserve"> del proyecto el fichero</w:t>
+      </w:r>
+      <w:r>
+        <w:rPr>
+          <w:rFonts w:ascii="Aptos Cuerpo" w:eastAsia="Arial" w:hAnsi="Aptos Cuerpo" w:cs="Arial"/>
+          <w:color w:val="2C3E50"/>
+        </w:rPr>
+        <w:t>.</w:t>
+      </w:r>
+    </w:p>
+    <w:p>
+      <w:pPr>
+        <w:spacing w:before="80" w:after="80" w:line="360" w:lineRule="auto"/>
+        <w:jc w:val="both"/>
+        <w:rPr>
+          <w:rFonts w:ascii="Aptos Cuerpo" w:hAnsi="Aptos Cuerpo"/>
+        </w:rPr>
+      </w:pPr>
+      <w:r>
+        <w:rPr>
+          <w:rFonts w:ascii="Aptos Cuerpo" w:eastAsia="Arial" w:hAnsi="Aptos Cuerpo" w:cs="Arial"/>
+          <w:color w:val="2C3E50"/>
+        </w:rPr>
+        <w:t>Este fichero contiene la aplicación completa y puede ejecutarse en cualquier equipo que tenga Java 17 instalado.</w:t>
+      </w:r>
+    </w:p>
+    <w:p>
+      <w:pPr>
+        <w:spacing w:before="120" w:after="60" w:line="360" w:lineRule="auto"/>
+        <w:jc w:val="both"/>
+        <w:rPr>
+          <w:rFonts w:ascii="Aptos Cuerpo" w:hAnsi="Aptos Cuerpo"/>
+        </w:rPr>
+      </w:pPr>
+      <w:r>
+        <w:rPr>
+          <w:rFonts w:ascii="Aptos Cuerpo" w:eastAsia="Arial" w:hAnsi="Aptos Cuerpo" w:cs="Arial"/>
+          <w:b/>
+          <w:bCs/>
+          <w:color w:val="2C3E50"/>
+        </w:rPr>
+        <w:lastRenderedPageBreak/>
+        <w:t>Verificación del JAR</w:t>
+      </w:r>
+    </w:p>
+    <w:p>
+      <w:pPr>
+        <w:spacing w:before="80" w:after="80" w:line="360" w:lineRule="auto"/>
+        <w:jc w:val="both"/>
+        <w:rPr>
+          <w:rFonts w:ascii="Aptos Cuerpo" w:hAnsi="Aptos Cuerpo"/>
+        </w:rPr>
+      </w:pPr>
+      <w:r>
+        <w:rPr>
+          <w:rFonts w:ascii="Aptos Cuerpo" w:eastAsia="Arial" w:hAnsi="Aptos Cuerpo" w:cs="Arial"/>
+          <w:color w:val="2C3E50"/>
+        </w:rPr>
+        <w:t xml:space="preserve">Antes de crear el instalador se verifica que el JAR funciona correctamente de forma autónoma. Para ello se abre una terminal de Windows en la carpeta </w:t>
+      </w:r>
+      <w:proofErr w:type="gramStart"/>
+      <w:r>
+        <w:rPr>
+          <w:rFonts w:ascii="Aptos Cuerpo" w:eastAsia="Arial" w:hAnsi="Aptos Cuerpo" w:cs="Arial"/>
+          <w:color w:val="2C3E50"/>
+        </w:rPr>
+        <w:t>target</w:t>
+      </w:r>
+      <w:proofErr w:type="gramEnd"/>
+      <w:r>
+        <w:rPr>
+          <w:rFonts w:ascii="Aptos Cuerpo" w:eastAsia="Arial" w:hAnsi="Aptos Cuerpo" w:cs="Arial"/>
+          <w:color w:val="2C3E50"/>
+        </w:rPr>
+        <w:t xml:space="preserve"> del proyecto y se ejecuta el comando</w:t>
+      </w:r>
+      <w:r>
+        <w:rPr>
+          <w:rFonts w:ascii="Aptos Cuerpo" w:hAnsi="Aptos Cuerpo"/>
+        </w:rPr>
+        <w:t>.</w:t>
+      </w:r>
+    </w:p>
+    <w:p>
+      <w:pPr>
+        <w:spacing w:before="80" w:after="80" w:line="360" w:lineRule="auto"/>
+        <w:jc w:val="both"/>
+        <w:rPr>
+          <w:rFonts w:ascii="Aptos Cuerpo" w:hAnsi="Aptos Cuerpo"/>
+        </w:rPr>
+      </w:pPr>
+      <w:r>
+        <w:rPr>
+          <w:rFonts w:ascii="Aptos Cuerpo" w:eastAsia="Arial" w:hAnsi="Aptos Cuerpo" w:cs="Arial"/>
+          <w:color w:val="2C3E50"/>
+        </w:rPr>
+        <w:t xml:space="preserve">Si la aplicación arranca correctamente mostrando la pantalla de </w:t>
+      </w:r>
+      <w:proofErr w:type="spellStart"/>
+      <w:r>
+        <w:rPr>
+          <w:rFonts w:ascii="Aptos Cuerpo" w:eastAsia="Arial" w:hAnsi="Aptos Cuerpo" w:cs="Arial"/>
+          <w:color w:val="2C3E50"/>
+        </w:rPr>
+        <w:t>login</w:t>
+      </w:r>
+      <w:proofErr w:type="spellEnd"/>
+      <w:r>
+        <w:rPr>
+          <w:rFonts w:ascii="Aptos Cuerpo" w:eastAsia="Arial" w:hAnsi="Aptos Cuerpo" w:cs="Arial"/>
+          <w:color w:val="2C3E50"/>
+        </w:rPr>
+        <w:t>, el JAR está listo para distribuirse. Es importante que XAMPP esté en ejecución con MySQL activo antes de lanzar la aplicación, ya que necesita conectar con la base de datos local.</w:t>
+      </w:r>
+    </w:p>
+    <w:p>
+      <w:pPr>
+        <w:spacing w:before="120" w:after="60" w:line="360" w:lineRule="auto"/>
+        <w:jc w:val="both"/>
+        <w:rPr>
+          <w:rFonts w:ascii="Aptos Cuerpo" w:hAnsi="Aptos Cuerpo"/>
+        </w:rPr>
+      </w:pPr>
+      <w:r>
+        <w:rPr>
+          <w:rFonts w:ascii="Aptos Cuerpo" w:eastAsia="Arial" w:hAnsi="Aptos Cuerpo" w:cs="Arial"/>
+          <w:b/>
+          <w:bCs/>
+          <w:color w:val="2C3E50"/>
+        </w:rPr>
+        <w:t>Creación del instalador con Inno Setup</w:t>
+      </w:r>
+    </w:p>
+    <w:p>
+      <w:pPr>
+        <w:spacing w:before="80" w:after="80" w:line="360" w:lineRule="auto"/>
+        <w:jc w:val="both"/>
+        <w:rPr>
+          <w:rFonts w:ascii="Aptos Cuerpo" w:hAnsi="Aptos Cuerpo"/>
+        </w:rPr>
+      </w:pPr>
+      <w:r>
+        <w:rPr>
+          <w:rFonts w:ascii="Aptos Cuerpo" w:eastAsia="Arial" w:hAnsi="Aptos Cuerpo" w:cs="Arial"/>
+          <w:color w:val="2C3E50"/>
+        </w:rPr>
+        <w:t xml:space="preserve">Con el JAR verificado se procede a crear el instalador para Windows utilizando Inno </w:t>
+      </w:r>
+      <w:proofErr w:type="spellStart"/>
+      <w:r>
+        <w:rPr>
+          <w:rFonts w:ascii="Aptos Cuerpo" w:eastAsia="Arial" w:hAnsi="Aptos Cuerpo" w:cs="Arial"/>
+          <w:color w:val="2C3E50"/>
+        </w:rPr>
+        <w:t>Setup</w:t>
+      </w:r>
+      <w:proofErr w:type="spellEnd"/>
+      <w:r>
+        <w:rPr>
+          <w:rFonts w:ascii="Aptos Cuerpo" w:eastAsia="Arial" w:hAnsi="Aptos Cuerpo" w:cs="Arial"/>
+          <w:color w:val="2C3E50"/>
+        </w:rPr>
+        <w:t>. Esta herramienta permite generar un fichero .exe que instala la aplicación de forma guiada, configura los accesos directos y asigna un icono personalizado.</w:t>
+      </w:r>
+    </w:p>
+    <w:p>
+      <w:pPr>
+        <w:spacing w:before="80" w:after="80" w:line="360" w:lineRule="auto"/>
+        <w:jc w:val="both"/>
+        <w:rPr>
+          <w:rFonts w:ascii="Aptos Cuerpo" w:hAnsi="Aptos Cuerpo"/>
+        </w:rPr>
+      </w:pPr>
+      <w:r>
+        <w:rPr>
+          <w:rFonts w:ascii="Aptos Cuerpo" w:eastAsia="Arial" w:hAnsi="Aptos Cuerpo" w:cs="Arial"/>
+          <w:color w:val="2C3E50"/>
+        </w:rPr>
+        <w:t xml:space="preserve">El proceso en Inno </w:t>
+      </w:r>
+      <w:proofErr w:type="spellStart"/>
+      <w:r>
+        <w:rPr>
+          <w:rFonts w:ascii="Aptos Cuerpo" w:eastAsia="Arial" w:hAnsi="Aptos Cuerpo" w:cs="Arial"/>
+          <w:color w:val="2C3E50"/>
+        </w:rPr>
+        <w:t>Setup</w:t>
+      </w:r>
+      <w:proofErr w:type="spellEnd"/>
+      <w:r>
+        <w:rPr>
+          <w:rFonts w:ascii="Aptos Cuerpo" w:eastAsia="Arial" w:hAnsi="Aptos Cuerpo" w:cs="Arial"/>
+          <w:color w:val="2C3E50"/>
+        </w:rPr>
+        <w:t xml:space="preserve"> comienza abriendo el programa y usando el asistente de scripts Script </w:t>
+      </w:r>
+      <w:proofErr w:type="spellStart"/>
+      <w:r>
+        <w:rPr>
+          <w:rFonts w:ascii="Aptos Cuerpo" w:eastAsia="Arial" w:hAnsi="Aptos Cuerpo" w:cs="Arial"/>
+          <w:color w:val="2C3E50"/>
+        </w:rPr>
+        <w:t>Wizard</w:t>
+      </w:r>
+      <w:proofErr w:type="spellEnd"/>
+      <w:r>
+        <w:rPr>
+          <w:rFonts w:ascii="Aptos Cuerpo" w:eastAsia="Arial" w:hAnsi="Aptos Cuerpo" w:cs="Arial"/>
+          <w:color w:val="2C3E50"/>
+        </w:rPr>
+        <w:t xml:space="preserve"> para crear el proyecto del instalador paso a paso. En el asistente se especifica el nombre de la aplicación, la versión, el fabricante y el directorio de instalación predeterminado. A </w:t>
+      </w:r>
+      <w:proofErr w:type="gramStart"/>
+      <w:r>
+        <w:rPr>
+          <w:rFonts w:ascii="Aptos Cuerpo" w:eastAsia="Arial" w:hAnsi="Aptos Cuerpo" w:cs="Arial"/>
+          <w:color w:val="2C3E50"/>
+        </w:rPr>
+        <w:t>continuación</w:t>
+      </w:r>
+      <w:proofErr w:type="gramEnd"/>
+      <w:r>
+        <w:rPr>
+          <w:rFonts w:ascii="Aptos Cuerpo" w:eastAsia="Arial" w:hAnsi="Aptos Cuerpo" w:cs="Arial"/>
+          <w:color w:val="2C3E50"/>
+        </w:rPr>
+        <w:t xml:space="preserve"> se añaden los ficheros que deben incluirse en el instalador: el fichero JAR generado en la fase anterior y opcionalmente un fichero .bat de lanzamiento que invoca el comando java -</w:t>
+      </w:r>
+      <w:proofErr w:type="spellStart"/>
+      <w:r>
+        <w:rPr>
+          <w:rFonts w:ascii="Aptos Cuerpo" w:eastAsia="Arial" w:hAnsi="Aptos Cuerpo" w:cs="Arial"/>
+          <w:color w:val="2C3E50"/>
+        </w:rPr>
+        <w:t>jar</w:t>
+      </w:r>
+      <w:proofErr w:type="spellEnd"/>
+      <w:r>
+        <w:rPr>
+          <w:rFonts w:ascii="Aptos Cuerpo" w:eastAsia="Arial" w:hAnsi="Aptos Cuerpo" w:cs="Arial"/>
+          <w:color w:val="2C3E50"/>
+        </w:rPr>
+        <w:t xml:space="preserve"> con el nombre exacto del JAR.</w:t>
+      </w:r>
+    </w:p>
+    <w:p>
+      <w:pPr>
+        <w:spacing w:before="80" w:after="80" w:line="360" w:lineRule="auto"/>
+        <w:jc w:val="both"/>
+        <w:rPr>
+          <w:rFonts w:ascii="Aptos Cuerpo" w:eastAsia="Arial" w:hAnsi="Aptos Cuerpo" w:cs="Arial"/>
+          <w:color w:val="2C3E50"/>
+        </w:rPr>
+      </w:pPr>
+      <w:r>
+        <w:rPr>
+          <w:rFonts w:ascii="Aptos Cuerpo" w:eastAsia="Arial" w:hAnsi="Aptos Cuerpo" w:cs="Arial"/>
+          <w:color w:val="2C3E50"/>
+        </w:rPr>
+        <w:t>Se configura el icono personalizado de la aplicación seleccionando un fichero .</w:t>
+      </w:r>
+      <w:proofErr w:type="spellStart"/>
+      <w:r>
+        <w:rPr>
+          <w:rFonts w:ascii="Aptos Cuerpo" w:eastAsia="Arial" w:hAnsi="Aptos Cuerpo" w:cs="Arial"/>
+          <w:color w:val="2C3E50"/>
+        </w:rPr>
+        <w:t>ico</w:t>
+      </w:r>
+      <w:proofErr w:type="spellEnd"/>
+      <w:r>
+        <w:rPr>
+          <w:rFonts w:ascii="Aptos Cuerpo" w:eastAsia="Arial" w:hAnsi="Aptos Cuerpo" w:cs="Arial"/>
+          <w:color w:val="2C3E50"/>
+        </w:rPr>
+        <w:t xml:space="preserve"> en el apartado de personalización del asistente. Una vez completados todos los parámetros se genera el </w:t>
+      </w:r>
+      <w:proofErr w:type="gramStart"/>
+      <w:r>
+        <w:rPr>
+          <w:rFonts w:ascii="Aptos Cuerpo" w:eastAsia="Arial" w:hAnsi="Aptos Cuerpo" w:cs="Arial"/>
+          <w:color w:val="2C3E50"/>
+        </w:rPr>
+        <w:t>script .</w:t>
+      </w:r>
+      <w:proofErr w:type="spellStart"/>
+      <w:r>
+        <w:rPr>
+          <w:rFonts w:ascii="Aptos Cuerpo" w:eastAsia="Arial" w:hAnsi="Aptos Cuerpo" w:cs="Arial"/>
+          <w:color w:val="2C3E50"/>
+        </w:rPr>
+        <w:t>iss</w:t>
+      </w:r>
+      <w:proofErr w:type="spellEnd"/>
+      <w:proofErr w:type="gramEnd"/>
+      <w:r>
+        <w:rPr>
+          <w:rFonts w:ascii="Aptos Cuerpo" w:eastAsia="Arial" w:hAnsi="Aptos Cuerpo" w:cs="Arial"/>
+          <w:color w:val="2C3E50"/>
+        </w:rPr>
+        <w:t xml:space="preserve"> y se compila pulsando </w:t>
+      </w:r>
+      <w:proofErr w:type="spellStart"/>
+      <w:proofErr w:type="gramStart"/>
+      <w:r>
+        <w:rPr>
+          <w:rFonts w:ascii="Aptos Cuerpo" w:eastAsia="Arial" w:hAnsi="Aptos Cuerpo" w:cs="Arial"/>
+          <w:color w:val="2C3E50"/>
+        </w:rPr>
+        <w:t>Build</w:t>
+      </w:r>
+      <w:proofErr w:type="spellEnd"/>
+      <w:r>
+        <w:rPr>
+          <w:rFonts w:ascii="Aptos Cuerpo" w:eastAsia="Arial" w:hAnsi="Aptos Cuerpo" w:cs="Arial"/>
+          <w:color w:val="2C3E50"/>
+        </w:rPr>
+        <w:t xml:space="preserve">  Compile</w:t>
+      </w:r>
+      <w:proofErr w:type="gramEnd"/>
+      <w:r>
+        <w:rPr>
+          <w:rFonts w:ascii="Aptos Cuerpo" w:eastAsia="Arial" w:hAnsi="Aptos Cuerpo" w:cs="Arial"/>
+          <w:color w:val="2C3E50"/>
+        </w:rPr>
+        <w:t>. Inno Setup genera el fichero ejecutable</w:t>
+      </w:r>
+      <w:r>
+        <w:rPr>
+          <w:rFonts w:ascii="Aptos Cuerpo" w:eastAsia="Arial" w:hAnsi="Aptos Cuerpo" w:cs="Arial"/>
+          <w:color w:val="2C3E50"/>
+        </w:rPr>
+        <w:t>.</w:t>
+      </w:r>
+    </w:p>
+    <w:p>
+      <w:pPr>
+        <w:spacing w:before="80" w:after="80" w:line="360" w:lineRule="auto"/>
+        <w:jc w:val="both"/>
+        <w:rPr>
+          <w:rFonts w:ascii="Aptos Cuerpo" w:hAnsi="Aptos Cuerpo"/>
+        </w:rPr>
+      </w:pPr>
+      <w:r>
+        <w:rPr>
+          <w:rFonts w:ascii="Aptos Cuerpo" w:eastAsia="Arial" w:hAnsi="Aptos Cuerpo" w:cs="Arial"/>
+          <w:color w:val="2C3E50"/>
+        </w:rPr>
+        <w:t>Al ejecutar este instalador en cualquier equipo Windows, el asistente guía al usuario a través de los pasos de instalación, copia los ficheros en el directorio seleccionado y crea automáticamente los accesos directos correspondientes. El resultado es una aplicación instalada en el sistema, accesible desde el escritorio y el menú Inicio, con el icono personalizado configurado.</w:t>
+      </w:r>
+    </w:p>
+    <w:p>
+      <w:pPr>
+        <w:spacing w:before="120" w:after="60" w:line="360" w:lineRule="auto"/>
+        <w:jc w:val="both"/>
+        <w:rPr>
+          <w:rFonts w:ascii="Aptos Cuerpo" w:hAnsi="Aptos Cuerpo"/>
+        </w:rPr>
+      </w:pPr>
+      <w:r>
+        <w:rPr>
+          <w:rFonts w:ascii="Aptos Cuerpo" w:eastAsia="Arial" w:hAnsi="Aptos Cuerpo" w:cs="Arial"/>
+          <w:b/>
+          <w:bCs/>
+          <w:color w:val="2C3E50"/>
+        </w:rPr>
+        <w:t>Requisitos del equipo de destino</w:t>
+      </w:r>
+    </w:p>
+    <w:p>
+      <w:pPr>
+        <w:pStyle w:val="Prrafodelista"/>
+        <w:numPr>
+          <w:ilvl w:val="0"/>
+          <w:numId w:val="17"/>
+        </w:numPr>
+        <w:spacing w:before="60" w:after="60" w:line="240" w:lineRule="auto"/>
+        <w:contextualSpacing w:val="0"/>
+        <w:rPr>
+          <w:rFonts w:ascii="Aptos Cuerpo" w:hAnsi="Aptos Cuerpo"/>
+        </w:rPr>
+      </w:pPr>
+      <w:r>
+        <w:rPr>
+          <w:rFonts w:ascii="Aptos Cuerpo" w:eastAsia="Arial" w:hAnsi="Aptos Cuerpo" w:cs="Arial"/>
+          <w:color w:val="2C3E50"/>
+        </w:rPr>
+        <w:t>Java 17 o superior instalado en el equipo.</w:t>
+      </w:r>
+    </w:p>
+    <w:p>
+      <w:pPr>
+        <w:pStyle w:val="Prrafodelista"/>
+        <w:numPr>
+          <w:ilvl w:val="0"/>
+          <w:numId w:val="17"/>
+        </w:numPr>
+        <w:spacing w:before="60" w:after="60" w:line="240" w:lineRule="auto"/>
+        <w:contextualSpacing w:val="0"/>
+        <w:rPr>
+          <w:rFonts w:ascii="Aptos Cuerpo" w:hAnsi="Aptos Cuerpo"/>
+        </w:rPr>
+      </w:pPr>
+      <w:r>
+        <w:rPr>
+          <w:rFonts w:ascii="Aptos Cuerpo" w:eastAsia="Arial" w:hAnsi="Aptos Cuerpo" w:cs="Arial"/>
+          <w:color w:val="2C3E50"/>
+        </w:rPr>
+        <w:t xml:space="preserve">XAMPP con MySQL activo y la base de datos </w:t>
+      </w:r>
+      <w:proofErr w:type="spellStart"/>
+      <w:r>
+        <w:rPr>
+          <w:rFonts w:ascii="Aptos Cuerpo" w:eastAsia="Arial" w:hAnsi="Aptos Cuerpo" w:cs="Arial"/>
+          <w:color w:val="2C3E50"/>
+        </w:rPr>
+        <w:t>proyectoguillermo</w:t>
+      </w:r>
+      <w:proofErr w:type="spellEnd"/>
+      <w:r>
+        <w:rPr>
+          <w:rFonts w:ascii="Aptos Cuerpo" w:eastAsia="Arial" w:hAnsi="Aptos Cuerpo" w:cs="Arial"/>
+          <w:color w:val="2C3E50"/>
+        </w:rPr>
+        <w:t xml:space="preserve"> creada y configurada.</w:t>
+      </w:r>
+    </w:p>
+    <w:p>
+      <w:pPr>
+        <w:pStyle w:val="Prrafodelista"/>
+        <w:numPr>
+          <w:ilvl w:val="0"/>
+          <w:numId w:val="17"/>
+        </w:numPr>
+        <w:spacing w:before="60" w:after="60" w:line="240" w:lineRule="auto"/>
+        <w:contextualSpacing w:val="0"/>
+        <w:rPr>
+          <w:rFonts w:ascii="Aptos Cuerpo" w:hAnsi="Aptos Cuerpo"/>
+        </w:rPr>
+      </w:pPr>
+      <w:r>
+        <w:rPr>
+          <w:rFonts w:ascii="Aptos Cuerpo" w:eastAsia="Arial" w:hAnsi="Aptos Cuerpo" w:cs="Arial"/>
+          <w:color w:val="2C3E50"/>
+        </w:rPr>
+        <w:t>Sistema operativo Windows 10 o Windows 11</w:t>
+      </w:r>
+      <w:r>
+        <w:rPr>
+          <w:rFonts w:ascii="Aptos Cuerpo" w:eastAsia="Arial" w:hAnsi="Aptos Cuerpo" w:cs="Arial"/>
+          <w:color w:val="2C3E50"/>
+        </w:rPr>
+        <w:t>.</w:t>
+      </w:r>
+    </w:p>
+    <w:p>
+      <w:pPr>
+        <w:pStyle w:val="Prrafodelista"/>
+        <w:numPr>
+          <w:ilvl w:val="0"/>
+          <w:numId w:val="17"/>
+        </w:numPr>
+        <w:spacing w:before="60" w:after="60" w:line="240" w:lineRule="auto"/>
+        <w:contextualSpacing w:val="0"/>
+        <w:rPr>
+          <w:rFonts w:ascii="Aptos Cuerpo" w:hAnsi="Aptos Cuerpo"/>
+        </w:rPr>
+      </w:pPr>
+      <w:r>
+        <w:rPr>
+          <w:rFonts w:ascii="Aptos Cuerpo" w:eastAsia="Arial" w:hAnsi="Aptos Cuerpo" w:cs="Arial"/>
+          <w:color w:val="2C3E50"/>
+        </w:rPr>
+        <w:t>Conexión a la base de datos local disponible en el momento de ejecutar la aplicación.</w:t>
+      </w:r>
+    </w:p>
+    <w:p>
+      <w:pPr>
+        <w:spacing w:before="60" w:after="60" w:line="240" w:lineRule="auto"/>
+        <w:rPr>
+          <w:rFonts w:ascii="Aptos Cuerpo" w:hAnsi="Aptos Cuerpo"/>
+        </w:rPr>
+      </w:pPr>
+    </w:p>
+    <w:p>
+      <w:pPr>
+        <w:spacing w:before="60" w:after="60" w:line="240" w:lineRule="auto"/>
+        <w:rPr>
+          <w:rFonts w:ascii="Aptos Cuerpo" w:hAnsi="Aptos Cuerpo"/>
+        </w:rPr>
+      </w:pPr>
+    </w:p>
+    <w:p>
+      <w:pPr>
+        <w:spacing w:before="60" w:after="60" w:line="240" w:lineRule="auto"/>
+        <w:rPr>
+          <w:rFonts w:ascii="Aptos Cuerpo" w:hAnsi="Aptos Cuerpo"/>
+        </w:rPr>
+      </w:pPr>
+    </w:p>
+    <w:p>
+      <w:pPr>
+        <w:spacing w:before="60" w:after="60" w:line="240" w:lineRule="auto"/>
+        <w:rPr>
+          <w:rFonts w:ascii="Aptos Cuerpo" w:hAnsi="Aptos Cuerpo"/>
+        </w:rPr>
+      </w:pPr>
+    </w:p>
+    <w:p/>
     <w:p>
       <w:pPr>
         <w:pStyle w:val="Ttulo2"/>
@@ -11604,15 +14298,60 @@
       </w:pPr>
       <w:bookmarkStart w:id="64" w:name="_Toc210125402"/>
       <w:r>
+        <w:lastRenderedPageBreak/>
         <w:t>GUÍA DE ESTILOS Y MANUAL DE USUARIO</w:t>
       </w:r>
       <w:bookmarkEnd w:id="64"/>
     </w:p>
     <w:p>
-      <w:r>
-        <w:t>(...)</w:t>
-      </w:r>
-    </w:p>
+      <w:pPr>
+        <w:spacing w:before="100" w:beforeAutospacing="1" w:after="100" w:afterAutospacing="1" w:line="240" w:lineRule="auto"/>
+        <w:rPr>
+          <w:rFonts w:ascii="Aptos Cuerpo" w:eastAsia="Times New Roman" w:hAnsi="Aptos Cuerpo" w:cs="Times New Roman"/>
+          <w:kern w:val="0"/>
+          <w:sz w:val="24"/>
+          <w:szCs w:val="24"/>
+          <w:lang w:eastAsia="es-ES"/>
+          <w14:ligatures w14:val="none"/>
+        </w:rPr>
+      </w:pPr>
+      <w:r>
+        <w:rPr>
+          <w:rFonts w:ascii="Aptos Cuerpo" w:eastAsia="Times New Roman" w:hAnsi="Aptos Cuerpo" w:cs="Times New Roman"/>
+          <w:kern w:val="0"/>
+          <w:sz w:val="24"/>
+          <w:szCs w:val="24"/>
+          <w:lang w:eastAsia="es-ES"/>
+          <w14:ligatures w14:val="none"/>
+        </w:rPr>
+        <w:t>En este apartado se define la guía de estilos visuales utilizada en el desarrollo de la aplicación, así como las instrucciones básicas de uso dirigidas a los diferentes perfiles de usuario del sistema. Su finalidad es garantizar una interfaz coherente, clara y accesible, manteniendo una experiencia de uso uniforme en todas las pantallas del aplicativo.</w:t>
+      </w:r>
+    </w:p>
+    <w:p>
+      <w:pPr>
+        <w:spacing w:before="100" w:beforeAutospacing="1" w:after="100" w:afterAutospacing="1" w:line="240" w:lineRule="auto"/>
+        <w:rPr>
+          <w:rFonts w:ascii="Aptos Cuerpo" w:eastAsia="Times New Roman" w:hAnsi="Aptos Cuerpo" w:cs="Times New Roman"/>
+          <w:kern w:val="0"/>
+          <w:sz w:val="24"/>
+          <w:szCs w:val="24"/>
+          <w:lang w:eastAsia="es-ES"/>
+          <w14:ligatures w14:val="none"/>
+        </w:rPr>
+      </w:pPr>
+      <w:r>
+        <w:rPr>
+          <w:rFonts w:ascii="Aptos Cuerpo" w:eastAsia="Times New Roman" w:hAnsi="Aptos Cuerpo" w:cs="Times New Roman"/>
+          <w:kern w:val="0"/>
+          <w:sz w:val="24"/>
+          <w:szCs w:val="24"/>
+          <w:lang w:eastAsia="es-ES"/>
+          <w14:ligatures w14:val="none"/>
+        </w:rPr>
+        <w:t>Además, se proporciona una descripción general del funcionamiento de la aplicación y de las principales acciones que pueden realizar los usuarios según su perfil, facilitando así el aprendizaje y utilización del sistema.</w:t>
+      </w:r>
+    </w:p>
+    <w:p/>
     <w:p>
       <w:pPr>
         <w:pStyle w:val="Prrafodelista"/>
@@ -11658,52 +14397,122 @@
     </w:p>
     <w:p>
       <w:pPr>
-        <w:pStyle w:val="Ttulo1"/>
-      </w:pPr>
-      <w:r>
-        <w:rPr>
-          <w:rFonts w:ascii="Arial" w:eastAsia="Arial" w:hAnsi="Arial" w:cs="Arial"/>
+        <w:spacing w:before="100" w:beforeAutospacing="1" w:after="100" w:afterAutospacing="1" w:line="240" w:lineRule="auto"/>
+        <w:rPr>
+          <w:rFonts w:ascii="AptosCuerpo" w:eastAsia="Times New Roman" w:hAnsi="AptosCuerpo" w:cs="Times New Roman"/>
+          <w:kern w:val="0"/>
+          <w:sz w:val="24"/>
+          <w:szCs w:val="24"/>
+          <w:lang w:eastAsia="es-ES"/>
+          <w14:ligatures w14:val="none"/>
+        </w:rPr>
+      </w:pPr>
+      <w:r>
+        <w:rPr>
+          <w:rFonts w:ascii="AptosCuerpo" w:eastAsia="Times New Roman" w:hAnsi="AptosCuerpo" w:cs="Times New Roman"/>
+          <w:kern w:val="0"/>
+          <w:sz w:val="24"/>
+          <w:szCs w:val="24"/>
+          <w:lang w:eastAsia="es-ES"/>
+          <w14:ligatures w14:val="none"/>
+        </w:rPr>
+        <w:t>La guía de estilos establece los criterios visuales y de diseño aplicados en el desarrollo de la interfaz gráfica de la aplicación. En ella se definen aspectos como la paleta de colores, tipografías, componentes visuales, distribución de pantallas y comportamiento de los elementos interactivos.</w:t>
+      </w:r>
+    </w:p>
+    <w:p>
+      <w:pPr>
+        <w:spacing w:before="100" w:beforeAutospacing="1" w:after="100" w:afterAutospacing="1" w:line="240" w:lineRule="auto"/>
+        <w:rPr>
+          <w:rFonts w:ascii="AptosCuerpo" w:eastAsia="Times New Roman" w:hAnsi="AptosCuerpo" w:cs="Times New Roman"/>
+          <w:kern w:val="0"/>
+          <w:sz w:val="24"/>
+          <w:szCs w:val="24"/>
+          <w:lang w:eastAsia="es-ES"/>
+          <w14:ligatures w14:val="none"/>
+        </w:rPr>
+      </w:pPr>
+      <w:r>
+        <w:rPr>
+          <w:rFonts w:ascii="AptosCuerpo" w:eastAsia="Times New Roman" w:hAnsi="AptosCuerpo" w:cs="Times New Roman"/>
+          <w:kern w:val="0"/>
+          <w:sz w:val="24"/>
+          <w:szCs w:val="24"/>
+          <w:lang w:eastAsia="es-ES"/>
+          <w14:ligatures w14:val="none"/>
+        </w:rPr>
+        <w:t>El objetivo principal es mantener una apariencia homogénea y profesional en todo el sistema, mejorando la usabilidad, la legibilidad y la experiencia de usuario durante la interacción con la aplicación.</w:t>
+      </w:r>
+    </w:p>
+    <w:p>
+      <w:pPr>
+        <w:rPr>
           <w:b/>
           <w:bCs/>
-          <w:color w:val="5E4AE3"/>
-          <w:sz w:val="32"/>
-          <w:szCs w:val="32"/>
-        </w:rPr>
-        <w:t>1.  Sistema de Color</w:t>
+          <w:sz w:val="28"/>
+          <w:szCs w:val="28"/>
+        </w:rPr>
+      </w:pPr>
+      <w:r>
+        <w:rPr>
+          <w:b/>
+          <w:bCs/>
+          <w:sz w:val="28"/>
+          <w:szCs w:val="28"/>
+        </w:rPr>
+        <w:t>1.Sistema de Color</w:t>
       </w:r>
     </w:p>
     <w:p>
       <w:pPr>
         <w:spacing w:before="60"/>
-      </w:pPr>
-      <w:r>
         <w:rPr>
           <w:rFonts w:ascii="Arial" w:eastAsia="Arial" w:hAnsi="Arial" w:cs="Arial"/>
           <w:color w:val="2C3E50"/>
           <w:sz w:val="20"/>
           <w:szCs w:val="20"/>
         </w:rPr>
+      </w:pPr>
+      <w:r>
+        <w:rPr>
+          <w:rFonts w:ascii="Arial" w:eastAsia="Arial" w:hAnsi="Arial" w:cs="Arial"/>
+          <w:color w:val="2C3E50"/>
+          <w:sz w:val="20"/>
+          <w:szCs w:val="20"/>
+        </w:rPr>
         <w:t>La paleta combina un morado principal institucional con neutros funcionales y colores de estado semánticos. Todos los colores se aplican de forma consistente en todos los perfiles y pantallas de la aplicación.</w:t>
       </w:r>
     </w:p>
     <w:p>
       <w:pPr>
-        <w:pStyle w:val="Ttulo2"/>
-      </w:pPr>
-      <w:r>
-        <w:lastRenderedPageBreak/>
-        <w:t>1.1 Colores</w:t>
-      </w:r>
+        <w:spacing w:before="60"/>
+        <w:rPr>
+          <w:rFonts w:ascii="Arial" w:eastAsia="Arial" w:hAnsi="Arial" w:cs="Arial"/>
+          <w:color w:val="2C3E50"/>
+          <w:sz w:val="20"/>
+          <w:szCs w:val="20"/>
+        </w:rPr>
+      </w:pPr>
+    </w:p>
+    <w:p>
+      <w:pPr>
+        <w:spacing w:before="60"/>
+        <w:rPr>
+          <w:b/>
+          <w:bCs/>
+          <w:sz w:val="24"/>
+          <w:szCs w:val="24"/>
+        </w:rPr>
+      </w:pPr>
       <w:r>
         <w:rPr>
           <w:rFonts w:ascii="Arial" w:eastAsia="Arial" w:hAnsi="Arial" w:cs="Arial"/>
           <w:b/>
           <w:bCs/>
-          <w:color w:val="4A3AB8"/>
-          <w:sz w:val="26"/>
-          <w:szCs w:val="26"/>
-        </w:rPr>
-        <w:t xml:space="preserve"> principales</w:t>
+          <w:color w:val="2C3E50"/>
+          <w:sz w:val="24"/>
+          <w:szCs w:val="24"/>
+        </w:rPr>
+        <w:t>1.1. Colores Principales</w:t>
       </w:r>
     </w:p>
     <w:tbl>
@@ -12144,17 +14953,83 @@
         </w:tc>
       </w:tr>
     </w:tbl>
-    <w:p>
-      <w:pPr>
-        <w:spacing w:before="160"/>
-      </w:pPr>
-    </w:p>
-    <w:p>
-      <w:pPr>
-        <w:pStyle w:val="Ttulo2"/>
-      </w:pPr>
-      <w:r>
-        <w:t>1.2 Neutros</w:t>
+    <w:p/>
+    <w:p>
+      <w:pPr>
+        <w:rPr>
+          <w:b/>
+          <w:bCs/>
+          <w:sz w:val="24"/>
+          <w:szCs w:val="24"/>
+        </w:rPr>
+      </w:pPr>
+    </w:p>
+    <w:p>
+      <w:pPr>
+        <w:rPr>
+          <w:b/>
+          <w:bCs/>
+          <w:sz w:val="24"/>
+          <w:szCs w:val="24"/>
+        </w:rPr>
+      </w:pPr>
+    </w:p>
+    <w:p>
+      <w:pPr>
+        <w:rPr>
+          <w:b/>
+          <w:bCs/>
+          <w:sz w:val="24"/>
+          <w:szCs w:val="24"/>
+        </w:rPr>
+      </w:pPr>
+    </w:p>
+    <w:p>
+      <w:pPr>
+        <w:rPr>
+          <w:b/>
+          <w:bCs/>
+          <w:sz w:val="24"/>
+          <w:szCs w:val="24"/>
+        </w:rPr>
+      </w:pPr>
+    </w:p>
+    <w:p>
+      <w:pPr>
+        <w:rPr>
+          <w:b/>
+          <w:bCs/>
+          <w:sz w:val="24"/>
+          <w:szCs w:val="24"/>
+        </w:rPr>
+      </w:pPr>
+    </w:p>
+    <w:p>
+      <w:pPr>
+        <w:rPr>
+          <w:b/>
+          <w:bCs/>
+          <w:sz w:val="24"/>
+          <w:szCs w:val="24"/>
+        </w:rPr>
+      </w:pPr>
+      <w:r>
+        <w:rPr>
+          <w:b/>
+          <w:bCs/>
+          <w:sz w:val="24"/>
+          <w:szCs w:val="24"/>
+        </w:rPr>
+        <w:t>1.</w:t>
+      </w:r>
+      <w:r>
+        <w:rPr>
+          <w:b/>
+          <w:bCs/>
+          <w:sz w:val="24"/>
+          <w:szCs w:val="24"/>
+        </w:rPr>
+        <w:t>2. Neutros</w:t>
       </w:r>
     </w:p>
     <w:tbl>
@@ -12606,21 +15481,36 @@
     </w:p>
     <w:p>
       <w:pPr>
-        <w:pStyle w:val="Ttulo2"/>
-      </w:pPr>
-      <w:r>
-        <w:t>1.3 Colores</w:t>
-      </w:r>
-      <w:r>
+        <w:spacing w:before="160"/>
+      </w:pPr>
+    </w:p>
+    <w:p>
+      <w:pPr>
+        <w:spacing w:before="160"/>
+      </w:pPr>
+    </w:p>
+    <w:p>
+      <w:pPr>
+        <w:spacing w:before="40" w:after="120"/>
         <w:rPr>
           <w:rFonts w:ascii="Arial" w:eastAsia="Arial" w:hAnsi="Arial" w:cs="Arial"/>
           <w:b/>
           <w:bCs/>
-          <w:color w:val="4A3AB8"/>
-          <w:sz w:val="26"/>
-          <w:szCs w:val="26"/>
-        </w:rPr>
-        <w:t xml:space="preserve"> de estado</w:t>
+          <w:color w:val="2C3E50"/>
+          <w:sz w:val="24"/>
+          <w:szCs w:val="24"/>
+        </w:rPr>
+      </w:pPr>
+      <w:r>
+        <w:rPr>
+          <w:rFonts w:ascii="Arial" w:eastAsia="Arial" w:hAnsi="Arial" w:cs="Arial"/>
+          <w:b/>
+          <w:bCs/>
+          <w:color w:val="2C3E50"/>
+          <w:sz w:val="24"/>
+          <w:szCs w:val="24"/>
+        </w:rPr>
+        <w:t>1.3. Colores de Estado</w:t>
       </w:r>
     </w:p>
     <w:p>
@@ -13115,26 +16005,72 @@
     </w:p>
     <w:p>
       <w:pPr>
-        <w:pBdr>
-          <w:bottom w:val="single" w:sz="4" w:space="1" w:color="CCCCCC"/>
-        </w:pBdr>
-        <w:spacing w:before="160"/>
-      </w:pPr>
-    </w:p>
-    <w:p>
-      <w:pPr>
-        <w:pStyle w:val="Ttulo1"/>
-      </w:pPr>
-      <w:r>
+        <w:spacing w:before="60"/>
+      </w:pPr>
+    </w:p>
+    <w:p>
+      <w:pPr>
+        <w:spacing w:before="60"/>
+      </w:pPr>
+    </w:p>
+    <w:p>
+      <w:pPr>
+        <w:spacing w:before="60"/>
+      </w:pPr>
+    </w:p>
+    <w:p>
+      <w:pPr>
+        <w:spacing w:before="60"/>
+      </w:pPr>
+    </w:p>
+    <w:p>
+      <w:pPr>
+        <w:spacing w:before="60"/>
+      </w:pPr>
+    </w:p>
+    <w:p>
+      <w:pPr>
+        <w:spacing w:before="60"/>
+      </w:pPr>
+    </w:p>
+    <w:p>
+      <w:pPr>
+        <w:spacing w:before="60"/>
+      </w:pPr>
+    </w:p>
+    <w:p>
+      <w:pPr>
+        <w:spacing w:before="60"/>
+      </w:pPr>
+    </w:p>
+    <w:p>
+      <w:pPr>
+        <w:spacing w:before="60"/>
+      </w:pPr>
+    </w:p>
+    <w:p>
+      <w:pPr>
+        <w:spacing w:before="60"/>
         <w:rPr>
           <w:rFonts w:ascii="Arial" w:eastAsia="Arial" w:hAnsi="Arial" w:cs="Arial"/>
           <w:b/>
           <w:bCs/>
-          <w:color w:val="5E4AE3"/>
-          <w:sz w:val="32"/>
-          <w:szCs w:val="32"/>
-        </w:rPr>
-        <w:t>2.  Tipografía</w:t>
+          <w:color w:val="2C3E50"/>
+          <w:sz w:val="28"/>
+          <w:szCs w:val="28"/>
+        </w:rPr>
+      </w:pPr>
+      <w:r>
+        <w:rPr>
+          <w:rFonts w:ascii="Arial" w:eastAsia="Arial" w:hAnsi="Arial" w:cs="Arial"/>
+          <w:b/>
+          <w:bCs/>
+          <w:color w:val="2C3E50"/>
+          <w:sz w:val="28"/>
+          <w:szCs w:val="28"/>
+        </w:rPr>
+        <w:lastRenderedPageBreak/>
+        <w:t>2.Tipografía</w:t>
       </w:r>
     </w:p>
     <w:p>
@@ -13225,7 +16161,6 @@
                 <w:sz w:val="20"/>
                 <w:szCs w:val="20"/>
               </w:rPr>
-              <w:lastRenderedPageBreak/>
               <w:t>Nivel</w:t>
             </w:r>
           </w:p>
@@ -14004,59 +16939,64 @@
     </w:tbl>
     <w:p>
       <w:pPr>
-        <w:spacing w:before="240"/>
-      </w:pPr>
-    </w:p>
-    <w:p>
-      <w:pPr>
-        <w:pBdr>
-          <w:bottom w:val="single" w:sz="4" w:space="1" w:color="CCCCCC"/>
-        </w:pBdr>
         <w:spacing w:before="160"/>
-      </w:pPr>
-    </w:p>
-    <w:p>
-      <w:pPr>
-        <w:pStyle w:val="Ttulo1"/>
-        <w:ind w:left="360"/>
-      </w:pPr>
-      <w:r>
-        <w:t>3.</w:t>
-      </w:r>
-      <w:r>
-        <w:rPr>
-          <w:rFonts w:ascii="Arial" w:eastAsia="Arial" w:hAnsi="Arial" w:cs="Arial"/>
+        <w:rPr>
           <w:b/>
           <w:bCs/>
-          <w:color w:val="5E4AE3"/>
-          <w:sz w:val="32"/>
-          <w:szCs w:val="32"/>
-        </w:rPr>
-        <w:t xml:space="preserve">  Componentes de Interfaz de Usuario</w:t>
-      </w:r>
+          <w:sz w:val="28"/>
+          <w:szCs w:val="28"/>
+        </w:rPr>
+      </w:pPr>
     </w:p>
     <w:p>
       <w:pPr>
         <w:spacing w:before="160"/>
-      </w:pPr>
-    </w:p>
-    <w:p>
-      <w:pPr>
-        <w:pStyle w:val="Ttulo2"/>
-      </w:pPr>
-      <w:r>
-        <w:t>3.1 Controles</w:t>
-      </w:r>
-      <w:r>
-        <w:rPr>
-          <w:rFonts w:ascii="Arial" w:eastAsia="Arial" w:hAnsi="Arial" w:cs="Arial"/>
+        <w:rPr>
           <w:b/>
           <w:bCs/>
-          <w:color w:val="4A3AB8"/>
-          <w:sz w:val="26"/>
-          <w:szCs w:val="26"/>
-        </w:rPr>
-        <w:t xml:space="preserve"> de entrada de datos</w:t>
+          <w:sz w:val="28"/>
+          <w:szCs w:val="28"/>
+        </w:rPr>
+      </w:pPr>
+    </w:p>
+    <w:p>
+      <w:pPr>
+        <w:spacing w:before="160"/>
+        <w:rPr>
+          <w:b/>
+          <w:bCs/>
+          <w:sz w:val="28"/>
+          <w:szCs w:val="28"/>
+        </w:rPr>
+      </w:pPr>
+      <w:r>
+        <w:rPr>
+          <w:b/>
+          <w:bCs/>
+          <w:sz w:val="28"/>
+          <w:szCs w:val="28"/>
+        </w:rPr>
+        <w:t>3.Componentes de Interfaz de Usuario</w:t>
+      </w:r>
+    </w:p>
+    <w:p>
+      <w:pPr>
+        <w:spacing w:before="160"/>
+        <w:rPr>
+          <w:b/>
+          <w:bCs/>
+          <w:sz w:val="24"/>
+          <w:szCs w:val="24"/>
+        </w:rPr>
+      </w:pPr>
+      <w:r>
+        <w:rPr>
+          <w:b/>
+          <w:bCs/>
+          <w:sz w:val="24"/>
+          <w:szCs w:val="24"/>
+        </w:rPr>
+        <w:t>3.1. Controles de Entrada de datos</w:t>
       </w:r>
     </w:p>
     <w:tbl>
@@ -14365,26 +17305,31 @@
     </w:tbl>
     <w:p>
       <w:pPr>
-        <w:spacing w:before="160"/>
-      </w:pPr>
-    </w:p>
-    <w:p>
-      <w:pPr>
         <w:pStyle w:val="Ttulo2"/>
       </w:pPr>
-      <w:r>
-        <w:t>3.2 Controles</w:t>
-      </w:r>
-      <w:r>
-        <w:rPr>
-          <w:rFonts w:ascii="Arial" w:eastAsia="Arial" w:hAnsi="Arial" w:cs="Arial"/>
+    </w:p>
+    <w:p/>
+    <w:p/>
+    <w:p/>
+    <w:p/>
+    <w:p>
+      <w:pPr>
+        <w:rPr>
           <w:b/>
           <w:bCs/>
-          <w:color w:val="4A3AB8"/>
-          <w:sz w:val="26"/>
-          <w:szCs w:val="26"/>
-        </w:rPr>
-        <w:t xml:space="preserve"> de presentación</w:t>
+          <w:sz w:val="24"/>
+          <w:szCs w:val="24"/>
+        </w:rPr>
+      </w:pPr>
+      <w:r>
+        <w:rPr>
+          <w:b/>
+          <w:bCs/>
+          <w:sz w:val="24"/>
+          <w:szCs w:val="24"/>
+        </w:rPr>
+        <w:lastRenderedPageBreak/>
+        <w:t>3.2. Controles de Presentación</w:t>
       </w:r>
     </w:p>
     <w:tbl>
@@ -14542,7 +17487,6 @@
                 <w:sz w:val="20"/>
                 <w:szCs w:val="20"/>
               </w:rPr>
-              <w:lastRenderedPageBreak/>
               <w:t>TableColumn</w:t>
             </w:r>
             <w:proofErr w:type="spellEnd"/>
@@ -14621,31 +17565,44 @@
     </w:tbl>
     <w:p>
       <w:pPr>
-        <w:spacing w:before="160"/>
-      </w:pPr>
-    </w:p>
-    <w:p>
-      <w:pPr>
-        <w:spacing w:before="160"/>
-      </w:pPr>
-    </w:p>
-    <w:p>
-      <w:pPr>
         <w:pStyle w:val="Ttulo2"/>
       </w:pPr>
-      <w:r>
-        <w:t>3.5 Diálogos</w:t>
-      </w:r>
-      <w:r>
-        <w:rPr>
-          <w:rFonts w:ascii="Arial" w:eastAsia="Arial" w:hAnsi="Arial" w:cs="Arial"/>
+    </w:p>
+    <w:p>
+      <w:pPr>
+        <w:rPr>
           <w:b/>
           <w:bCs/>
-          <w:color w:val="4A3AB8"/>
-          <w:sz w:val="26"/>
-          <w:szCs w:val="26"/>
-        </w:rPr>
-        <w:t xml:space="preserve"> y alertas</w:t>
+          <w:sz w:val="24"/>
+          <w:szCs w:val="24"/>
+        </w:rPr>
+      </w:pPr>
+      <w:r>
+        <w:rPr>
+          <w:b/>
+          <w:bCs/>
+          <w:sz w:val="24"/>
+          <w:szCs w:val="24"/>
+        </w:rPr>
+        <w:t>3.</w:t>
+      </w:r>
+      <w:r>
+        <w:rPr>
+          <w:b/>
+          <w:bCs/>
+          <w:sz w:val="24"/>
+          <w:szCs w:val="24"/>
+        </w:rPr>
+        <w:t>3</w:t>
+      </w:r>
+      <w:r>
+        <w:rPr>
+          <w:b/>
+          <w:bCs/>
+          <w:sz w:val="24"/>
+          <w:szCs w:val="24"/>
+        </w:rPr>
+        <w:t>. Diálogos y Alertas</w:t>
       </w:r>
     </w:p>
     <w:tbl>
@@ -15170,50 +18127,73 @@
     </w:p>
     <w:p>
       <w:pPr>
-        <w:pBdr>
-          <w:bottom w:val="single" w:sz="4" w:space="1" w:color="CCCCCC"/>
-        </w:pBdr>
-        <w:spacing w:before="160"/>
-      </w:pPr>
-    </w:p>
-    <w:p>
-      <w:pPr>
-        <w:pStyle w:val="Ttulo1"/>
-      </w:pPr>
-      <w:r>
-        <w:rPr>
-          <w:rFonts w:ascii="Arial" w:eastAsia="Arial" w:hAnsi="Arial" w:cs="Arial"/>
+        <w:spacing w:before="240"/>
+      </w:pPr>
+    </w:p>
+    <w:p>
+      <w:pPr>
+        <w:spacing w:before="240"/>
+      </w:pPr>
+    </w:p>
+    <w:p>
+      <w:pPr>
+        <w:spacing w:before="240"/>
+      </w:pPr>
+    </w:p>
+    <w:p>
+      <w:pPr>
+        <w:spacing w:before="240"/>
+      </w:pPr>
+    </w:p>
+    <w:p>
+      <w:pPr>
+        <w:spacing w:before="240"/>
+      </w:pPr>
+    </w:p>
+    <w:p>
+      <w:pPr>
+        <w:spacing w:before="240"/>
+      </w:pPr>
+    </w:p>
+    <w:p>
+      <w:pPr>
+        <w:spacing w:before="240"/>
+      </w:pPr>
+    </w:p>
+    <w:p>
+      <w:pPr>
+        <w:spacing w:before="240"/>
+      </w:pPr>
+    </w:p>
+    <w:p>
+      <w:pPr>
+        <w:spacing w:before="240"/>
+      </w:pPr>
+    </w:p>
+    <w:p>
+      <w:pPr>
+        <w:spacing w:before="240"/>
+      </w:pPr>
+    </w:p>
+    <w:p>
+      <w:pPr>
+        <w:spacing w:before="60"/>
+        <w:rPr>
           <w:b/>
           <w:bCs/>
-          <w:color w:val="5E4AE3"/>
-          <w:sz w:val="32"/>
-          <w:szCs w:val="32"/>
-        </w:rPr>
-        <w:t xml:space="preserve">4.  </w:t>
-      </w:r>
-      <w:proofErr w:type="spellStart"/>
-      <w:r>
-        <w:rPr>
-          <w:rFonts w:ascii="Arial" w:eastAsia="Arial" w:hAnsi="Arial" w:cs="Arial"/>
+          <w:sz w:val="28"/>
+          <w:szCs w:val="28"/>
+        </w:rPr>
+      </w:pPr>
+      <w:r>
+        <w:rPr>
           <w:b/>
           <w:bCs/>
-          <w:color w:val="5E4AE3"/>
-          <w:sz w:val="32"/>
-          <w:szCs w:val="32"/>
-        </w:rPr>
-        <w:t>Layouts</w:t>
-      </w:r>
-      <w:proofErr w:type="spellEnd"/>
-      <w:r>
-        <w:rPr>
-          <w:rFonts w:ascii="Arial" w:eastAsia="Arial" w:hAnsi="Arial" w:cs="Arial"/>
-          <w:b/>
-          <w:bCs/>
-          <w:color w:val="5E4AE3"/>
-          <w:sz w:val="32"/>
-          <w:szCs w:val="32"/>
-        </w:rPr>
-        <w:t xml:space="preserve"> de Pantalla</w:t>
+          <w:sz w:val="28"/>
+          <w:szCs w:val="28"/>
+        </w:rPr>
+        <w:lastRenderedPageBreak/>
+        <w:t>4.Layouts de Pantalla</w:t>
       </w:r>
     </w:p>
     <w:p>
@@ -15272,34 +18252,24 @@
     </w:p>
     <w:p>
       <w:pPr>
-        <w:spacing w:before="60"/>
-      </w:pPr>
-    </w:p>
-    <w:p>
-      <w:pPr>
-        <w:pStyle w:val="Ttulo2"/>
-      </w:pPr>
-      <w:r>
-        <w:lastRenderedPageBreak/>
-        <w:t>4.1 Pantalla</w:t>
-      </w:r>
-      <w:r>
-        <w:rPr>
-          <w:rFonts w:ascii="Arial" w:eastAsia="Arial" w:hAnsi="Arial" w:cs="Arial"/>
+        <w:rPr>
           <w:b/>
           <w:bCs/>
-          <w:color w:val="4A3AB8"/>
-          <w:sz w:val="26"/>
-          <w:szCs w:val="26"/>
-        </w:rPr>
-        <w:t xml:space="preserve"> de Login</w:t>
-      </w:r>
-    </w:p>
-    <w:p>
-      <w:pPr>
-        <w:pStyle w:val="Ttulo2"/>
-      </w:pPr>
-    </w:p>
+          <w:sz w:val="24"/>
+          <w:szCs w:val="24"/>
+        </w:rPr>
+      </w:pPr>
+      <w:r>
+        <w:rPr>
+          <w:b/>
+          <w:bCs/>
+          <w:sz w:val="24"/>
+          <w:szCs w:val="24"/>
+        </w:rPr>
+        <w:t>4.1. Pantalla de Login</w:t>
+      </w:r>
+    </w:p>
+    <w:p/>
     <w:p>
       <w:pPr>
         <w:pStyle w:val="Ttulo2"/>
@@ -15324,7 +18294,7 @@
                     <pic:cNvPicPr/>
                   </pic:nvPicPr>
                   <pic:blipFill>
-                    <a:blip r:embed="rId30"/>
+                    <a:blip r:embed="rId28"/>
                     <a:stretch>
                       <a:fillRect/>
                     </a:stretch>
@@ -16032,32 +19002,40 @@
     </w:p>
     <w:p>
       <w:pPr>
-        <w:spacing w:before="160"/>
-      </w:pPr>
-    </w:p>
-    <w:p>
-      <w:pPr>
         <w:pStyle w:val="Ttulo2"/>
       </w:pPr>
-      <w:r>
-        <w:lastRenderedPageBreak/>
-        <w:t>4.2 Menú</w:t>
-      </w:r>
-      <w:r>
-        <w:rPr>
-          <w:rFonts w:ascii="Arial" w:eastAsia="Arial" w:hAnsi="Arial" w:cs="Arial"/>
+    </w:p>
+    <w:p/>
+    <w:p/>
+    <w:p/>
+    <w:p>
+      <w:pPr>
+        <w:rPr>
           <w:b/>
           <w:bCs/>
-          <w:color w:val="4A3AB8"/>
-          <w:sz w:val="26"/>
-          <w:szCs w:val="26"/>
-        </w:rPr>
-        <w:t xml:space="preserve"> de perfil (patrón común a los 4 perfiles)</w:t>
-      </w:r>
-    </w:p>
-    <w:p>
-      <w:pPr>
-        <w:pStyle w:val="Ttulo2"/>
+          <w:sz w:val="24"/>
+          <w:szCs w:val="24"/>
+        </w:rPr>
+      </w:pPr>
+      <w:r>
+        <w:rPr>
+          <w:b/>
+          <w:bCs/>
+          <w:sz w:val="24"/>
+          <w:szCs w:val="24"/>
+        </w:rPr>
+        <w:lastRenderedPageBreak/>
+        <w:t>4.2. Menú Perfil (Común para todos los perfiles)</w:t>
+      </w:r>
+    </w:p>
+    <w:p>
+      <w:pPr>
+        <w:rPr>
+          <w:b/>
+          <w:bCs/>
+          <w:sz w:val="24"/>
+          <w:szCs w:val="24"/>
+        </w:rPr>
       </w:pPr>
     </w:p>
     <w:p>
@@ -16084,7 +19062,7 @@
                     <pic:cNvPicPr/>
                   </pic:nvPicPr>
                   <pic:blipFill>
-                    <a:blip r:embed="rId31"/>
+                    <a:blip r:embed="rId29"/>
                     <a:stretch>
                       <a:fillRect/>
                     </a:stretch>
@@ -16590,60 +19568,46 @@
     </w:p>
     <w:p>
       <w:pPr>
-        <w:spacing w:before="160"/>
-      </w:pPr>
-    </w:p>
-    <w:p>
-      <w:pPr>
-        <w:spacing w:before="160"/>
-      </w:pPr>
-    </w:p>
-    <w:p>
-      <w:pPr>
-        <w:spacing w:before="160"/>
-      </w:pPr>
-    </w:p>
-    <w:p>
-      <w:pPr>
-        <w:spacing w:before="160"/>
-      </w:pPr>
-    </w:p>
-    <w:p>
-      <w:pPr>
-        <w:pStyle w:val="Ttulo2"/>
-      </w:pPr>
-      <w:r>
-        <w:t>4.3 Pantalla</w:t>
-      </w:r>
-      <w:r>
-        <w:rPr>
-          <w:rFonts w:ascii="Arial" w:eastAsia="Arial" w:hAnsi="Arial" w:cs="Arial"/>
+        <w:rPr>
           <w:b/>
           <w:bCs/>
-          <w:color w:val="4A3AB8"/>
-          <w:sz w:val="26"/>
-          <w:szCs w:val="26"/>
-        </w:rPr>
-        <w:t xml:space="preserve"> CRUD (patrón: Gestionar Tutores, Empresas, Estudiantes, Cursos, Tutor Empresa)</w:t>
+          <w:sz w:val="24"/>
+          <w:szCs w:val="24"/>
+        </w:rPr>
+      </w:pPr>
+    </w:p>
+    <w:p>
+      <w:pPr>
+        <w:rPr>
+          <w:b/>
+          <w:bCs/>
+          <w:sz w:val="24"/>
+          <w:szCs w:val="24"/>
+        </w:rPr>
+      </w:pPr>
+      <w:r>
+        <w:rPr>
+          <w:b/>
+          <w:bCs/>
+          <w:sz w:val="24"/>
+          <w:szCs w:val="24"/>
+        </w:rPr>
+        <w:lastRenderedPageBreak/>
+        <w:t>4.3. Pantalla CRUD</w:t>
       </w:r>
     </w:p>
     <w:p>
       <w:pPr>
         <w:pStyle w:val="Ttulo2"/>
       </w:pPr>
-    </w:p>
-    <w:p>
-      <w:pPr>
-        <w:pStyle w:val="Ttulo2"/>
-      </w:pPr>
       <w:r>
         <w:rPr>
           <w:noProof/>
         </w:rPr>
         <w:drawing>
-          <wp:inline distT="0" distB="0" distL="0" distR="0" wp14:anchorId="268D39A6" wp14:editId="12E967CE">
-            <wp:extent cx="6120130" cy="4659630"/>
-            <wp:effectExtent l="0" t="0" r="0" b="7620"/>
+          <wp:inline distT="0" distB="0" distL="0" distR="0" wp14:anchorId="268D39A6" wp14:editId="06D53818">
+            <wp:extent cx="5460132" cy="4157133"/>
+            <wp:effectExtent l="0" t="0" r="7620" b="0"/>
             <wp:docPr id="977599715" name="Imagen 1"/>
             <wp:cNvGraphicFramePr>
               <a:graphicFrameLocks xmlns:a="http://schemas.openxmlformats.org/drawingml/2006/main" noChangeAspect="1"/>
@@ -16656,7 +19620,7 @@
                     <pic:cNvPicPr/>
                   </pic:nvPicPr>
                   <pic:blipFill>
-                    <a:blip r:embed="rId32"/>
+                    <a:blip r:embed="rId30"/>
                     <a:stretch>
                       <a:fillRect/>
                     </a:stretch>
@@ -16664,7 +19628,7 @@
                   <pic:spPr>
                     <a:xfrm>
                       <a:off x="0" y="0"/>
-                      <a:ext cx="6120130" cy="4659630"/>
+                      <a:ext cx="5462552" cy="4158975"/>
                     </a:xfrm>
                     <a:prstGeom prst="rect">
                       <a:avLst/>
@@ -16677,6 +19641,8 @@
         </w:drawing>
       </w:r>
     </w:p>
+    <w:p/>
+    <w:p/>
     <w:p>
       <w:pPr>
         <w:pStyle w:val="Ttulo2"/>
@@ -17257,95 +20223,43 @@
     </w:p>
     <w:p>
       <w:pPr>
-        <w:spacing w:before="160"/>
-      </w:pPr>
-    </w:p>
-    <w:p>
-      <w:pPr>
-        <w:spacing w:before="160"/>
-      </w:pPr>
-    </w:p>
-    <w:p>
-      <w:pPr>
-        <w:spacing w:before="160"/>
-      </w:pPr>
-    </w:p>
-    <w:p>
-      <w:pPr>
-        <w:spacing w:before="160"/>
-      </w:pPr>
-    </w:p>
-    <w:p>
-      <w:pPr>
-        <w:pStyle w:val="Ttulo2"/>
-      </w:pPr>
-      <w:r>
-        <w:t>4.4 Pantallas</w:t>
-      </w:r>
-      <w:r>
-        <w:rPr>
-          <w:rFonts w:ascii="Arial" w:eastAsia="Arial" w:hAnsi="Arial" w:cs="Arial"/>
+        <w:rPr>
           <w:b/>
           <w:bCs/>
-          <w:color w:val="4A3AB8"/>
-          <w:sz w:val="26"/>
-          <w:szCs w:val="26"/>
-        </w:rPr>
-        <w:t xml:space="preserve"> de solo lectura (</w:t>
-      </w:r>
-      <w:proofErr w:type="spellStart"/>
-      <w:r>
-        <w:rPr>
-          <w:rFonts w:ascii="Arial" w:eastAsia="Arial" w:hAnsi="Arial" w:cs="Arial"/>
+          <w:sz w:val="24"/>
+          <w:szCs w:val="24"/>
+        </w:rPr>
+      </w:pPr>
+    </w:p>
+    <w:p>
+      <w:pPr>
+        <w:rPr>
           <w:b/>
           <w:bCs/>
-          <w:color w:val="4A3AB8"/>
-          <w:sz w:val="26"/>
-          <w:szCs w:val="26"/>
-        </w:rPr>
-        <w:t>ConsultarDatos</w:t>
-      </w:r>
-      <w:proofErr w:type="spellEnd"/>
-      <w:r>
-        <w:rPr>
-          <w:rFonts w:ascii="Arial" w:eastAsia="Arial" w:hAnsi="Arial" w:cs="Arial"/>
+          <w:sz w:val="24"/>
+          <w:szCs w:val="24"/>
+        </w:rPr>
+      </w:pPr>
+    </w:p>
+    <w:p>
+      <w:pPr>
+        <w:rPr>
           <w:b/>
           <w:bCs/>
-          <w:color w:val="4A3AB8"/>
-          <w:sz w:val="26"/>
-          <w:szCs w:val="26"/>
-        </w:rPr>
-        <w:t xml:space="preserve">, </w:t>
-      </w:r>
-      <w:proofErr w:type="spellStart"/>
-      <w:r>
-        <w:rPr>
-          <w:rFonts w:ascii="Arial" w:eastAsia="Arial" w:hAnsi="Arial" w:cs="Arial"/>
+          <w:sz w:val="24"/>
+          <w:szCs w:val="24"/>
+        </w:rPr>
+      </w:pPr>
+      <w:r>
+        <w:rPr>
           <w:b/>
           <w:bCs/>
-          <w:color w:val="4A3AB8"/>
-          <w:sz w:val="26"/>
-          <w:szCs w:val="26"/>
-        </w:rPr>
-        <w:t>DatosEmpresaTutor</w:t>
-      </w:r>
-      <w:proofErr w:type="spellEnd"/>
-      <w:r>
-        <w:rPr>
-          <w:rFonts w:ascii="Arial" w:eastAsia="Arial" w:hAnsi="Arial" w:cs="Arial"/>
-          <w:b/>
-          <w:bCs/>
-          <w:color w:val="4A3AB8"/>
-          <w:sz w:val="26"/>
-          <w:szCs w:val="26"/>
-        </w:rPr>
-        <w:t>)</w:t>
-      </w:r>
-    </w:p>
-    <w:p>
-      <w:pPr>
-        <w:pStyle w:val="Ttulo2"/>
-      </w:pPr>
+          <w:sz w:val="24"/>
+          <w:szCs w:val="24"/>
+        </w:rPr>
+        <w:lastRenderedPageBreak/>
+        <w:t>4.4. Pantalla de Lectura</w:t>
+      </w:r>
     </w:p>
     <w:p>
       <w:pPr>
@@ -17371,7 +20285,7 @@
                     <pic:cNvPicPr/>
                   </pic:nvPicPr>
                   <pic:blipFill>
-                    <a:blip r:embed="rId33"/>
+                    <a:blip r:embed="rId31"/>
                     <a:stretch>
                       <a:fillRect/>
                     </a:stretch>
@@ -17896,66 +20810,29 @@
     </w:p>
     <w:p>
       <w:pPr>
-        <w:spacing w:before="160"/>
-      </w:pPr>
-    </w:p>
-    <w:p>
-      <w:pPr>
-        <w:spacing w:before="160"/>
-      </w:pPr>
-    </w:p>
-    <w:p>
-      <w:pPr>
-        <w:spacing w:before="160"/>
-      </w:pPr>
-    </w:p>
-    <w:p>
-      <w:pPr>
         <w:pStyle w:val="Ttulo2"/>
       </w:pPr>
-      <w:r>
-        <w:t>4.5 Pantalla</w:t>
-      </w:r>
-      <w:r>
-        <w:rPr>
-          <w:rFonts w:ascii="Arial" w:eastAsia="Arial" w:hAnsi="Arial" w:cs="Arial"/>
+    </w:p>
+    <w:p/>
+    <w:p>
+      <w:pPr>
+        <w:rPr>
           <w:b/>
           <w:bCs/>
-          <w:color w:val="4A3AB8"/>
-          <w:sz w:val="26"/>
-          <w:szCs w:val="26"/>
-        </w:rPr>
-        <w:t xml:space="preserve"> de asignación con dos tablas (</w:t>
-      </w:r>
-      <w:proofErr w:type="spellStart"/>
-      <w:r>
-        <w:rPr>
-          <w:rFonts w:ascii="Arial" w:eastAsia="Arial" w:hAnsi="Arial" w:cs="Arial"/>
+          <w:sz w:val="24"/>
+          <w:szCs w:val="24"/>
+        </w:rPr>
+      </w:pPr>
+      <w:r>
+        <w:rPr>
           <w:b/>
           <w:bCs/>
-          <w:color w:val="4A3AB8"/>
-          <w:sz w:val="26"/>
-          <w:szCs w:val="26"/>
-        </w:rPr>
-        <w:t>AsociarCursosTutor</w:t>
-      </w:r>
-      <w:proofErr w:type="spellEnd"/>
-      <w:r>
-        <w:rPr>
-          <w:rFonts w:ascii="Arial" w:eastAsia="Arial" w:hAnsi="Arial" w:cs="Arial"/>
-          <w:b/>
-          <w:bCs/>
-          <w:color w:val="4A3AB8"/>
-          <w:sz w:val="26"/>
-          <w:szCs w:val="26"/>
-        </w:rPr>
-        <w:t>)</w:t>
-      </w:r>
-    </w:p>
-    <w:p>
-      <w:pPr>
-        <w:pStyle w:val="Ttulo2"/>
-      </w:pPr>
+          <w:sz w:val="24"/>
+          <w:szCs w:val="24"/>
+        </w:rPr>
+        <w:lastRenderedPageBreak/>
+        <w:t>4.5. Pantalla de Asignación</w:t>
+      </w:r>
     </w:p>
     <w:p>
       <w:pPr>
@@ -17981,7 +20858,7 @@
                     <pic:cNvPicPr/>
                   </pic:nvPicPr>
                   <pic:blipFill>
-                    <a:blip r:embed="rId34"/>
+                    <a:blip r:embed="rId32"/>
                     <a:stretch>
                       <a:fillRect/>
                     </a:stretch>
@@ -18267,7 +21144,6 @@
                 <w:sz w:val="20"/>
                 <w:szCs w:val="20"/>
               </w:rPr>
-              <w:lastRenderedPageBreak/>
               <w:t>center</w:t>
             </w:r>
           </w:p>
@@ -18493,95 +21369,29 @@
     </w:p>
     <w:p>
       <w:pPr>
-        <w:spacing w:before="160"/>
-      </w:pPr>
-    </w:p>
-    <w:p>
-      <w:pPr>
-        <w:spacing w:before="160"/>
-      </w:pPr>
-    </w:p>
-    <w:p>
-      <w:pPr>
-        <w:spacing w:before="160"/>
-      </w:pPr>
-    </w:p>
-    <w:p>
-      <w:pPr>
-        <w:spacing w:before="160"/>
-      </w:pPr>
-    </w:p>
-    <w:p>
-      <w:pPr>
         <w:pStyle w:val="Ttulo2"/>
       </w:pPr>
-      <w:r>
-        <w:t>4.6 Pantalla</w:t>
-      </w:r>
-      <w:r>
-        <w:rPr>
-          <w:rFonts w:ascii="Arial" w:eastAsia="Arial" w:hAnsi="Arial" w:cs="Arial"/>
+    </w:p>
+    <w:p/>
+    <w:p>
+      <w:pPr>
+        <w:rPr>
           <w:b/>
           <w:bCs/>
-          <w:color w:val="4A3AB8"/>
-          <w:sz w:val="26"/>
-          <w:szCs w:val="26"/>
-        </w:rPr>
-        <w:t xml:space="preserve"> de edición propia (</w:t>
-      </w:r>
-      <w:proofErr w:type="spellStart"/>
-      <w:r>
-        <w:rPr>
-          <w:rFonts w:ascii="Arial" w:eastAsia="Arial" w:hAnsi="Arial" w:cs="Arial"/>
+          <w:sz w:val="24"/>
+          <w:szCs w:val="24"/>
+        </w:rPr>
+      </w:pPr>
+      <w:r>
+        <w:rPr>
           <w:b/>
           <w:bCs/>
-          <w:color w:val="4A3AB8"/>
-          <w:sz w:val="26"/>
-          <w:szCs w:val="26"/>
-        </w:rPr>
-        <w:t>VerDatosEstudiante</w:t>
-      </w:r>
-      <w:proofErr w:type="spellEnd"/>
-      <w:r>
-        <w:rPr>
-          <w:rFonts w:ascii="Arial" w:eastAsia="Arial" w:hAnsi="Arial" w:cs="Arial"/>
-          <w:b/>
-          <w:bCs/>
-          <w:color w:val="4A3AB8"/>
-          <w:sz w:val="26"/>
-          <w:szCs w:val="26"/>
-        </w:rPr>
-        <w:t xml:space="preserve">, </w:t>
-      </w:r>
-      <w:proofErr w:type="spellStart"/>
-      <w:r>
-        <w:rPr>
-          <w:rFonts w:ascii="Arial" w:eastAsia="Arial" w:hAnsi="Arial" w:cs="Arial"/>
-          <w:b/>
-          <w:bCs/>
-          <w:color w:val="4A3AB8"/>
-          <w:sz w:val="26"/>
-          <w:szCs w:val="26"/>
-        </w:rPr>
-        <w:t>ModificarDatosProfe</w:t>
-      </w:r>
-      <w:proofErr w:type="spellEnd"/>
-      <w:r>
-        <w:rPr>
-          <w:rFonts w:ascii="Arial" w:eastAsia="Arial" w:hAnsi="Arial" w:cs="Arial"/>
-          <w:b/>
-          <w:bCs/>
-          <w:color w:val="4A3AB8"/>
-          <w:sz w:val="26"/>
-          <w:szCs w:val="26"/>
-        </w:rPr>
-        <w:t>)</w:t>
-      </w:r>
-    </w:p>
-    <w:p>
-      <w:pPr>
-        <w:pStyle w:val="Ttulo2"/>
-      </w:pPr>
+          <w:sz w:val="24"/>
+          <w:szCs w:val="24"/>
+        </w:rPr>
+        <w:lastRenderedPageBreak/>
+        <w:t>4.6. Pantalla de Edición</w:t>
+      </w:r>
     </w:p>
     <w:p>
       <w:pPr>
@@ -18607,7 +21417,7 @@
                     <pic:cNvPicPr/>
                   </pic:nvPicPr>
                   <pic:blipFill>
-                    <a:blip r:embed="rId35"/>
+                    <a:blip r:embed="rId33"/>
                     <a:stretch>
                       <a:fillRect/>
                     </a:stretch>
@@ -18790,7 +21600,6 @@
                 <w:sz w:val="20"/>
                 <w:szCs w:val="20"/>
               </w:rPr>
-              <w:lastRenderedPageBreak/>
               <w:t>top</w:t>
             </w:r>
           </w:p>
@@ -19104,53 +21913,72 @@
     </w:p>
     <w:p>
       <w:pPr>
-        <w:pStyle w:val="Ttulo1"/>
-      </w:pPr>
-    </w:p>
-    <w:p>
-      <w:pPr>
-        <w:pStyle w:val="Ttulo1"/>
-      </w:pPr>
-    </w:p>
-    <w:p>
-      <w:pPr>
-        <w:pBdr>
-          <w:bottom w:val="single" w:sz="4" w:space="1" w:color="CCCCCC"/>
-        </w:pBdr>
-        <w:spacing w:before="160"/>
-      </w:pPr>
-    </w:p>
-    <w:p>
-      <w:pPr>
-        <w:pStyle w:val="Ttulo1"/>
-      </w:pPr>
-      <w:r>
-        <w:t>5</w:t>
-      </w:r>
-      <w:r>
+        <w:spacing w:before="60"/>
+        <w:rPr>
+          <w:rFonts w:ascii="Arial" w:eastAsia="Arial" w:hAnsi="Arial" w:cs="Arial"/>
+          <w:color w:val="2C3E50"/>
+          <w:sz w:val="20"/>
+          <w:szCs w:val="20"/>
+        </w:rPr>
+      </w:pPr>
+    </w:p>
+    <w:p>
+      <w:pPr>
+        <w:spacing w:before="60"/>
+        <w:rPr>
+          <w:rFonts w:ascii="Arial" w:eastAsia="Arial" w:hAnsi="Arial" w:cs="Arial"/>
+          <w:color w:val="2C3E50"/>
+          <w:sz w:val="20"/>
+          <w:szCs w:val="20"/>
+        </w:rPr>
+      </w:pPr>
+    </w:p>
+    <w:p>
+      <w:pPr>
+        <w:spacing w:before="60"/>
+        <w:rPr>
+          <w:rFonts w:ascii="Arial" w:eastAsia="Arial" w:hAnsi="Arial" w:cs="Arial"/>
+          <w:color w:val="2C3E50"/>
+          <w:sz w:val="20"/>
+          <w:szCs w:val="20"/>
+        </w:rPr>
+      </w:pPr>
+    </w:p>
+    <w:p>
+      <w:pPr>
+        <w:spacing w:before="60"/>
+        <w:rPr>
+          <w:rFonts w:ascii="Arial" w:eastAsia="Arial" w:hAnsi="Arial" w:cs="Arial"/>
+          <w:color w:val="2C3E50"/>
+          <w:sz w:val="20"/>
+          <w:szCs w:val="20"/>
+        </w:rPr>
+      </w:pPr>
+    </w:p>
+    <w:p>
+      <w:pPr>
+        <w:spacing w:before="60"/>
         <w:rPr>
           <w:rFonts w:ascii="Arial" w:eastAsia="Arial" w:hAnsi="Arial" w:cs="Arial"/>
           <w:b/>
           <w:bCs/>
-          <w:color w:val="5E4AE3"/>
-          <w:sz w:val="32"/>
-          <w:szCs w:val="32"/>
-        </w:rPr>
-        <w:t xml:space="preserve">.  Estados Interactivos y </w:t>
-      </w:r>
-      <w:proofErr w:type="spellStart"/>
+          <w:color w:val="2C3E50"/>
+          <w:sz w:val="28"/>
+          <w:szCs w:val="28"/>
+        </w:rPr>
+      </w:pPr>
       <w:r>
         <w:rPr>
           <w:rFonts w:ascii="Arial" w:eastAsia="Arial" w:hAnsi="Arial" w:cs="Arial"/>
           <w:b/>
           <w:bCs/>
-          <w:color w:val="5E4AE3"/>
-          <w:sz w:val="32"/>
-          <w:szCs w:val="32"/>
-        </w:rPr>
-        <w:t>Feedback</w:t>
-      </w:r>
-      <w:proofErr w:type="spellEnd"/>
+          <w:color w:val="2C3E50"/>
+          <w:sz w:val="28"/>
+          <w:szCs w:val="28"/>
+        </w:rPr>
+        <w:lastRenderedPageBreak/>
+        <w:t>5.Estados Interactivos</w:t>
+      </w:r>
     </w:p>
     <w:p>
       <w:pPr>
@@ -19819,38 +22647,6 @@
         </w:tc>
       </w:tr>
     </w:tbl>
-    <w:p>
-      <w:pPr>
-        <w:spacing w:before="200"/>
-      </w:pPr>
-    </w:p>
-    <w:p>
-      <w:pPr>
-        <w:spacing w:before="60" w:after="100"/>
-      </w:pPr>
-    </w:p>
-    <w:p>
-      <w:pPr>
-        <w:rPr>
-          <w:b/>
-          <w:bCs/>
-          <w:sz w:val="32"/>
-          <w:szCs w:val="32"/>
-        </w:rPr>
-      </w:pPr>
-    </w:p>
-    <w:p>
-      <w:pPr>
-        <w:rPr>
-          <w:b/>
-          <w:bCs/>
-          <w:sz w:val="32"/>
-          <w:szCs w:val="32"/>
-        </w:rPr>
-      </w:pPr>
-    </w:p>
-    <w:p/>
-    <w:p/>
     <w:p/>
     <w:p/>
     <w:p>
@@ -19867,6 +22663,54 @@
       </w:r>
       <w:bookmarkEnd w:id="70"/>
     </w:p>
+    <w:p>
+      <w:pPr>
+        <w:spacing w:before="100" w:beforeAutospacing="1" w:after="100" w:afterAutospacing="1" w:line="240" w:lineRule="auto"/>
+        <w:rPr>
+          <w:rFonts w:ascii="AptosCuerpo" w:eastAsia="Times New Roman" w:hAnsi="AptosCuerpo" w:cs="Times New Roman"/>
+          <w:kern w:val="0"/>
+          <w:sz w:val="24"/>
+          <w:szCs w:val="24"/>
+          <w:lang w:eastAsia="es-ES"/>
+          <w14:ligatures w14:val="none"/>
+        </w:rPr>
+      </w:pPr>
+      <w:r>
+        <w:rPr>
+          <w:rFonts w:ascii="AptosCuerpo" w:eastAsia="Times New Roman" w:hAnsi="AptosCuerpo" w:cs="Times New Roman"/>
+          <w:kern w:val="0"/>
+          <w:sz w:val="24"/>
+          <w:szCs w:val="24"/>
+          <w:lang w:eastAsia="es-ES"/>
+          <w14:ligatures w14:val="none"/>
+        </w:rPr>
+        <w:t>En este apartado se describen las instrucciones básicas necesarias para utilizar la aplicación correctamente. El manual de usuario explica el funcionamiento general del sistema, el proceso de inicio de sesión y las funcionalidades disponibles para cada perfil de usuario.</w:t>
+      </w:r>
+    </w:p>
+    <w:p>
+      <w:pPr>
+        <w:spacing w:before="100" w:beforeAutospacing="1" w:after="100" w:afterAutospacing="1" w:line="240" w:lineRule="auto"/>
+        <w:rPr>
+          <w:rFonts w:ascii="AptosCuerpo" w:eastAsia="Times New Roman" w:hAnsi="AptosCuerpo" w:cs="Times New Roman"/>
+          <w:kern w:val="0"/>
+          <w:sz w:val="24"/>
+          <w:szCs w:val="24"/>
+          <w:lang w:eastAsia="es-ES"/>
+          <w14:ligatures w14:val="none"/>
+        </w:rPr>
+      </w:pPr>
+      <w:r>
+        <w:rPr>
+          <w:rFonts w:ascii="AptosCuerpo" w:eastAsia="Times New Roman" w:hAnsi="AptosCuerpo" w:cs="Times New Roman"/>
+          <w:kern w:val="0"/>
+          <w:sz w:val="24"/>
+          <w:szCs w:val="24"/>
+          <w:lang w:eastAsia="es-ES"/>
+          <w14:ligatures w14:val="none"/>
+        </w:rPr>
+        <w:t>Asimismo, se detallan los principales elementos de navegación y las acciones que pueden realizarse dentro del aplicativo, permitiendo que cualquier usuario pueda utilizar la aplicación de forma sencilla e intuitiva.</w:t>
+      </w:r>
+    </w:p>
     <w:p/>
     <w:p>
       <w:pPr>
@@ -20040,6 +22884,7 @@
           <w:sz w:val="24"/>
           <w:szCs w:val="24"/>
         </w:rPr>
+        <w:lastRenderedPageBreak/>
         <w:t xml:space="preserve">El sistema valida las credenciales y redirige al usuario a su </w:t>
       </w:r>
       <w:r>
@@ -20287,7 +23132,6 @@
           <w:sz w:val="24"/>
           <w:szCs w:val="24"/>
         </w:rPr>
-        <w:lastRenderedPageBreak/>
         <w:t>Asignar estudiante al tutor empresa.</w:t>
       </w:r>
     </w:p>
@@ -20642,6 +23486,7 @@
           <w:sz w:val="24"/>
           <w:szCs w:val="24"/>
         </w:rPr>
+        <w:lastRenderedPageBreak/>
         <w:t xml:space="preserve">En la parte superior </w:t>
       </w:r>
       <w:r>
@@ -20767,42 +23612,6 @@
         </w:rPr>
         <w:t>El sistema redirige a la pantalla de inicio.</w:t>
       </w:r>
-    </w:p>
-    <w:p>
-      <w:pPr>
-        <w:rPr>
-          <w:sz w:val="24"/>
-          <w:szCs w:val="24"/>
-          <w:u w:val="single"/>
-        </w:rPr>
-      </w:pPr>
-    </w:p>
-    <w:p>
-      <w:pPr>
-        <w:rPr>
-          <w:sz w:val="24"/>
-          <w:szCs w:val="24"/>
-        </w:rPr>
-      </w:pPr>
-    </w:p>
-    <w:p>
-      <w:pPr>
-        <w:rPr>
-          <w:sz w:val="24"/>
-          <w:szCs w:val="24"/>
-        </w:rPr>
-      </w:pPr>
-    </w:p>
-    <w:p>
-      <w:pPr>
-        <w:pStyle w:val="Prrafodelista"/>
-        <w:rPr>
-          <w:b/>
-          <w:bCs/>
-          <w:sz w:val="24"/>
-          <w:szCs w:val="24"/>
-        </w:rPr>
-      </w:pPr>
     </w:p>
     <w:p/>
     <w:p>
@@ -20820,18 +23629,282 @@
       <w:bookmarkEnd w:id="71"/>
     </w:p>
     <w:p>
-      <w:r>
-        <w:t>(...)</w:t>
-      </w:r>
-    </w:p>
-    <w:p>
-      <w:r>
-        <w:lastRenderedPageBreak/>
-        <w:t>(...)</w:t>
-      </w:r>
-    </w:p>
+      <w:pPr>
+        <w:pStyle w:val="isselectedend"/>
+        <w:rPr>
+          <w:rFonts w:ascii="Aptos Cuerpo" w:hAnsi="Aptos Cuerpo"/>
+        </w:rPr>
+      </w:pPr>
+      <w:r>
+        <w:rPr>
+          <w:rFonts w:ascii="Aptos Cuerpo" w:hAnsi="Aptos Cuerpo"/>
+        </w:rPr>
+        <w:t>Para el desarrollo de este proyecto se han utilizado diferentes recursos y páginas web relacionadas con las tecnologías empleadas en la aplicación, así como documentación y materiales de apoyo para resolver dudas durante el desarrollo.</w:t>
+      </w:r>
+    </w:p>
+    <w:p>
+      <w:pPr>
+        <w:pStyle w:val="isselectedend"/>
+        <w:rPr>
+          <w:rFonts w:ascii="Aptos Cuerpo" w:hAnsi="Aptos Cuerpo"/>
+        </w:rPr>
+      </w:pPr>
+      <w:r>
+        <w:rPr>
+          <w:rFonts w:ascii="Aptos Cuerpo" w:hAnsi="Aptos Cuerpo"/>
+        </w:rPr>
+        <w:t>• Documentación oficial de Java:</w:t>
+      </w:r>
+      <w:r>
+        <w:rPr>
+          <w:rFonts w:ascii="Aptos Cuerpo" w:hAnsi="Aptos Cuerpo"/>
+        </w:rPr>
+        <w:br/>
+      </w:r>
+      <w:hyperlink r:id="rId34" w:history="1">
+        <w:r>
+          <w:rPr>
+            <w:rStyle w:val="Hipervnculo"/>
+            <w:rFonts w:ascii="Aptos Cuerpo" w:hAnsi="Aptos Cuerpo"/>
+          </w:rPr>
+          <w:t>https://docs.oracle.com/javase/</w:t>
+        </w:r>
+      </w:hyperlink>
+    </w:p>
+    <w:p>
+      <w:pPr>
+        <w:pStyle w:val="isselectedend"/>
+        <w:rPr>
+          <w:rFonts w:ascii="Aptos Cuerpo" w:hAnsi="Aptos Cuerpo"/>
+        </w:rPr>
+      </w:pPr>
+      <w:r>
+        <w:rPr>
+          <w:rFonts w:ascii="Aptos Cuerpo" w:hAnsi="Aptos Cuerpo"/>
+        </w:rPr>
+        <w:t>• Spring Boot:</w:t>
+      </w:r>
+      <w:r>
+        <w:rPr>
+          <w:rFonts w:ascii="Aptos Cuerpo" w:hAnsi="Aptos Cuerpo"/>
+        </w:rPr>
+        <w:br/>
+      </w:r>
+      <w:hyperlink r:id="rId35" w:history="1">
+        <w:r>
+          <w:rPr>
+            <w:rStyle w:val="Hipervnculo"/>
+            <w:rFonts w:ascii="Aptos Cuerpo" w:hAnsi="Aptos Cuerpo"/>
+          </w:rPr>
+          <w:t>https://spring.io/projects/spring-boot</w:t>
+        </w:r>
+      </w:hyperlink>
+    </w:p>
+    <w:p>
+      <w:pPr>
+        <w:pStyle w:val="isselectedend"/>
+        <w:rPr>
+          <w:rFonts w:ascii="Aptos Cuerpo" w:hAnsi="Aptos Cuerpo"/>
+        </w:rPr>
+      </w:pPr>
+      <w:r>
+        <w:rPr>
+          <w:rFonts w:ascii="Aptos Cuerpo" w:hAnsi="Aptos Cuerpo"/>
+        </w:rPr>
+        <w:t xml:space="preserve">• </w:t>
+      </w:r>
+      <w:proofErr w:type="spellStart"/>
+      <w:r>
+        <w:rPr>
+          <w:rFonts w:ascii="Aptos Cuerpo" w:hAnsi="Aptos Cuerpo"/>
+        </w:rPr>
+        <w:t>JavaFX</w:t>
+      </w:r>
+      <w:proofErr w:type="spellEnd"/>
+      <w:r>
+        <w:rPr>
+          <w:rFonts w:ascii="Aptos Cuerpo" w:hAnsi="Aptos Cuerpo"/>
+        </w:rPr>
+        <w:t>:</w:t>
+      </w:r>
+      <w:r>
+        <w:rPr>
+          <w:rFonts w:ascii="Aptos Cuerpo" w:hAnsi="Aptos Cuerpo"/>
+        </w:rPr>
+        <w:br/>
+      </w:r>
+      <w:hyperlink r:id="rId36" w:history="1">
+        <w:r>
+          <w:rPr>
+            <w:rStyle w:val="Hipervnculo"/>
+            <w:rFonts w:ascii="Aptos Cuerpo" w:hAnsi="Aptos Cuerpo"/>
+          </w:rPr>
+          <w:t>https://openjfx.io/</w:t>
+        </w:r>
+      </w:hyperlink>
+    </w:p>
+    <w:p>
+      <w:pPr>
+        <w:pStyle w:val="isselectedend"/>
+        <w:rPr>
+          <w:rFonts w:ascii="Aptos Cuerpo" w:hAnsi="Aptos Cuerpo"/>
+        </w:rPr>
+      </w:pPr>
+      <w:r>
+        <w:rPr>
+          <w:rFonts w:ascii="Aptos Cuerpo" w:hAnsi="Aptos Cuerpo"/>
+        </w:rPr>
+        <w:t>• MySQL:</w:t>
+      </w:r>
+      <w:r>
+        <w:rPr>
+          <w:rFonts w:ascii="Aptos Cuerpo" w:hAnsi="Aptos Cuerpo"/>
+        </w:rPr>
+        <w:br/>
+      </w:r>
+      <w:hyperlink r:id="rId37" w:history="1">
+        <w:r>
+          <w:rPr>
+            <w:rStyle w:val="Hipervnculo"/>
+            <w:rFonts w:ascii="Aptos Cuerpo" w:hAnsi="Aptos Cuerpo"/>
+          </w:rPr>
+          <w:t>https://www.mysql.com/</w:t>
+        </w:r>
+      </w:hyperlink>
+    </w:p>
+    <w:p>
+      <w:pPr>
+        <w:pStyle w:val="isselectedend"/>
+        <w:rPr>
+          <w:rFonts w:ascii="Aptos Cuerpo" w:hAnsi="Aptos Cuerpo"/>
+        </w:rPr>
+      </w:pPr>
+      <w:r>
+        <w:rPr>
+          <w:rFonts w:ascii="Aptos Cuerpo" w:hAnsi="Aptos Cuerpo"/>
+        </w:rPr>
+        <w:t>• Maven:</w:t>
+      </w:r>
+      <w:r>
+        <w:rPr>
+          <w:rFonts w:ascii="Aptos Cuerpo" w:hAnsi="Aptos Cuerpo"/>
+        </w:rPr>
+        <w:br/>
+      </w:r>
+      <w:hyperlink r:id="rId38" w:history="1">
+        <w:r>
+          <w:rPr>
+            <w:rStyle w:val="Hipervnculo"/>
+            <w:rFonts w:ascii="Aptos Cuerpo" w:hAnsi="Aptos Cuerpo"/>
+          </w:rPr>
+          <w:t>https://maven.apache.org/</w:t>
+        </w:r>
+      </w:hyperlink>
+    </w:p>
+    <w:p>
+      <w:pPr>
+        <w:pStyle w:val="isselectedend"/>
+        <w:rPr>
+          <w:rFonts w:ascii="Aptos Cuerpo" w:hAnsi="Aptos Cuerpo"/>
+        </w:rPr>
+      </w:pPr>
+      <w:r>
+        <w:rPr>
+          <w:rFonts w:ascii="Aptos Cuerpo" w:hAnsi="Aptos Cuerpo"/>
+        </w:rPr>
+        <w:t>• GitHub:</w:t>
+      </w:r>
+      <w:r>
+        <w:rPr>
+          <w:rFonts w:ascii="Aptos Cuerpo" w:hAnsi="Aptos Cuerpo"/>
+        </w:rPr>
+        <w:br/>
+      </w:r>
+      <w:hyperlink r:id="rId39" w:history="1">
+        <w:r>
+          <w:rPr>
+            <w:rStyle w:val="Hipervnculo"/>
+            <w:rFonts w:ascii="Aptos Cuerpo" w:hAnsi="Aptos Cuerpo"/>
+          </w:rPr>
+          <w:t>https://github.com/</w:t>
+        </w:r>
+      </w:hyperlink>
+    </w:p>
+    <w:p>
+      <w:pPr>
+        <w:pStyle w:val="isselectedend"/>
+        <w:rPr>
+          <w:rFonts w:ascii="Aptos Cuerpo" w:hAnsi="Aptos Cuerpo"/>
+        </w:rPr>
+      </w:pPr>
+      <w:r>
+        <w:rPr>
+          <w:rFonts w:ascii="Aptos Cuerpo" w:hAnsi="Aptos Cuerpo"/>
+        </w:rPr>
+        <w:t>• Eclipse IDE:</w:t>
+      </w:r>
+      <w:r>
+        <w:rPr>
+          <w:rFonts w:ascii="Aptos Cuerpo" w:hAnsi="Aptos Cuerpo"/>
+        </w:rPr>
+        <w:br/>
+      </w:r>
+      <w:hyperlink r:id="rId40" w:history="1">
+        <w:r>
+          <w:rPr>
+            <w:rStyle w:val="Hipervnculo"/>
+            <w:rFonts w:ascii="Aptos Cuerpo" w:hAnsi="Aptos Cuerpo"/>
+          </w:rPr>
+          <w:t>https://www.eclipse.org/</w:t>
+        </w:r>
+      </w:hyperlink>
+    </w:p>
+    <w:p>
+      <w:pPr>
+        <w:pStyle w:val="isselectedend"/>
+        <w:rPr>
+          <w:rFonts w:ascii="Aptos Cuerpo" w:hAnsi="Aptos Cuerpo"/>
+        </w:rPr>
+      </w:pPr>
+      <w:r>
+        <w:rPr>
+          <w:rFonts w:ascii="Aptos Cuerpo" w:hAnsi="Aptos Cuerpo"/>
+        </w:rPr>
+        <w:t>• W3Schools:</w:t>
+      </w:r>
+      <w:r>
+        <w:rPr>
+          <w:rFonts w:ascii="Aptos Cuerpo" w:hAnsi="Aptos Cuerpo"/>
+        </w:rPr>
+        <w:br/>
+      </w:r>
+      <w:hyperlink r:id="rId41" w:history="1">
+        <w:r>
+          <w:rPr>
+            <w:rStyle w:val="Hipervnculo"/>
+            <w:rFonts w:ascii="Aptos Cuerpo" w:hAnsi="Aptos Cuerpo"/>
+          </w:rPr>
+          <w:t>https://www.w3schools.com/</w:t>
+        </w:r>
+      </w:hyperlink>
+    </w:p>
+    <w:p>
+      <w:pPr>
+        <w:pStyle w:val="NormalWeb"/>
+        <w:rPr>
+          <w:rFonts w:ascii="Aptos Cuerpo" w:hAnsi="Aptos Cuerpo"/>
+        </w:rPr>
+      </w:pPr>
+      <w:r>
+        <w:rPr>
+          <w:rFonts w:ascii="Aptos Cuerpo" w:hAnsi="Aptos Cuerpo"/>
+        </w:rPr>
+        <w:t>Además, también se han utilizado los apuntes y materiales proporcionados en los módulos del ciclo formativo de Desarrollo de Aplicaciones Multiplataforma.</w:t>
+      </w:r>
+    </w:p>
+    <w:p/>
     <w:sectPr>
-      <w:footerReference w:type="default" r:id="rId36"/>
+      <w:footerReference w:type="default" r:id="rId42"/>
       <w:pgSz w:w="11906" w:h="16838"/>
       <w:pgMar w:top="1134" w:right="1134" w:bottom="1418" w:left="1134" w:header="709" w:footer="709" w:gutter="0"/>
       <w:pgNumType w:start="1"/>
@@ -22231,6 +25304,60 @@
     </w:lvl>
   </w:abstractNum>
   <w:abstractNum w:abstractNumId="10" w15:restartNumberingAfterBreak="0">
+    <w:nsid w:val="4C906B26"/>
+    <w:multiLevelType w:val="hybridMultilevel"/>
+    <w:tmpl w:val="A8A0B466"/>
+    <w:lvl w:ilvl="0" w:tplc="5AE8F536">
+      <w:start w:val="1"/>
+      <w:numFmt w:val="bullet"/>
+      <w:lvlText w:val="•"/>
+      <w:lvlJc w:val="left"/>
+      <w:pPr>
+        <w:ind w:left="720" w:hanging="360"/>
+      </w:pPr>
+    </w:lvl>
+    <w:lvl w:ilvl="1" w:tplc="C51C43C8">
+      <w:numFmt w:val="decimal"/>
+      <w:lvlText w:val=""/>
+      <w:lvlJc w:val="left"/>
+    </w:lvl>
+    <w:lvl w:ilvl="2" w:tplc="B226F564">
+      <w:numFmt w:val="decimal"/>
+      <w:lvlText w:val=""/>
+      <w:lvlJc w:val="left"/>
+    </w:lvl>
+    <w:lvl w:ilvl="3" w:tplc="9E68625C">
+      <w:numFmt w:val="decimal"/>
+      <w:lvlText w:val=""/>
+      <w:lvlJc w:val="left"/>
+    </w:lvl>
+    <w:lvl w:ilvl="4" w:tplc="0096D672">
+      <w:numFmt w:val="decimal"/>
+      <w:lvlText w:val=""/>
+      <w:lvlJc w:val="left"/>
+    </w:lvl>
+    <w:lvl w:ilvl="5" w:tplc="5A889D5A">
+      <w:numFmt w:val="decimal"/>
+      <w:lvlText w:val=""/>
+      <w:lvlJc w:val="left"/>
+    </w:lvl>
+    <w:lvl w:ilvl="6" w:tplc="3580F1CC">
+      <w:numFmt w:val="decimal"/>
+      <w:lvlText w:val=""/>
+      <w:lvlJc w:val="left"/>
+    </w:lvl>
+    <w:lvl w:ilvl="7" w:tplc="C5E0DA96">
+      <w:numFmt w:val="decimal"/>
+      <w:lvlText w:val=""/>
+      <w:lvlJc w:val="left"/>
+    </w:lvl>
+    <w:lvl w:ilvl="8" w:tplc="2DF8C7DC">
+      <w:numFmt w:val="decimal"/>
+      <w:lvlText w:val=""/>
+      <w:lvlJc w:val="left"/>
+    </w:lvl>
+  </w:abstractNum>
+  <w:abstractNum w:abstractNumId="11" w15:restartNumberingAfterBreak="0">
     <w:nsid w:val="4D016310"/>
     <w:multiLevelType w:val="multilevel"/>
     <w:tmpl w:val="58E6CF0E"/>
@@ -22379,7 +25506,7 @@
       </w:rPr>
     </w:lvl>
   </w:abstractNum>
-  <w:abstractNum w:abstractNumId="11" w15:restartNumberingAfterBreak="0">
+  <w:abstractNum w:abstractNumId="12" w15:restartNumberingAfterBreak="0">
     <w:nsid w:val="4DDB15F4"/>
     <w:multiLevelType w:val="multilevel"/>
     <w:tmpl w:val="F1F4E11C"/>
@@ -22492,7 +25619,7 @@
       </w:rPr>
     </w:lvl>
   </w:abstractNum>
-  <w:abstractNum w:abstractNumId="12" w15:restartNumberingAfterBreak="0">
+  <w:abstractNum w:abstractNumId="13" w15:restartNumberingAfterBreak="0">
     <w:nsid w:val="5CFE4658"/>
     <w:multiLevelType w:val="multilevel"/>
     <w:tmpl w:val="BE1858DE"/>
@@ -22641,7 +25768,7 @@
       </w:rPr>
     </w:lvl>
   </w:abstractNum>
-  <w:abstractNum w:abstractNumId="13" w15:restartNumberingAfterBreak="0">
+  <w:abstractNum w:abstractNumId="14" w15:restartNumberingAfterBreak="0">
     <w:nsid w:val="60403824"/>
     <w:multiLevelType w:val="hybridMultilevel"/>
     <w:tmpl w:val="E242BBF8"/>
@@ -22754,7 +25881,7 @@
       </w:rPr>
     </w:lvl>
   </w:abstractNum>
-  <w:abstractNum w:abstractNumId="14" w15:restartNumberingAfterBreak="0">
+  <w:abstractNum w:abstractNumId="15" w15:restartNumberingAfterBreak="0">
     <w:nsid w:val="6509585E"/>
     <w:multiLevelType w:val="multilevel"/>
     <w:tmpl w:val="8A28BA7E"/>
@@ -22903,7 +26030,7 @@
       </w:rPr>
     </w:lvl>
   </w:abstractNum>
-  <w:abstractNum w:abstractNumId="15" w15:restartNumberingAfterBreak="0">
+  <w:abstractNum w:abstractNumId="16" w15:restartNumberingAfterBreak="0">
     <w:nsid w:val="66E23A87"/>
     <w:multiLevelType w:val="multilevel"/>
     <w:tmpl w:val="02663E5E"/>
@@ -23059,10 +26186,10 @@
     <w:abstractNumId w:val="6"/>
   </w:num>
   <w:num w:numId="3" w16cid:durableId="1244992463">
-    <w:abstractNumId w:val="11"/>
+    <w:abstractNumId w:val="12"/>
   </w:num>
   <w:num w:numId="4" w16cid:durableId="1708262416">
-    <w:abstractNumId w:val="10"/>
+    <w:abstractNumId w:val="11"/>
   </w:num>
   <w:num w:numId="5" w16cid:durableId="559830211">
     <w:abstractNumId w:val="8"/>
@@ -23074,16 +26201,16 @@
     <w:abstractNumId w:val="5"/>
   </w:num>
   <w:num w:numId="8" w16cid:durableId="1495410319">
-    <w:abstractNumId w:val="12"/>
+    <w:abstractNumId w:val="13"/>
   </w:num>
   <w:num w:numId="9" w16cid:durableId="2100708781">
-    <w:abstractNumId w:val="15"/>
+    <w:abstractNumId w:val="16"/>
   </w:num>
   <w:num w:numId="10" w16cid:durableId="1283001636">
     <w:abstractNumId w:val="9"/>
   </w:num>
   <w:num w:numId="11" w16cid:durableId="1052735785">
-    <w:abstractNumId w:val="13"/>
+    <w:abstractNumId w:val="14"/>
   </w:num>
   <w:num w:numId="12" w16cid:durableId="1826162295">
     <w:abstractNumId w:val="7"/>
@@ -23092,13 +26219,19 @@
     <w:abstractNumId w:val="1"/>
   </w:num>
   <w:num w:numId="14" w16cid:durableId="1948078740">
-    <w:abstractNumId w:val="14"/>
+    <w:abstractNumId w:val="15"/>
   </w:num>
   <w:num w:numId="15" w16cid:durableId="1140197563">
     <w:abstractNumId w:val="2"/>
   </w:num>
   <w:num w:numId="16" w16cid:durableId="442530829">
     <w:abstractNumId w:val="4"/>
+  </w:num>
+  <w:num w:numId="17" w16cid:durableId="2105571906">
+    <w:abstractNumId w:val="10"/>
+    <w:lvlOverride w:ilvl="0">
+      <w:startOverride w:val="1"/>
+    </w:lvlOverride>
   </w:num>
   <w:numIdMacAtCleanup w:val="16"/>
 </w:numbering>
@@ -23303,7 +26436,7 @@
     <w:lsdException w:name="Medium Shading 2 Accent 1" w:uiPriority="64"/>
     <w:lsdException w:name="Medium List 1 Accent 1" w:uiPriority="65"/>
     <w:lsdException w:name="Revision" w:semiHidden="1"/>
-    <w:lsdException w:name="List Paragraph" w:uiPriority="34" w:qFormat="1"/>
+    <w:lsdException w:name="List Paragraph" w:uiPriority="0" w:qFormat="1"/>
     <w:lsdException w:name="Quote" w:uiPriority="29" w:qFormat="1"/>
     <w:lsdException w:name="Intense Quote" w:uiPriority="30" w:qFormat="1"/>
     <w:lsdException w:name="Medium List 2 Accent 1" w:uiPriority="66"/>
@@ -23950,7 +27083,6 @@
   <w:style w:type="paragraph" w:styleId="Prrafodelista">
     <w:name w:val="List Paragraph"/>
     <w:basedOn w:val="Normal"/>
-    <w:uiPriority w:val="34"/>
     <w:qFormat/>
     <w:rsid w:val="00BC2D47"/>
     <w:pPr>
@@ -24262,6 +27394,34 @@
       </w:tcPr>
     </w:tblStylePr>
   </w:style>
+  <w:style w:type="paragraph" w:customStyle="1" w:styleId="isselectedend">
+    <w:name w:val="isselectedend"/>
+    <w:basedOn w:val="Normal"/>
+    <w:rsid w:val="00D82977"/>
+    <w:pPr>
+      <w:spacing w:before="100" w:beforeAutospacing="1" w:after="100" w:afterAutospacing="1" w:line="240" w:lineRule="auto"/>
+    </w:pPr>
+    <w:rPr>
+      <w:rFonts w:ascii="Times New Roman" w:eastAsia="Times New Roman" w:hAnsi="Times New Roman" w:cs="Times New Roman"/>
+      <w:kern w:val="0"/>
+      <w:sz w:val="24"/>
+      <w:szCs w:val="24"/>
+      <w:lang w:eastAsia="es-ES"/>
+      <w14:ligatures w14:val="none"/>
+    </w:rPr>
+  </w:style>
+  <w:style w:type="character" w:styleId="Hipervnculovisitado">
+    <w:name w:val="FollowedHyperlink"/>
+    <w:basedOn w:val="Fuentedeprrafopredeter"/>
+    <w:uiPriority w:val="99"/>
+    <w:semiHidden/>
+    <w:unhideWhenUsed/>
+    <w:rsid w:val="003D58EC"/>
+    <w:rPr>
+      <w:color w:val="96607D" w:themeColor="followedHyperlink"/>
+      <w:u w:val="single"/>
+    </w:rPr>
+  </w:style>
 </w:styles>
 </file>
 
@@ -24565,6 +27725,21 @@
 </file>
 
 <file path=customXml/item2.xml><?xml version="1.0" encoding="utf-8"?>
+<p:properties xmlns:p="http://schemas.microsoft.com/office/2006/metadata/properties" xmlns:xsi="http://www.w3.org/2001/XMLSchema-instance" xmlns:pc="http://schemas.microsoft.com/office/infopath/2007/PartnerControls">
+  <documentManagement/>
+</p:properties>
+</file>
+
+<file path=customXml/item3.xml><?xml version="1.0" encoding="utf-8"?>
+<?mso-contentType ?>
+<FormTemplates xmlns="http://schemas.microsoft.com/sharepoint/v3/contenttype/forms">
+  <Display>DocumentLibraryForm</Display>
+  <Edit>DocumentLibraryForm</Edit>
+  <New>DocumentLibraryForm</New>
+</FormTemplates>
+</file>
+
+<file path=customXml/item4.xml><?xml version="1.0" encoding="utf-8"?>
 <ct:contentTypeSchema xmlns:ct="http://schemas.microsoft.com/office/2006/metadata/contentType" xmlns:ma="http://schemas.microsoft.com/office/2006/metadata/properties/metaAttributes" ct:_="" ma:_="" ma:contentTypeName="Documento" ma:contentTypeID="0x0101003E64B964EE86E94E88810388061E4AC8" ma:contentTypeVersion="3" ma:contentTypeDescription="Crear nuevo documento." ma:contentTypeScope="" ma:versionID="3c755de4efb81f0959f76dfe4f7a563c">
   <xsd:schema xmlns:xsd="http://www.w3.org/2001/XMLSchema" xmlns:xs="http://www.w3.org/2001/XMLSchema" xmlns:p="http://schemas.microsoft.com/office/2006/metadata/properties" xmlns:ns2="72982a07-b385-426f-8f99-a9bd2486cbec" targetNamespace="http://schemas.microsoft.com/office/2006/metadata/properties" ma:root="true" ma:fieldsID="5f645ab2d71ed821d1fb93c6441734aa" ns2:_="">
     <xsd:import namespace="72982a07-b385-426f-8f99-a9bd2486cbec"/>
@@ -24702,21 +27877,6 @@
 </ct:contentTypeSchema>
 </file>
 
-<file path=customXml/item3.xml><?xml version="1.0" encoding="utf-8"?>
-<?mso-contentType ?>
-<FormTemplates xmlns="http://schemas.microsoft.com/sharepoint/v3/contenttype/forms">
-  <Display>DocumentLibraryForm</Display>
-  <Edit>DocumentLibraryForm</Edit>
-  <New>DocumentLibraryForm</New>
-</FormTemplates>
-</file>
-
-<file path=customXml/item4.xml><?xml version="1.0" encoding="utf-8"?>
-<p:properties xmlns:p="http://schemas.microsoft.com/office/2006/metadata/properties" xmlns:xsi="http://www.w3.org/2001/XMLSchema-instance" xmlns:pc="http://schemas.microsoft.com/office/infopath/2007/PartnerControls">
-  <documentManagement/>
-</p:properties>
-</file>
-
 <file path=customXml/itemProps1.xml><?xml version="1.0" encoding="utf-8"?>
 <ds:datastoreItem xmlns:ds="http://schemas.openxmlformats.org/officeDocument/2006/customXml" ds:itemID="{453714F8-FBC3-4DCC-8DCB-89BB58DCF76F}">
   <ds:schemaRefs>
@@ -24726,6 +27886,23 @@
 </file>
 
 <file path=customXml/itemProps2.xml><?xml version="1.0" encoding="utf-8"?>
+<ds:datastoreItem xmlns:ds="http://schemas.openxmlformats.org/officeDocument/2006/customXml" ds:itemID="{7F0B1298-25D5-45B9-909D-DD837044A49E}">
+  <ds:schemaRefs>
+    <ds:schemaRef ds:uri="http://schemas.microsoft.com/office/2006/metadata/properties"/>
+    <ds:schemaRef ds:uri="http://schemas.microsoft.com/office/infopath/2007/PartnerControls"/>
+  </ds:schemaRefs>
+</ds:datastoreItem>
+</file>
+
+<file path=customXml/itemProps3.xml><?xml version="1.0" encoding="utf-8"?>
+<ds:datastoreItem xmlns:ds="http://schemas.openxmlformats.org/officeDocument/2006/customXml" ds:itemID="{480B8420-1B48-4D23-8D6E-64373AC5070B}">
+  <ds:schemaRefs>
+    <ds:schemaRef ds:uri="http://schemas.microsoft.com/sharepoint/v3/contenttype/forms"/>
+  </ds:schemaRefs>
+</ds:datastoreItem>
+</file>
+
+<file path=customXml/itemProps4.xml><?xml version="1.0" encoding="utf-8"?>
 <ds:datastoreItem xmlns:ds="http://schemas.openxmlformats.org/officeDocument/2006/customXml" ds:itemID="{CAB20FFE-1E23-4B58-9D76-1835AB7D3BED}">
   <ds:schemaRefs>
     <ds:schemaRef ds:uri="http://schemas.microsoft.com/office/2006/metadata/contentType"/>
@@ -24741,21 +27918,4 @@
     <ds:schemaRef ds:uri="http://schemas.microsoft.com/internal/obd"/>
   </ds:schemaRefs>
 </ds:datastoreItem>
-</file>
-
-<file path=customXml/itemProps3.xml><?xml version="1.0" encoding="utf-8"?>
-<ds:datastoreItem xmlns:ds="http://schemas.openxmlformats.org/officeDocument/2006/customXml" ds:itemID="{480B8420-1B48-4D23-8D6E-64373AC5070B}">
-  <ds:schemaRefs>
-    <ds:schemaRef ds:uri="http://schemas.microsoft.com/sharepoint/v3/contenttype/forms"/>
-  </ds:schemaRefs>
-</ds:datastoreItem>
-</file>
-
-<file path=customXml/itemProps4.xml><?xml version="1.0" encoding="utf-8"?>
-<ds:datastoreItem xmlns:ds="http://schemas.openxmlformats.org/officeDocument/2006/customXml" ds:itemID="{7F0B1298-25D5-45B9-909D-DD837044A49E}">
-  <ds:schemaRefs>
-    <ds:schemaRef ds:uri="http://schemas.microsoft.com/office/2006/metadata/properties"/>
-    <ds:schemaRef ds:uri="http://schemas.microsoft.com/office/infopath/2007/PartnerControls"/>
-  </ds:schemaRefs>
-</ds:datastoreItem>
 </file>